--- a/transcripts/Thesis transcript Georgio Mosis.docx
+++ b/transcripts/Thesis transcript Georgio Mosis.docx
@@ -243,7 +243,13 @@
         <w:t xml:space="preserve"> </w:t>
       </w:r>
       <w:r>
-        <w:t xml:space="preserve">“This whole AI thing, how do we adopt, adapt- … and make it back?”</w:t>
+        <w:t xml:space="preserve">“</w:t>
+      </w:r>
+      <w:r>
+        <w:t xml:space="preserve">This whole AI thing, how do we adopt, adapt- … and make it back?</w:t>
+      </w:r>
+      <w:r>
+        <w:t xml:space="preserve">”</w:t>
       </w:r>
       <w:r>
         <w:t xml:space="preserve"> </w:t>
@@ -577,7 +583,13 @@
         <w:t xml:space="preserve"> </w:t>
       </w:r>
       <w:r>
-        <w:t xml:space="preserve">“What is the capital of France?”</w:t>
+        <w:t xml:space="preserve">“</w:t>
+      </w:r>
+      <w:r>
+        <w:t xml:space="preserve">What is the capital of France?</w:t>
+      </w:r>
+      <w:r>
+        <w:t xml:space="preserve">”</w:t>
       </w:r>
       <w:r>
         <w:t xml:space="preserve"> </w:t>
@@ -589,7 +601,13 @@
         <w:t xml:space="preserve"> </w:t>
       </w:r>
       <w:r>
-        <w:t xml:space="preserve">“I want you to look at Dan’s, uh, master thesis, and I want you to look at the business model of the project that he’s doing, and break that down into the value proposition, and also look at the profit loss,”</w:t>
+        <w:t xml:space="preserve">“</w:t>
+      </w:r>
+      <w:r>
+        <w:t xml:space="preserve">I want you to look at Dan’s, uh, master thesis, and I want you to look at the business model of the project that he’s doing, and break that down into the value proposition, and also look at the profit loss,</w:t>
+      </w:r>
+      <w:r>
+        <w:t xml:space="preserve">”</w:t>
       </w:r>
       <w:r>
         <w:t xml:space="preserve"> </w:t>
@@ -839,7 +857,13 @@
         <w:t xml:space="preserve"> </w:t>
       </w:r>
       <w:r>
-        <w:t xml:space="preserve">“Oh, we need a little bit more water. We need a bit more green light, red light, blue light.”</w:t>
+        <w:t xml:space="preserve">“</w:t>
+      </w:r>
+      <w:r>
+        <w:t xml:space="preserve">Oh, we need a little bit more water. We need a bit more green light, red light, blue light.</w:t>
+      </w:r>
+      <w:r>
+        <w:t xml:space="preserve">”</w:t>
       </w:r>
       <w:r>
         <w:t xml:space="preserve"> </w:t>
@@ -1313,7 +1337,13 @@
         <w:t xml:space="preserve"> </w:t>
       </w:r>
       <w:r>
-        <w:t xml:space="preserve">“After the email, call the person and thank them, and maybe ask questions.”</w:t>
+        <w:t xml:space="preserve">“</w:t>
+      </w:r>
+      <w:r>
+        <w:t xml:space="preserve">After the email, call the person and thank them, and maybe ask questions.</w:t>
+      </w:r>
+      <w:r>
+        <w:t xml:space="preserve">”</w:t>
       </w:r>
       <w:r>
         <w:t xml:space="preserve"> </w:t>
@@ -1325,7 +1355,13 @@
         <w:t xml:space="preserve"> </w:t>
       </w:r>
       <w:r>
-        <w:t xml:space="preserve">“Hey, Don, you signed up for the Kenniscafé. Do you want to go to all the workshops or just one?”</w:t>
+        <w:t xml:space="preserve">“</w:t>
+      </w:r>
+      <w:r>
+        <w:t xml:space="preserve">Hey, Don, you signed up for the Kenniscafé. Do you want to go to all the workshops or just one?</w:t>
+      </w:r>
+      <w:r>
+        <w:t xml:space="preserve">”</w:t>
       </w:r>
       <w:r>
         <w:t xml:space="preserve"> </w:t>
@@ -1337,7 +1373,13 @@
         <w:t xml:space="preserve"> </w:t>
       </w:r>
       <w:r>
-        <w:t xml:space="preserve">“Okay, thank you, well done, for all this, what you… done. Talk the following care,”</w:t>
+        <w:t xml:space="preserve">“</w:t>
+      </w:r>
+      <w:r>
+        <w:t xml:space="preserve">Okay, thank you, well done, for all this, what you… done. Talk the following care,</w:t>
+      </w:r>
+      <w:r>
+        <w:t xml:space="preserve">”</w:t>
       </w:r>
       <w:r>
         <w:t xml:space="preserve"> </w:t>
@@ -1475,7 +1517,13 @@
         <w:t xml:space="preserve"> </w:t>
       </w:r>
       <w:r>
-        <w:t xml:space="preserve">“Why are we creating all this stuff?”</w:t>
+        <w:t xml:space="preserve">“</w:t>
+      </w:r>
+      <w:r>
+        <w:t xml:space="preserve">Why are we creating all this stuff?</w:t>
+      </w:r>
+      <w:r>
+        <w:t xml:space="preserve">”</w:t>
       </w:r>
       <w:r>
         <w:t xml:space="preserve"> </w:t>
@@ -1515,7 +1563,13 @@
         <w:t xml:space="preserve"> </w:t>
       </w:r>
       <w:r>
-        <w:t xml:space="preserve">“Yeah, we fired ten people, but we’re still doing the same thing.”</w:t>
+        <w:t xml:space="preserve">“</w:t>
+      </w:r>
+      <w:r>
+        <w:t xml:space="preserve">Yeah, we fired ten people, but we’re still doing the same thing.</w:t>
+      </w:r>
+      <w:r>
+        <w:t xml:space="preserve">”</w:t>
       </w:r>
       <w:r>
         <w:t xml:space="preserve"> </w:t>
@@ -1611,7 +1665,13 @@
         <w:t xml:space="preserve"> </w:t>
       </w:r>
       <w:r>
-        <w:t xml:space="preserve">“How are you doing, Grandma? Everything okay?”</w:t>
+        <w:t xml:space="preserve">“</w:t>
+      </w:r>
+      <w:r>
+        <w:t xml:space="preserve">How are you doing, Grandma? Everything okay?</w:t>
+      </w:r>
+      <w:r>
+        <w:t xml:space="preserve">”</w:t>
       </w:r>
       <w:r>
         <w:t xml:space="preserve"> </w:t>
@@ -1735,7 +1795,13 @@
         <w:t xml:space="preserve"> </w:t>
       </w:r>
       <w:r>
-        <w:t xml:space="preserve">“Hey, my name is Dan. Does your name start with an L? Press one. Does your name start with a B? Press two.”</w:t>
+        <w:t xml:space="preserve">“</w:t>
+      </w:r>
+      <w:r>
+        <w:t xml:space="preserve">Hey, my name is Dan. Does your name start with an L? Press one. Does your name start with a B? Press two.</w:t>
+      </w:r>
+      <w:r>
+        <w:t xml:space="preserve">”</w:t>
       </w:r>
       <w:r>
         <w:t xml:space="preserve"> </w:t>
@@ -1761,7 +1827,13 @@
         <w:t xml:space="preserve"> </w:t>
       </w:r>
       <w:r>
-        <w:t xml:space="preserve">“Hey, I have a pain. I’m coming to the hospital, and I don’t wanna stand in front of a, a beautiful kiosk and pin my stuff.”</w:t>
+        <w:t xml:space="preserve">“</w:t>
+      </w:r>
+      <w:r>
+        <w:t xml:space="preserve">Hey, I have a pain. I’m coming to the hospital, and I don’t wanna stand in front of a, a beautiful kiosk and pin my stuff.</w:t>
+      </w:r>
+      <w:r>
+        <w:t xml:space="preserve">”</w:t>
       </w:r>
       <w:r>
         <w:t xml:space="preserve"> </w:t>
@@ -1773,7 +1845,13 @@
         <w:t xml:space="preserve"> </w:t>
       </w:r>
       <w:r>
-        <w:t xml:space="preserve">“Hello, who’s admitted?”</w:t>
+        <w:t xml:space="preserve">“</w:t>
+      </w:r>
+      <w:r>
+        <w:t xml:space="preserve">Hello, who’s admitted?</w:t>
+      </w:r>
+      <w:r>
+        <w:t xml:space="preserve">”</w:t>
       </w:r>
       <w:r>
         <w:t xml:space="preserve"> </w:t>
@@ -1953,7 +2031,13 @@
         <w:t xml:space="preserve"> </w:t>
       </w:r>
       <w:r>
-        <w:t xml:space="preserve">“Hey, I don’t need two of those guys, I need one, a junior, and he can do the same thing”</w:t>
+        <w:t xml:space="preserve">“</w:t>
+      </w:r>
+      <w:r>
+        <w:t xml:space="preserve">Hey, I don’t need two of those guys, I need one, a junior, and he can do the same thing</w:t>
+      </w:r>
+      <w:r>
+        <w:t xml:space="preserve">”</w:t>
       </w:r>
       <w:r>
         <w:t xml:space="preserve">- -it’s a fabulous business case. Um,</w:t>
@@ -2172,7 +2256,13 @@
         <w:t xml:space="preserve"> </w:t>
       </w:r>
       <w:r>
-        <w:t xml:space="preserve">“Okay, young person with AI, here’s the key to the, the big dogs. Let’s run.”</w:t>
+        <w:t xml:space="preserve">“</w:t>
+      </w:r>
+      <w:r>
+        <w:t xml:space="preserve">Okay, young person with AI, here’s the key to the, the big dogs. Let’s run.</w:t>
+      </w:r>
+      <w:r>
+        <w:t xml:space="preserve">”</w:t>
       </w:r>
       <w:r>
         <w:t xml:space="preserve">… So you see that cultural clash. I, I see it quite a bit, where young people have the feeling like,</w:t>
@@ -2181,7 +2271,13 @@
         <w:t xml:space="preserve"> </w:t>
       </w:r>
       <w:r>
-        <w:t xml:space="preserve">“Hey, I can do a lot with AI, but you guys are hindering me.”</w:t>
+        <w:t xml:space="preserve">“</w:t>
+      </w:r>
+      <w:r>
+        <w:t xml:space="preserve">Hey, I can do a lot with AI, but you guys are hindering me.</w:t>
+      </w:r>
+      <w:r>
+        <w:t xml:space="preserve">”</w:t>
       </w:r>
       <w:r>
         <w:t xml:space="preserve"> </w:t>
@@ -2193,7 +2289,13 @@
         <w:t xml:space="preserve"> </w:t>
       </w:r>
       <w:r>
-        <w:t xml:space="preserve">“These are not proven technologies. The, the, there’s privacy, security.”</w:t>
+        <w:t xml:space="preserve">“</w:t>
+      </w:r>
+      <w:r>
+        <w:t xml:space="preserve">These are not proven technologies. The, the, there’s privacy, security.</w:t>
+      </w:r>
+      <w:r>
+        <w:t xml:space="preserve">”</w:t>
       </w:r>
       <w:r>
         <w:t xml:space="preserve"> </w:t>
@@ -2205,7 +2307,13 @@
         <w:t xml:space="preserve"> </w:t>
       </w:r>
       <w:r>
-        <w:t xml:space="preserve">“Ah, this agent stuff,”</w:t>
+        <w:t xml:space="preserve">“</w:t>
+      </w:r>
+      <w:r>
+        <w:t xml:space="preserve">Ah, this agent stuff,</w:t>
+      </w:r>
+      <w:r>
+        <w:t xml:space="preserve">”</w:t>
       </w:r>
       <w:r>
         <w:t xml:space="preserve"> </w:t>
@@ -2217,7 +2325,13 @@
         <w:t xml:space="preserve"> </w:t>
       </w:r>
       <w:r>
-        <w:t xml:space="preserve">“We’re living in,”</w:t>
+        <w:t xml:space="preserve">“</w:t>
+      </w:r>
+      <w:r>
+        <w:t xml:space="preserve">We’re living in,</w:t>
+      </w:r>
+      <w:r>
+        <w:t xml:space="preserve">”</w:t>
       </w:r>
       <w:r>
         <w:t xml:space="preserve"> </w:t>
@@ -2467,7 +2581,13 @@
         <w:t xml:space="preserve"> </w:t>
       </w:r>
       <w:r>
-        <w:t xml:space="preserve">“Yeah, you can use AI,”</w:t>
+        <w:t xml:space="preserve">“</w:t>
+      </w:r>
+      <w:r>
+        <w:t xml:space="preserve">Yeah, you can use AI,</w:t>
+      </w:r>
+      <w:r>
+        <w:t xml:space="preserve">”</w:t>
       </w:r>
       <w:r>
         <w:t xml:space="preserve"> </w:t>
@@ -2479,7 +2599,13 @@
         <w:t xml:space="preserve"> </w:t>
       </w:r>
       <w:r>
-        <w:t xml:space="preserve">“Hey, Don, you stupid. Duh, it cannot be. Next time, you’re fired.”</w:t>
+        <w:t xml:space="preserve">“</w:t>
+      </w:r>
+      <w:r>
+        <w:t xml:space="preserve">Hey, Don, you stupid. Duh, it cannot be. Next time, you’re fired.</w:t>
+      </w:r>
+      <w:r>
+        <w:t xml:space="preserve">”</w:t>
       </w:r>
       <w:r>
         <w:t xml:space="preserve"> </w:t>
@@ -2533,7 +2659,13 @@
         <w:t xml:space="preserve"> </w:t>
       </w:r>
       <w:r>
-        <w:t xml:space="preserve">“Ha, we learned something that we will not do again. Yay! Let’s go buy a fly and cut it in pieces and eat it.”</w:t>
+        <w:t xml:space="preserve">“</w:t>
+      </w:r>
+      <w:r>
+        <w:t xml:space="preserve">Ha, we learned something that we will not do again. Yay! Let’s go buy a fly and cut it in pieces and eat it.</w:t>
+      </w:r>
+      <w:r>
+        <w:t xml:space="preserve">”</w:t>
       </w:r>
       <w:r>
         <w:t xml:space="preserve"> </w:t>
@@ -2587,7 +2719,13 @@
         <w:t xml:space="preserve"> </w:t>
       </w:r>
       <w:r>
-        <w:t xml:space="preserve">“Oh, my God, by the time we finish this project, there’ll be, like, another version of ChatGPT. This is not working.”</w:t>
+        <w:t xml:space="preserve">“</w:t>
+      </w:r>
+      <w:r>
+        <w:t xml:space="preserve">Oh, my God, by the time we finish this project, there’ll be, like, another version of ChatGPT. This is not working.</w:t>
+      </w:r>
+      <w:r>
+        <w:t xml:space="preserve">”</w:t>
       </w:r>
       <w:r>
         <w:t xml:space="preserve"> </w:t>
@@ -2599,7 +2737,13 @@
         <w:t xml:space="preserve"> </w:t>
       </w:r>
       <w:r>
-        <w:t xml:space="preserve">“Well, Daan, before you do this, I want you to talk to this, this, and this. Fill in this DPF format, uh, uh, Excel sheet, and bring it back to me. Oh, you didn’t fill this part? Go back.”</w:t>
+        <w:t xml:space="preserve">“</w:t>
+      </w:r>
+      <w:r>
+        <w:t xml:space="preserve">Well, Daan, before you do this, I want you to talk to this, this, and this. Fill in this DPF format, uh, uh, Excel sheet, and bring it back to me. Oh, you didn’t fill this part? Go back.</w:t>
+      </w:r>
+      <w:r>
+        <w:t xml:space="preserve">”</w:t>
       </w:r>
       <w:r>
         <w:t xml:space="preserve"> </w:t>
@@ -2611,7 +2755,13 @@
         <w:t xml:space="preserve"> </w:t>
       </w:r>
       <w:r>
-        <w:t xml:space="preserve">“Daan, I, I don’t know. Here’s a bag of money, go and figure it out. Try.”</w:t>
+        <w:t xml:space="preserve">“</w:t>
+      </w:r>
+      <w:r>
+        <w:t xml:space="preserve">Daan, I, I don’t know. Here’s a bag of money, go and figure it out. Try.</w:t>
+      </w:r>
+      <w:r>
+        <w:t xml:space="preserve">”</w:t>
       </w:r>
       <w:r>
         <w:t xml:space="preserve"> </w:t>
@@ -2623,7 +2773,13 @@
         <w:t xml:space="preserve"> </w:t>
       </w:r>
       <w:r>
-        <w:t xml:space="preserve">“Okay, yeah, mate, like…”</w:t>
+        <w:t xml:space="preserve">“</w:t>
+      </w:r>
+      <w:r>
+        <w:t xml:space="preserve">Okay, yeah, mate, like…</w:t>
+      </w:r>
+      <w:r>
+        <w:t xml:space="preserve">”</w:t>
       </w:r>
       <w:r>
         <w:t xml:space="preserve"> </w:t>
@@ -2691,7 +2847,13 @@
         <w:t xml:space="preserve"> </w:t>
       </w:r>
       <w:r>
-        <w:t xml:space="preserve">“We have a policy here that we forbid AI,”</w:t>
+        <w:t xml:space="preserve">“</w:t>
+      </w:r>
+      <w:r>
+        <w:t xml:space="preserve">We have a policy here that we forbid AI,</w:t>
+      </w:r>
+      <w:r>
+        <w:t xml:space="preserve">”</w:t>
       </w:r>
     </w:p>
     <w:p>
@@ -2711,7 +2873,13 @@
         <w:t xml:space="preserve"> </w:t>
       </w:r>
       <w:r>
-        <w:t xml:space="preserve">“We could do it, but you have to be careful. No information from the company should be in there. We should be super, very careful.”</w:t>
+        <w:t xml:space="preserve">“</w:t>
+      </w:r>
+      <w:r>
+        <w:t xml:space="preserve">We could do it, but you have to be careful. No information from the company should be in there. We should be super, very careful.</w:t>
+      </w:r>
+      <w:r>
+        <w:t xml:space="preserve">”</w:t>
       </w:r>
       <w:r>
         <w:t xml:space="preserve"> </w:t>
@@ -2723,7 +2891,13 @@
         <w:t xml:space="preserve"> </w:t>
       </w:r>
       <w:r>
-        <w:t xml:space="preserve">“Oh, there was a hack at Odido. There was a hack there.”</w:t>
+        <w:t xml:space="preserve">“</w:t>
+      </w:r>
+      <w:r>
+        <w:t xml:space="preserve">Oh, there was a hack at Odido. There was a hack there.</w:t>
+      </w:r>
+      <w:r>
+        <w:t xml:space="preserve">”</w:t>
       </w:r>
       <w:r>
         <w:t xml:space="preserve"> </w:t>
@@ -2735,7 +2909,13 @@
         <w:t xml:space="preserve"> </w:t>
       </w:r>
       <w:r>
-        <w:t xml:space="preserve">“Oh, my God, we have our data in an American cloud. What if Trump is mad and he stops everything?”</w:t>
+        <w:t xml:space="preserve">“</w:t>
+      </w:r>
+      <w:r>
+        <w:t xml:space="preserve">Oh, my God, we have our data in an American cloud. What if Trump is mad and he stops everything?</w:t>
+      </w:r>
+      <w:r>
+        <w:t xml:space="preserve">”</w:t>
       </w:r>
       <w:r>
         <w:t xml:space="preserve"> </w:t>
@@ -2747,7 +2927,13 @@
         <w:t xml:space="preserve"> </w:t>
       </w:r>
       <w:r>
-        <w:t xml:space="preserve">“Okay, Daan, you wanna do AI? Go and do AI, and you get a little bit of money. But- … if you fail, oh, my goodness!”</w:t>
+        <w:t xml:space="preserve">“</w:t>
+      </w:r>
+      <w:r>
+        <w:t xml:space="preserve">Okay, Daan, you wanna do AI? Go and do AI, and you get a little bit of money. But- … if you fail, oh, my goodness!</w:t>
+      </w:r>
+      <w:r>
+        <w:t xml:space="preserve">”</w:t>
       </w:r>
       <w:r>
         <w:t xml:space="preserve"> </w:t>
@@ -2843,7 +3029,13 @@
         <w:t xml:space="preserve"> </w:t>
       </w:r>
       <w:r>
-        <w:t xml:space="preserve">“Oh, you can write an article in one day? It takes us- … two weeks.”</w:t>
+        <w:t xml:space="preserve">“</w:t>
+      </w:r>
+      <w:r>
+        <w:t xml:space="preserve">Oh, you can write an article in one day? It takes us- … two weeks.</w:t>
+      </w:r>
+      <w:r>
+        <w:t xml:space="preserve">”</w:t>
       </w:r>
       <w:r>
         <w:t xml:space="preserve"> </w:t>
@@ -2855,7 +3047,13 @@
         <w:t xml:space="preserve"> </w:t>
       </w:r>
       <w:r>
-        <w:t xml:space="preserve">“Well, yeah, that’s AI-generated.”</w:t>
+        <w:t xml:space="preserve">“</w:t>
+      </w:r>
+      <w:r>
+        <w:t xml:space="preserve">Well, yeah, that’s AI-generated.</w:t>
+      </w:r>
+      <w:r>
+        <w:t xml:space="preserve">”</w:t>
       </w:r>
       <w:r>
         <w:t xml:space="preserve"> </w:t>
@@ -2867,7 +3065,13 @@
         <w:t xml:space="preserve"> </w:t>
       </w:r>
       <w:r>
-        <w:t xml:space="preserve">“Oh, my God, what kind of, what kind of academic are you?”</w:t>
+        <w:t xml:space="preserve">“</w:t>
+      </w:r>
+      <w:r>
+        <w:t xml:space="preserve">Oh, my God, what kind of, what kind of academic are you?</w:t>
+      </w:r>
+      <w:r>
+        <w:t xml:space="preserve">”</w:t>
       </w:r>
       <w:r>
         <w:t xml:space="preserve"> </w:t>
@@ -2879,7 +3083,13 @@
         <w:t xml:space="preserve"> </w:t>
       </w:r>
       <w:r>
-        <w:t xml:space="preserve">“Oh, you used AI.”</w:t>
+        <w:t xml:space="preserve">“</w:t>
+      </w:r>
+      <w:r>
+        <w:t xml:space="preserve">Oh, you used AI.</w:t>
+      </w:r>
+      <w:r>
+        <w:t xml:space="preserve">”</w:t>
       </w:r>
       <w:r>
         <w:t xml:space="preserve"> </w:t>
@@ -2891,7 +3101,13 @@
         <w:t xml:space="preserve"> </w:t>
       </w:r>
       <w:r>
-        <w:t xml:space="preserve">“Yeah, you, you’re not really good.”</w:t>
+        <w:t xml:space="preserve">“</w:t>
+      </w:r>
+      <w:r>
+        <w:t xml:space="preserve">Yeah, you, you’re not really good.</w:t>
+      </w:r>
+      <w:r>
+        <w:t xml:space="preserve">”</w:t>
       </w:r>
       <w:r>
         <w:t xml:space="preserve"> </w:t>
@@ -2959,7 +3175,13 @@
         <w:t xml:space="preserve"> </w:t>
       </w:r>
       <w:r>
-        <w:t xml:space="preserve">“I asked ChatGPT a question, and it gave me a wrong answer. Ah!”</w:t>
+        <w:t xml:space="preserve">“</w:t>
+      </w:r>
+      <w:r>
+        <w:t xml:space="preserve">I asked ChatGPT a question, and it gave me a wrong answer. Ah!</w:t>
+      </w:r>
+      <w:r>
+        <w:t xml:space="preserve">”</w:t>
       </w:r>
       <w:r>
         <w:t xml:space="preserve"> </w:t>
@@ -2971,7 +3193,13 @@
         <w:t xml:space="preserve"> </w:t>
       </w:r>
       <w:r>
-        <w:t xml:space="preserve">“Yeah, I asked that question, too,”</w:t>
+        <w:t xml:space="preserve">“</w:t>
+      </w:r>
+      <w:r>
+        <w:t xml:space="preserve">Yeah, I asked that question, too,</w:t>
+      </w:r>
+      <w:r>
+        <w:t xml:space="preserve">”</w:t>
       </w:r>
       <w:r>
         <w:t xml:space="preserve"> </w:t>
@@ -2983,7 +3211,13 @@
         <w:t xml:space="preserve"> </w:t>
       </w:r>
       <w:r>
-        <w:t xml:space="preserve">“No, I don’t like this answer, let’s move on.”</w:t>
+        <w:t xml:space="preserve">“</w:t>
+      </w:r>
+      <w:r>
+        <w:t xml:space="preserve">No, I don’t like this answer, let’s move on.</w:t>
+      </w:r>
+      <w:r>
+        <w:t xml:space="preserve">”</w:t>
       </w:r>
       <w:r>
         <w:t xml:space="preserve"> </w:t>
@@ -2995,7 +3229,13 @@
         <w:t xml:space="preserve"> </w:t>
       </w:r>
       <w:r>
-        <w:t xml:space="preserve">“The AI did it. I didn’t do it. I asked him a question, and he made a wrong answer.”</w:t>
+        <w:t xml:space="preserve">“</w:t>
+      </w:r>
+      <w:r>
+        <w:t xml:space="preserve">The AI did it. I didn’t do it. I asked him a question, and he made a wrong answer.</w:t>
+      </w:r>
+      <w:r>
+        <w:t xml:space="preserve">”</w:t>
       </w:r>
       <w:r>
         <w:t xml:space="preserve"> </w:t>
@@ -3007,7 +3247,13 @@
         <w:t xml:space="preserve"> </w:t>
       </w:r>
       <w:r>
-        <w:t xml:space="preserve">“AI makes me more efficient. I can write better. I’m dyslexic, but now I can write some good stuff without errors. [microphone rustling] That makes me better.”</w:t>
+        <w:t xml:space="preserve">“</w:t>
+      </w:r>
+      <w:r>
+        <w:t xml:space="preserve">AI makes me more efficient. I can write better. I’m dyslexic, but now I can write some good stuff without errors. [microphone rustling] That makes me better.</w:t>
+      </w:r>
+      <w:r>
+        <w:t xml:space="preserve">”</w:t>
       </w:r>
       <w:r>
         <w:t xml:space="preserve"> </w:t>
@@ -3481,7 +3727,13 @@
         <w:t xml:space="preserve"> </w:t>
       </w:r>
       <w:r>
-        <w:t xml:space="preserve">“Marketing,”</w:t>
+        <w:t xml:space="preserve">“</w:t>
+      </w:r>
+      <w:r>
+        <w:t xml:space="preserve">Marketing,</w:t>
+      </w:r>
+      <w:r>
+        <w:t xml:space="preserve">”</w:t>
       </w:r>
       <w:r>
         <w:t xml:space="preserve"> </w:t>
@@ -3535,7 +3787,13 @@
         <w:t xml:space="preserve"> </w:t>
       </w:r>
       <w:r>
-        <w:t xml:space="preserve">“No, we’re not gonna take your data.”</w:t>
+        <w:t xml:space="preserve">“</w:t>
+      </w:r>
+      <w:r>
+        <w:t xml:space="preserve">No, we’re not gonna take your data.</w:t>
+      </w:r>
+      <w:r>
+        <w:t xml:space="preserve">”</w:t>
       </w:r>
       <w:r>
         <w:t xml:space="preserve"> </w:t>
@@ -3939,7 +4197,13 @@
         <w:t xml:space="preserve"> </w:t>
       </w:r>
       <w:r>
-        <w:t xml:space="preserve">“Okay, he’s saying the right things,”</w:t>
+        <w:t xml:space="preserve">“</w:t>
+      </w:r>
+      <w:r>
+        <w:t xml:space="preserve">Okay, he’s saying the right things,</w:t>
+      </w:r>
+      <w:r>
+        <w:t xml:space="preserve">”</w:t>
       </w:r>
       <w:r>
         <w:t xml:space="preserve"> </w:t>
@@ -4175,7 +4439,13 @@
         <w:t xml:space="preserve"> </w:t>
       </w:r>
       <w:r>
-        <w:t xml:space="preserve">“Hey, talk to them because they are doing amazing things with AI, and it’s just good to get to know them because of doing good or whatever,”</w:t>
+        <w:t xml:space="preserve">“</w:t>
+      </w:r>
+      <w:r>
+        <w:t xml:space="preserve">Hey, talk to them because they are doing amazing things with AI, and it’s just good to get to know them because of doing good or whatever,</w:t>
+      </w:r>
+      <w:r>
+        <w:t xml:space="preserve">”</w:t>
       </w:r>
       <w:r>
         <w:t xml:space="preserve"> </w:t>
@@ -4422,11 +4692,7 @@
         <w:t xml:space="preserve">Bye-bye. [phone beeping]</w:t>
       </w:r>
     </w:p>
-    <w:sectPr>
-      <w:footnotePr>
-        <w:numRestart w:val="eachSect"/>
-      </w:footnotePr>
-    </w:sectPr>
+    <w:sectPr/>
   </w:body>
 </w:document>
 </file>
@@ -4457,14 +4723,14 @@
 <file path=word/numbering.xml><?xml version="1.0" encoding="utf-8"?>
 <w:numbering xmlns:w="http://schemas.openxmlformats.org/wordprocessingml/2006/main">
   <w:abstractNum w:abstractNumId="990">
-    <w:nsid w:val="0000A990"/>
+    <w:nsid w:val="A990"/>
     <w:multiLevelType w:val="multilevel"/>
     <w:lvl w:ilvl="0">
       <w:numFmt w:val="bullet"/>
       <w:lvlText w:val=" "/>
       <w:lvlJc w:val="left"/>
       <w:pPr>
-        <w:ind w:left="720" w:hanging="360"/>
+        <w:ind w:left="720" w:hanging="480"/>
       </w:pPr>
     </w:lvl>
     <w:lvl w:ilvl="1">
@@ -4472,7 +4738,7 @@
       <w:lvlText w:val=" "/>
       <w:lvlJc w:val="left"/>
       <w:pPr>
-        <w:ind w:left="1440" w:hanging="360"/>
+        <w:ind w:left="1440" w:hanging="480"/>
       </w:pPr>
     </w:lvl>
     <w:lvl w:ilvl="2">
@@ -4480,7 +4746,7 @@
       <w:lvlText w:val=" "/>
       <w:lvlJc w:val="left"/>
       <w:pPr>
-        <w:ind w:left="2160" w:hanging="360"/>
+        <w:ind w:left="2160" w:hanging="480"/>
       </w:pPr>
     </w:lvl>
     <w:lvl w:ilvl="3">
@@ -4488,7 +4754,7 @@
       <w:lvlText w:val=" "/>
       <w:lvlJc w:val="left"/>
       <w:pPr>
-        <w:ind w:left="2880" w:hanging="360"/>
+        <w:ind w:left="2880" w:hanging="480"/>
       </w:pPr>
     </w:lvl>
     <w:lvl w:ilvl="4">
@@ -4496,7 +4762,7 @@
       <w:lvlText w:val=" "/>
       <w:lvlJc w:val="left"/>
       <w:pPr>
-        <w:ind w:left="3600" w:hanging="360"/>
+        <w:ind w:left="3600" w:hanging="480"/>
       </w:pPr>
     </w:lvl>
     <w:lvl w:ilvl="5">
@@ -4504,7 +4770,7 @@
       <w:lvlText w:val=" "/>
       <w:lvlJc w:val="left"/>
       <w:pPr>
-        <w:ind w:left="4320" w:hanging="360"/>
+        <w:ind w:left="4320" w:hanging="480"/>
       </w:pPr>
     </w:lvl>
     <w:lvl w:ilvl="6">
@@ -4512,7 +4778,7 @@
       <w:lvlText w:val=" "/>
       <w:lvlJc w:val="left"/>
       <w:pPr>
-        <w:ind w:left="5040" w:hanging="360"/>
+        <w:ind w:left="5040" w:hanging="480"/>
       </w:pPr>
     </w:lvl>
     <w:lvl w:ilvl="7">
@@ -4520,7 +4786,7 @@
       <w:lvlText w:val=" "/>
       <w:lvlJc w:val="left"/>
       <w:pPr>
-        <w:ind w:left="5760" w:hanging="360"/>
+        <w:ind w:left="5760" w:hanging="480"/>
       </w:pPr>
     </w:lvl>
     <w:lvl w:ilvl="8">
@@ -4528,7 +4794,7 @@
       <w:lvlText w:val=" "/>
       <w:lvlJc w:val="left"/>
       <w:pPr>
-        <w:ind w:left="6480" w:hanging="360"/>
+        <w:ind w:left="6480" w:hanging="480"/>
       </w:pPr>
     </w:lvl>
   </w:abstractNum>
@@ -4543,10 +4809,10 @@
   <w:docDefaults>
     <w:rPrDefault>
       <w:rPr>
-        <w:rFonts w:asciiTheme="minorHAnsi" w:cstheme="minorBidi" w:eastAsiaTheme="minorEastAsia" w:hAnsiTheme="minorHAnsi"/>
+        <w:rFonts w:asciiTheme="minorHAnsi" w:cstheme="minorBidi" w:eastAsiaTheme="minorHAnsi" w:hAnsiTheme="minorHAnsi"/>
         <w:sz w:val="24"/>
         <w:szCs w:val="24"/>
-        <w:lang w:bidi="ar-SA" w:eastAsia="zh-CN" w:val="en-US"/>
+        <w:lang w:bidi="ar-SA" w:eastAsia="en-US" w:val="en-US"/>
       </w:rPr>
     </w:rPrDefault>
     <w:pPrDefault>
@@ -4564,10 +4830,10 @@
     <w:name w:val="Body Text"/>
     <w:basedOn w:val="Normal"/>
     <w:link w:val="BodyTextChar"/>
-    <w:qFormat/>
     <w:pPr>
       <w:spacing w:after="180" w:before="180"/>
     </w:pPr>
+    <w:qFormat/>
   </w:style>
   <w:style w:customStyle="1" w:styleId="FirstParagraph" w:type="paragraph">
     <w:name w:val="First Paragraph"/>
@@ -4587,94 +4853,57 @@
     <w:name w:val="Title"/>
     <w:basedOn w:val="Normal"/>
     <w:next w:val="BodyText"/>
-    <w:link w:val="TitleChar"/>
-    <w:uiPriority w:val="10"/>
     <w:qFormat/>
-    <w:rsid w:val="00A10FD9"/>
     <w:pPr>
-      <w:spacing w:after="80" w:line="240" w:lineRule="auto"/>
-      <w:contextualSpacing/>
+      <w:keepNext/>
+      <w:keepLines/>
+      <w:spacing w:after="240" w:before="480"/>
       <w:jc w:val="center"/>
     </w:pPr>
     <w:rPr>
       <w:rFonts w:asciiTheme="majorHAnsi" w:cstheme="majorBidi" w:eastAsiaTheme="majorEastAsia" w:hAnsiTheme="majorHAnsi"/>
-      <w:sz w:val="56"/>
-      <w:szCs w:val="56"/>
-    </w:rPr>
-  </w:style>
-  <w:style w:customStyle="1" w:styleId="TitleChar" w:type="character">
-    <w:name w:val="Title Char"/>
-    <w:basedOn w:val="DefaultParagraphFont"/>
-    <w:link w:val="Title"/>
-    <w:uiPriority w:val="10"/>
-    <w:rsid w:val="00A10FD9"/>
-    <w:rPr>
-      <w:rFonts w:asciiTheme="majorHAnsi" w:cstheme="majorBidi" w:eastAsiaTheme="majorEastAsia" w:hAnsiTheme="majorHAnsi"/>
-      <w:sz w:val="56"/>
-      <w:szCs w:val="56"/>
+      <w:b/>
+      <w:bCs/>
+      <w:color w:themeColor="accent1" w:themeShade="B5" w:val="345A8A"/>
+      <w:sz w:val="36"/>
+      <w:szCs w:val="36"/>
     </w:rPr>
   </w:style>
   <w:style w:styleId="Subtitle" w:type="paragraph">
     <w:name w:val="Subtitle"/>
-    <w:basedOn w:val="Title"/>
-    <w:next w:val="BodyText"/>
-    <w:link w:val="SubtitleChar"/>
-    <w:uiPriority w:val="11"/>
-    <w:qFormat/>
-    <w:rsid w:val="00A10FD9"/>
-    <w:pPr>
-      <w:numPr>
-        <w:ilvl w:val="1"/>
-      </w:numPr>
-    </w:pPr>
-    <w:rPr>
-      <w:rFonts w:cstheme="majorBidi" w:eastAsiaTheme="majorEastAsia"/>
-      <w:spacing w:val="15"/>
-      <w:sz w:val="28"/>
-      <w:szCs w:val="28"/>
-    </w:rPr>
-  </w:style>
-  <w:style w:customStyle="1" w:styleId="SubtitleChar" w:type="character">
-    <w:name w:val="Subtitle Char"/>
-    <w:basedOn w:val="DefaultParagraphFont"/>
-    <w:link w:val="Subtitle"/>
-    <w:uiPriority w:val="11"/>
-    <w:rsid w:val="00A10FD9"/>
-    <w:rPr>
-      <w:rFonts w:cstheme="majorBidi" w:eastAsiaTheme="majorEastAsia"/>
-      <w:color w:themeColor="text1" w:themeTint="A6" w:val="595959"/>
-      <w:spacing w:val="15"/>
-      <w:sz w:val="28"/>
-      <w:szCs w:val="28"/>
-    </w:rPr>
-  </w:style>
-  <w:style w:customStyle="1" w:styleId="Author" w:type="paragraph">
-    <w:name w:val="Author"/>
     <w:basedOn w:val="Title"/>
     <w:next w:val="BodyText"/>
     <w:qFormat/>
     <w:pPr>
       <w:keepNext/>
       <w:keepLines/>
+      <w:spacing w:after="240" w:before="240"/>
+      <w:jc w:val="center"/>
     </w:pPr>
     <w:rPr>
-      <w:sz w:val="24"/>
-      <w:szCs w:val="24"/>
+      <w:sz w:val="30"/>
+      <w:szCs w:val="30"/>
     </w:rPr>
   </w:style>
-  <w:style w:styleId="Date" w:type="paragraph">
-    <w:name w:val="Date"/>
-    <w:basedOn w:val="Title"/>
+  <w:style w:customStyle="1" w:styleId="Author" w:type="paragraph">
+    <w:name w:val="Author"/>
     <w:next w:val="BodyText"/>
     <w:qFormat/>
     <w:pPr>
       <w:keepNext/>
       <w:keepLines/>
+      <w:jc w:val="center"/>
     </w:pPr>
-    <w:rPr>
-      <w:sz w:val="24"/>
-      <w:szCs w:val="24"/>
-    </w:rPr>
+  </w:style>
+  <w:style w:styleId="Date" w:type="paragraph">
+    <w:name w:val="Date"/>
+    <w:next w:val="BodyText"/>
+    <w:qFormat/>
+    <w:pPr>
+      <w:keepNext/>
+      <w:keepLines/>
+      <w:jc w:val="center"/>
+    </w:pPr>
   </w:style>
   <w:style w:customStyle="1" w:styleId="AbstractTitle" w:type="paragraph">
     <w:name w:val="Abstract Title"/>
@@ -4684,13 +4913,15 @@
     <w:pPr>
       <w:keepNext/>
       <w:keepLines/>
+      <w:jc w:val="center"/>
       <w:spacing w:after="0" w:before="300"/>
-      <w:jc w:val="center"/>
     </w:pPr>
     <w:rPr>
-      <w:b/>
       <w:sz w:val="20"/>
       <w:szCs w:val="20"/>
+      <w:b/>
+      <w:color w:val="345A8A"/>
+      &gt;
     </w:rPr>
   </w:style>
   <w:style w:customStyle="1" w:styleId="Abstract" w:type="paragraph">
@@ -4717,321 +4948,191 @@
     <w:rPr/>
   </w:style>
   <w:style w:styleId="Heading1" w:type="paragraph">
-    <w:name w:val="heading 1"/>
+    <w:name w:val="Heading 1"/>
     <w:basedOn w:val="Normal"/>
     <w:next w:val="BodyText"/>
-    <w:link w:val="Heading1Char"/>
     <w:uiPriority w:val="9"/>
     <w:qFormat/>
-    <w:rsid w:val="00A10FD9"/>
     <w:pPr>
       <w:keepNext/>
       <w:keepLines/>
-      <w:spacing w:after="80" w:before="360"/>
+      <w:spacing w:after="0" w:before="480"/>
       <w:outlineLvl w:val="0"/>
     </w:pPr>
     <w:rPr>
       <w:rFonts w:asciiTheme="majorHAnsi" w:cstheme="majorBidi" w:eastAsiaTheme="majorEastAsia" w:hAnsiTheme="majorHAnsi"/>
-      <w:color w:themeColor="accent1" w:themeShade="BF" w:val="0F4761"/>
-      <w:sz w:val="40"/>
-      <w:szCs w:val="40"/>
+      <w:b/>
+      <w:bCs/>
+      <w:color w:themeColor="accent1" w:val="4F81BD"/>
+      <w:sz w:val="32"/>
+      <w:szCs w:val="32"/>
     </w:rPr>
   </w:style>
   <w:style w:styleId="Heading2" w:type="paragraph">
-    <w:name w:val="heading 2"/>
+    <w:name w:val="Heading 2"/>
     <w:basedOn w:val="Normal"/>
     <w:next w:val="BodyText"/>
-    <w:link w:val="Heading2Char"/>
     <w:uiPriority w:val="9"/>
-    <w:semiHidden/>
     <w:unhideWhenUsed/>
     <w:qFormat/>
-    <w:rsid w:val="00A10FD9"/>
     <w:pPr>
       <w:keepNext/>
       <w:keepLines/>
-      <w:spacing w:after="80" w:before="160"/>
+      <w:spacing w:after="0" w:before="200"/>
       <w:outlineLvl w:val="1"/>
     </w:pPr>
     <w:rPr>
       <w:rFonts w:asciiTheme="majorHAnsi" w:cstheme="majorBidi" w:eastAsiaTheme="majorEastAsia" w:hAnsiTheme="majorHAnsi"/>
-      <w:color w:themeColor="accent1" w:themeShade="BF" w:val="0F4761"/>
-      <w:sz w:val="32"/>
-      <w:szCs w:val="32"/>
+      <w:b/>
+      <w:bCs/>
+      <w:color w:themeColor="accent1" w:val="4F81BD"/>
+      <w:sz w:val="28"/>
+      <w:szCs w:val="28"/>
     </w:rPr>
   </w:style>
   <w:style w:styleId="Heading3" w:type="paragraph">
-    <w:name w:val="heading 3"/>
+    <w:name w:val="Heading 3"/>
     <w:basedOn w:val="Normal"/>
     <w:next w:val="BodyText"/>
-    <w:link w:val="Heading3Char"/>
     <w:uiPriority w:val="9"/>
-    <w:semiHidden/>
     <w:unhideWhenUsed/>
     <w:qFormat/>
-    <w:rsid w:val="00A10FD9"/>
     <w:pPr>
       <w:keepNext/>
       <w:keepLines/>
-      <w:spacing w:after="80" w:before="160"/>
+      <w:spacing w:after="0" w:before="200"/>
       <w:outlineLvl w:val="2"/>
     </w:pPr>
     <w:rPr>
-      <w:rFonts w:cstheme="majorBidi" w:eastAsiaTheme="majorEastAsia"/>
-      <w:color w:themeColor="accent1" w:themeShade="BF" w:val="0F4761"/>
-      <w:sz w:val="28"/>
-      <w:szCs w:val="28"/>
+      <w:rFonts w:asciiTheme="majorHAnsi" w:cstheme="majorBidi" w:eastAsiaTheme="majorEastAsia" w:hAnsiTheme="majorHAnsi"/>
+      <w:b/>
+      <w:bCs/>
+      <w:color w:themeColor="accent1" w:val="4F81BD"/>
+      <w:sz w:val="24"/>
+      <w:szCs w:val="24"/>
     </w:rPr>
   </w:style>
   <w:style w:styleId="Heading4" w:type="paragraph">
-    <w:name w:val="heading 4"/>
+    <w:name w:val="Heading 4"/>
     <w:basedOn w:val="Normal"/>
     <w:next w:val="BodyText"/>
-    <w:link w:val="Heading4Char"/>
     <w:uiPriority w:val="9"/>
-    <w:semiHidden/>
     <w:unhideWhenUsed/>
     <w:qFormat/>
-    <w:rsid w:val="00A10FD9"/>
     <w:pPr>
       <w:keepNext/>
       <w:keepLines/>
-      <w:spacing w:after="40" w:before="80"/>
+      <w:spacing w:after="0" w:before="200"/>
       <w:outlineLvl w:val="3"/>
     </w:pPr>
     <w:rPr>
-      <w:rFonts w:cstheme="majorBidi" w:eastAsiaTheme="majorEastAsia"/>
+      <w:rFonts w:asciiTheme="majorHAnsi" w:cstheme="majorBidi" w:eastAsiaTheme="majorEastAsia" w:hAnsiTheme="majorHAnsi"/>
       <w:i/>
-      <w:iCs/>
-      <w:color w:themeColor="accent1" w:themeShade="BF" w:val="0F4761"/>
+      <w:bCs/>
+      <w:color w:themeColor="accent1" w:val="4F81BD"/>
+      <w:sz w:val="24"/>
+      <w:szCs w:val="24"/>
     </w:rPr>
   </w:style>
   <w:style w:styleId="Heading5" w:type="paragraph">
-    <w:name w:val="heading 5"/>
+    <w:name w:val="Heading 5"/>
     <w:basedOn w:val="Normal"/>
     <w:next w:val="BodyText"/>
-    <w:link w:val="Heading5Char"/>
     <w:uiPriority w:val="9"/>
-    <w:semiHidden/>
     <w:unhideWhenUsed/>
     <w:qFormat/>
-    <w:rsid w:val="00A10FD9"/>
     <w:pPr>
       <w:keepNext/>
       <w:keepLines/>
-      <w:spacing w:after="40" w:before="80"/>
+      <w:spacing w:after="0" w:before="200"/>
       <w:outlineLvl w:val="4"/>
     </w:pPr>
     <w:rPr>
-      <w:rFonts w:cstheme="majorBidi" w:eastAsiaTheme="majorEastAsia"/>
-      <w:color w:themeColor="accent1" w:themeShade="BF" w:val="0F4761"/>
+      <w:rFonts w:asciiTheme="majorHAnsi" w:cstheme="majorBidi" w:eastAsiaTheme="majorEastAsia" w:hAnsiTheme="majorHAnsi"/>
+      <w:iCs/>
+      <w:color w:themeColor="accent1" w:val="4F81BD"/>
+      <w:sz w:val="24"/>
+      <w:szCs w:val="24"/>
     </w:rPr>
   </w:style>
   <w:style w:styleId="Heading6" w:type="paragraph">
-    <w:name w:val="heading 6"/>
+    <w:name w:val="Heading 6"/>
     <w:basedOn w:val="Normal"/>
     <w:next w:val="BodyText"/>
-    <w:link w:val="Heading6Char"/>
     <w:uiPriority w:val="9"/>
-    <w:semiHidden/>
     <w:unhideWhenUsed/>
     <w:qFormat/>
-    <w:rsid w:val="00A10FD9"/>
     <w:pPr>
       <w:keepNext/>
       <w:keepLines/>
-      <w:spacing w:after="0" w:before="40"/>
+      <w:spacing w:after="0" w:before="200"/>
       <w:outlineLvl w:val="5"/>
     </w:pPr>
     <w:rPr>
-      <w:rFonts w:cstheme="majorBidi" w:eastAsiaTheme="majorEastAsia"/>
-      <w:i/>
-      <w:iCs/>
-      <w:color w:themeColor="text1" w:themeTint="A6" w:val="595959"/>
+      <w:rFonts w:asciiTheme="majorHAnsi" w:cstheme="majorBidi" w:eastAsiaTheme="majorEastAsia" w:hAnsiTheme="majorHAnsi"/>
+      <w:color w:themeColor="accent1" w:val="4F81BD"/>
+      <w:sz w:val="24"/>
+      <w:szCs w:val="24"/>
     </w:rPr>
   </w:style>
   <w:style w:styleId="Heading7" w:type="paragraph">
-    <w:name w:val="heading 7"/>
+    <w:name w:val="Heading 7"/>
     <w:basedOn w:val="Normal"/>
     <w:next w:val="BodyText"/>
-    <w:link w:val="Heading7Char"/>
     <w:uiPriority w:val="9"/>
-    <w:semiHidden/>
     <w:unhideWhenUsed/>
     <w:qFormat/>
-    <w:rsid w:val="00A10FD9"/>
     <w:pPr>
       <w:keepNext/>
       <w:keepLines/>
-      <w:spacing w:after="0" w:before="40"/>
+      <w:spacing w:after="0" w:before="200"/>
       <w:outlineLvl w:val="6"/>
     </w:pPr>
     <w:rPr>
-      <w:rFonts w:cstheme="majorBidi" w:eastAsiaTheme="majorEastAsia"/>
-      <w:color w:themeColor="text1" w:themeTint="A6" w:val="595959"/>
+      <w:rFonts w:asciiTheme="majorHAnsi" w:cstheme="majorBidi" w:eastAsiaTheme="majorEastAsia" w:hAnsiTheme="majorHAnsi"/>
+      <w:color w:themeColor="accent1" w:val="4F81BD"/>
+      <w:sz w:val="24"/>
+      <w:szCs w:val="24"/>
     </w:rPr>
   </w:style>
   <w:style w:styleId="Heading8" w:type="paragraph">
-    <w:name w:val="heading 8"/>
+    <w:name w:val="Heading 8"/>
     <w:basedOn w:val="Normal"/>
     <w:next w:val="BodyText"/>
-    <w:link w:val="Heading8Char"/>
     <w:uiPriority w:val="9"/>
-    <w:semiHidden/>
     <w:unhideWhenUsed/>
     <w:qFormat/>
-    <w:rsid w:val="00A10FD9"/>
     <w:pPr>
       <w:keepNext/>
       <w:keepLines/>
-      <w:spacing w:after="0"/>
+      <w:spacing w:after="0" w:before="200"/>
       <w:outlineLvl w:val="7"/>
     </w:pPr>
     <w:rPr>
-      <w:rFonts w:cstheme="majorBidi" w:eastAsiaTheme="majorEastAsia"/>
-      <w:i/>
-      <w:iCs/>
-      <w:color w:themeColor="text1" w:themeTint="D8" w:val="272727"/>
+      <w:rFonts w:asciiTheme="majorHAnsi" w:cstheme="majorBidi" w:eastAsiaTheme="majorEastAsia" w:hAnsiTheme="majorHAnsi"/>
+      <w:color w:themeColor="accent1" w:val="4F81BD"/>
+      <w:sz w:val="24"/>
+      <w:szCs w:val="24"/>
     </w:rPr>
   </w:style>
   <w:style w:styleId="Heading9" w:type="paragraph">
-    <w:name w:val="heading 9"/>
+    <w:name w:val="Heading 9"/>
     <w:basedOn w:val="Normal"/>
     <w:next w:val="BodyText"/>
-    <w:link w:val="Heading9Char"/>
     <w:uiPriority w:val="9"/>
-    <w:semiHidden/>
     <w:unhideWhenUsed/>
     <w:qFormat/>
-    <w:rsid w:val="00A10FD9"/>
     <w:pPr>
       <w:keepNext/>
       <w:keepLines/>
-      <w:spacing w:after="0"/>
+      <w:spacing w:after="0" w:before="200"/>
       <w:outlineLvl w:val="8"/>
     </w:pPr>
     <w:rPr>
-      <w:rFonts w:cstheme="majorBidi" w:eastAsiaTheme="majorEastAsia"/>
-      <w:color w:themeColor="text1" w:themeTint="D8" w:val="272727"/>
-    </w:rPr>
-  </w:style>
-  <w:style w:customStyle="1" w:styleId="Heading1Char" w:type="character">
-    <w:name w:val="Heading 1 Char"/>
-    <w:basedOn w:val="DefaultParagraphFont"/>
-    <w:link w:val="Heading1"/>
-    <w:uiPriority w:val="9"/>
-    <w:rsid w:val="00A10FD9"/>
-    <w:rPr>
       <w:rFonts w:asciiTheme="majorHAnsi" w:cstheme="majorBidi" w:eastAsiaTheme="majorEastAsia" w:hAnsiTheme="majorHAnsi"/>
-      <w:color w:themeColor="accent1" w:themeShade="BF" w:val="0F4761"/>
-      <w:sz w:val="40"/>
-      <w:szCs w:val="40"/>
-    </w:rPr>
-  </w:style>
-  <w:style w:customStyle="1" w:styleId="Heading2Char" w:type="character">
-    <w:name w:val="Heading 2 Char"/>
-    <w:basedOn w:val="DefaultParagraphFont"/>
-    <w:link w:val="Heading2"/>
-    <w:uiPriority w:val="9"/>
-    <w:semiHidden/>
-    <w:rsid w:val="00A10FD9"/>
-    <w:rPr>
-      <w:rFonts w:asciiTheme="majorHAnsi" w:cstheme="majorBidi" w:eastAsiaTheme="majorEastAsia" w:hAnsiTheme="majorHAnsi"/>
-      <w:color w:themeColor="accent1" w:themeShade="BF" w:val="0F4761"/>
-      <w:sz w:val="32"/>
-      <w:szCs w:val="32"/>
-    </w:rPr>
-  </w:style>
-  <w:style w:customStyle="1" w:styleId="Heading3Char" w:type="character">
-    <w:name w:val="Heading 3 Char"/>
-    <w:basedOn w:val="DefaultParagraphFont"/>
-    <w:link w:val="Heading3"/>
-    <w:uiPriority w:val="9"/>
-    <w:semiHidden/>
-    <w:rsid w:val="00A10FD9"/>
-    <w:rPr>
-      <w:rFonts w:cstheme="majorBidi" w:eastAsiaTheme="majorEastAsia"/>
-      <w:color w:themeColor="accent1" w:themeShade="BF" w:val="0F4761"/>
-      <w:sz w:val="28"/>
-      <w:szCs w:val="28"/>
-    </w:rPr>
-  </w:style>
-  <w:style w:customStyle="1" w:styleId="Heading4Char" w:type="character">
-    <w:name w:val="Heading 4 Char"/>
-    <w:basedOn w:val="DefaultParagraphFont"/>
-    <w:link w:val="Heading4"/>
-    <w:uiPriority w:val="9"/>
-    <w:semiHidden/>
-    <w:rsid w:val="00A10FD9"/>
-    <w:rPr>
-      <w:rFonts w:cstheme="majorBidi" w:eastAsiaTheme="majorEastAsia"/>
-      <w:i/>
-      <w:iCs/>
-      <w:color w:themeColor="accent1" w:themeShade="BF" w:val="0F4761"/>
-    </w:rPr>
-  </w:style>
-  <w:style w:customStyle="1" w:styleId="Heading5Char" w:type="character">
-    <w:name w:val="Heading 5 Char"/>
-    <w:basedOn w:val="DefaultParagraphFont"/>
-    <w:link w:val="Heading5"/>
-    <w:uiPriority w:val="9"/>
-    <w:semiHidden/>
-    <w:rsid w:val="00A10FD9"/>
-    <w:rPr>
-      <w:rFonts w:cstheme="majorBidi" w:eastAsiaTheme="majorEastAsia"/>
-      <w:color w:themeColor="accent1" w:themeShade="BF" w:val="0F4761"/>
-    </w:rPr>
-  </w:style>
-  <w:style w:customStyle="1" w:styleId="Heading6Char" w:type="character">
-    <w:name w:val="Heading 6 Char"/>
-    <w:basedOn w:val="DefaultParagraphFont"/>
-    <w:link w:val="Heading6"/>
-    <w:uiPriority w:val="9"/>
-    <w:semiHidden/>
-    <w:rsid w:val="00A10FD9"/>
-    <w:rPr>
-      <w:rFonts w:cstheme="majorBidi" w:eastAsiaTheme="majorEastAsia"/>
-      <w:i/>
-      <w:iCs/>
-      <w:color w:themeColor="text1" w:themeTint="A6" w:val="595959"/>
-    </w:rPr>
-  </w:style>
-  <w:style w:customStyle="1" w:styleId="Heading7Char" w:type="character">
-    <w:name w:val="Heading 7 Char"/>
-    <w:basedOn w:val="DefaultParagraphFont"/>
-    <w:link w:val="Heading7"/>
-    <w:uiPriority w:val="9"/>
-    <w:semiHidden/>
-    <w:rsid w:val="00A10FD9"/>
-    <w:rPr>
-      <w:rFonts w:cstheme="majorBidi" w:eastAsiaTheme="majorEastAsia"/>
-      <w:color w:themeColor="text1" w:themeTint="A6" w:val="595959"/>
-    </w:rPr>
-  </w:style>
-  <w:style w:customStyle="1" w:styleId="Heading8Char" w:type="character">
-    <w:name w:val="Heading 8 Char"/>
-    <w:basedOn w:val="DefaultParagraphFont"/>
-    <w:link w:val="Heading8"/>
-    <w:uiPriority w:val="9"/>
-    <w:semiHidden/>
-    <w:rsid w:val="00A10FD9"/>
-    <w:rPr>
-      <w:rFonts w:cstheme="majorBidi" w:eastAsiaTheme="majorEastAsia"/>
-      <w:i/>
-      <w:iCs/>
-      <w:color w:themeColor="text1" w:themeTint="D8" w:val="272727"/>
-    </w:rPr>
-  </w:style>
-  <w:style w:customStyle="1" w:styleId="Heading9Char" w:type="character">
-    <w:name w:val="Heading 9 Char"/>
-    <w:basedOn w:val="DefaultParagraphFont"/>
-    <w:link w:val="Heading9"/>
-    <w:uiPriority w:val="9"/>
-    <w:semiHidden/>
-    <w:rsid w:val="00A10FD9"/>
-    <w:rPr>
-      <w:rFonts w:cstheme="majorBidi" w:eastAsiaTheme="majorEastAsia"/>
-      <w:color w:themeColor="text1" w:themeTint="D8" w:val="272727"/>
+      <w:color w:themeColor="accent1" w:val="4F81BD"/>
+      <w:sz w:val="24"/>
+      <w:szCs w:val="24"/>
     </w:rPr>
   </w:style>
   <w:style w:styleId="BlockText" w:type="paragraph">
@@ -5053,18 +5154,6 @@
     <w:uiPriority w:val="9"/>
     <w:unhideWhenUsed/>
     <w:qFormat/>
-  </w:style>
-  <w:style w:styleId="FootnoteBlockText" w:type="paragraph">
-    <w:name w:val="Footnote Block Text"/>
-    <w:basedOn w:val="FootnoteText"/>
-    <w:next w:val="FootnoteText"/>
-    <w:uiPriority w:val="9"/>
-    <w:unhideWhenUsed/>
-    <w:qFormat/>
-    <w:pPr>
-      <w:spacing w:after="100" w:before="100"/>
-      <w:ind w:firstLine="0" w:left="480" w:right="480"/>
-    </w:pPr>
   </w:style>
   <w:style w:default="1" w:styleId="DefaultParagraphFont" w:type="character">
     <w:name w:val="Default Paragraph Font"/>
@@ -5087,11 +5176,18 @@
       </w:tblCellMar>
     </w:tblPr>
     <w:tblStylePr w:type="firstRow">
+      <w:tblPr>
+        <w:jc w:val="left"/>
+        <w:tblInd w:type="dxa" w:w="0"/>
+      </w:tblPr>
+      <w:trPr>
+        <w:jc w:val="left"/>
+      </w:trPr>
       <w:tcPr>
+        <w:vAlign w:val="bottom"/>
         <w:tcBorders>
           <w:bottom w:val="single"/>
         </w:tcBorders>
-        <w:vAlign w:val="bottom"/>
       </w:tcPr>
     </w:tblStylePr>
   </w:style>
@@ -5206,8 +5302,8 @@
     <w:name w:val="KeywordTok"/>
     <w:basedOn w:val="VerbatimChar"/>
     <w:rPr>
+      <w:color w:val="007020"/>
       <w:b/>
-      <w:color w:val="007020"/>
     </w:rPr>
   </w:style>
   <w:style w:type="character" w:customStyle="1" w:styleId="DataTypeTok">
@@ -5284,42 +5380,42 @@
     <w:name w:val="ImportTok"/>
     <w:basedOn w:val="VerbatimChar"/>
     <w:rPr>
+      <w:color w:val="008000"/>
       <w:b/>
-      <w:color w:val="008000"/>
     </w:rPr>
   </w:style>
   <w:style w:type="character" w:customStyle="1" w:styleId="CommentTok">
     <w:name w:val="CommentTok"/>
     <w:basedOn w:val="VerbatimChar"/>
     <w:rPr>
+      <w:color w:val="60a0b0"/>
       <w:i/>
-      <w:color w:val="60a0b0"/>
     </w:rPr>
   </w:style>
   <w:style w:type="character" w:customStyle="1" w:styleId="DocumentationTok">
     <w:name w:val="DocumentationTok"/>
     <w:basedOn w:val="VerbatimChar"/>
     <w:rPr>
+      <w:color w:val="ba2121"/>
       <w:i/>
-      <w:color w:val="ba2121"/>
     </w:rPr>
   </w:style>
   <w:style w:type="character" w:customStyle="1" w:styleId="AnnotationTok">
     <w:name w:val="AnnotationTok"/>
     <w:basedOn w:val="VerbatimChar"/>
     <w:rPr>
+      <w:color w:val="60a0b0"/>
       <w:b/>
       <w:i/>
-      <w:color w:val="60a0b0"/>
     </w:rPr>
   </w:style>
   <w:style w:type="character" w:customStyle="1" w:styleId="CommentVarTok">
     <w:name w:val="CommentVarTok"/>
     <w:basedOn w:val="VerbatimChar"/>
     <w:rPr>
+      <w:color w:val="60a0b0"/>
       <w:b/>
       <w:i/>
-      <w:color w:val="60a0b0"/>
     </w:rPr>
   </w:style>
   <w:style w:type="character" w:customStyle="1" w:styleId="OtherTok">
@@ -5347,8 +5443,8 @@
     <w:name w:val="ControlFlowTok"/>
     <w:basedOn w:val="VerbatimChar"/>
     <w:rPr>
+      <w:color w:val="007020"/>
       <w:b/>
-      <w:color w:val="007020"/>
     </w:rPr>
   </w:style>
   <w:style w:type="character" w:customStyle="1" w:styleId="OperatorTok">
@@ -5393,34 +5489,34 @@
     <w:name w:val="InformationTok"/>
     <w:basedOn w:val="VerbatimChar"/>
     <w:rPr>
+      <w:color w:val="60a0b0"/>
       <w:b/>
       <w:i/>
-      <w:color w:val="60a0b0"/>
     </w:rPr>
   </w:style>
   <w:style w:type="character" w:customStyle="1" w:styleId="WarningTok">
     <w:name w:val="WarningTok"/>
     <w:basedOn w:val="VerbatimChar"/>
     <w:rPr>
+      <w:color w:val="60a0b0"/>
       <w:b/>
       <w:i/>
-      <w:color w:val="60a0b0"/>
     </w:rPr>
   </w:style>
   <w:style w:type="character" w:customStyle="1" w:styleId="AlertTok">
     <w:name w:val="AlertTok"/>
     <w:basedOn w:val="VerbatimChar"/>
     <w:rPr>
+      <w:color w:val="ff0000"/>
       <w:b/>
-      <w:color w:val="ff0000"/>
     </w:rPr>
   </w:style>
   <w:style w:type="character" w:customStyle="1" w:styleId="ErrorTok">
     <w:name w:val="ErrorTok"/>
     <w:basedOn w:val="VerbatimChar"/>
     <w:rPr>
+      <w:color w:val="ff0000"/>
       <w:b/>
-      <w:color w:val="ff0000"/>
     </w:rPr>
   </w:style>
   <w:style w:type="character" w:customStyle="1" w:styleId="NormalTok">
@@ -5442,44 +5538,44 @@
         <a:sysClr val="window" lastClr="FFFFFF"/>
       </a:lt1>
       <a:dk2>
-        <a:srgbClr val="0E2841"/>
+        <a:srgbClr val="1F497D"/>
       </a:dk2>
       <a:lt2>
-        <a:srgbClr val="E8E8E8"/>
+        <a:srgbClr val="EEECE1"/>
       </a:lt2>
       <a:accent1>
-        <a:srgbClr val="156082"/>
+        <a:srgbClr val="4F81BD"/>
       </a:accent1>
       <a:accent2>
-        <a:srgbClr val="E97132"/>
+        <a:srgbClr val="C0504D"/>
       </a:accent2>
       <a:accent3>
-        <a:srgbClr val="196B24"/>
+        <a:srgbClr val="9BBB59"/>
       </a:accent3>
       <a:accent4>
-        <a:srgbClr val="0F9ED5"/>
+        <a:srgbClr val="8064A2"/>
       </a:accent4>
       <a:accent5>
-        <a:srgbClr val="A02B93"/>
+        <a:srgbClr val="4BACC6"/>
       </a:accent5>
       <a:accent6>
-        <a:srgbClr val="4EA72E"/>
+        <a:srgbClr val="F79646"/>
       </a:accent6>
       <a:hlink>
-        <a:srgbClr val="467886"/>
+        <a:srgbClr val="0000FF"/>
       </a:hlink>
       <a:folHlink>
-        <a:srgbClr val="96607D"/>
+        <a:srgbClr val="800080"/>
       </a:folHlink>
     </a:clrScheme>
     <a:fontScheme name="Office">
       <a:majorFont>
-        <a:latin typeface="Aptos Display" panose="02110004020202020204"/>
+        <a:latin typeface="Calibri"/>
         <a:ea typeface=""/>
         <a:cs typeface=""/>
-        <a:font script="Jpan" typeface="游ゴシック Light"/>
+        <a:font script="Jpan" typeface="ＭＳ ゴシック"/>
         <a:font script="Hang" typeface="맑은 고딕"/>
-        <a:font script="Hans" typeface="等线 Light"/>
+        <a:font script="Hans" typeface="宋体"/>
         <a:font script="Hant" typeface="新細明體"/>
         <a:font script="Arab" typeface="Times New Roman"/>
         <a:font script="Hebr" typeface="Times New Roman"/>
@@ -5506,32 +5602,14 @@
         <a:font script="Mong" typeface="Mongolian Baiti"/>
         <a:font script="Viet" typeface="Times New Roman"/>
         <a:font script="Uigh" typeface="Microsoft Uighur"/>
-        <a:font script="Geor" typeface="Sylfaen"/>
-        <a:font script="Armn" typeface="Arial"/>
-        <a:font script="Bugi" typeface="Leelawadee UI"/>
-        <a:font script="Bopo" typeface="Microsoft JhengHei"/>
-        <a:font script="Java" typeface="Javanese Text"/>
-        <a:font script="Lisu" typeface="Segoe UI"/>
-        <a:font script="Mymr" typeface="Myanmar Text"/>
-        <a:font script="Nkoo" typeface="Ebrima"/>
-        <a:font script="Olck" typeface="Nirmala UI"/>
-        <a:font script="Osma" typeface="Ebrima"/>
-        <a:font script="Phag" typeface="Phagspa"/>
-        <a:font script="Syrn" typeface="Estrangelo Edessa"/>
-        <a:font script="Syrj" typeface="Estrangelo Edessa"/>
-        <a:font script="Syre" typeface="Estrangelo Edessa"/>
-        <a:font script="Sora" typeface="Nirmala UI"/>
-        <a:font script="Tale" typeface="Microsoft Tai Le"/>
-        <a:font script="Talu" typeface="Microsoft New Tai Lue"/>
-        <a:font script="Tfng" typeface="Ebrima"/>
       </a:majorFont>
       <a:minorFont>
-        <a:latin typeface="Aptos" panose="02110004020202020204"/>
+        <a:latin typeface="Cambria"/>
         <a:ea typeface=""/>
         <a:cs typeface=""/>
-        <a:font script="Jpan" typeface="游明朝"/>
+        <a:font script="Jpan" typeface="ＭＳ 明朝"/>
         <a:font script="Hang" typeface="맑은 고딕"/>
-        <a:font script="Hans" typeface="等线"/>
+        <a:font script="Hans" typeface="宋体"/>
         <a:font script="Hant" typeface="新細明體"/>
         <a:font script="Arab" typeface="Arial"/>
         <a:font script="Hebr" typeface="Arial"/>
@@ -5558,24 +5636,6 @@
         <a:font script="Mong" typeface="Mongolian Baiti"/>
         <a:font script="Viet" typeface="Arial"/>
         <a:font script="Uigh" typeface="Microsoft Uighur"/>
-        <a:font script="Geor" typeface="Sylfaen"/>
-        <a:font script="Armn" typeface="Arial"/>
-        <a:font script="Bugi" typeface="Leelawadee UI"/>
-        <a:font script="Bopo" typeface="Microsoft JhengHei"/>
-        <a:font script="Java" typeface="Javanese Text"/>
-        <a:font script="Lisu" typeface="Segoe UI"/>
-        <a:font script="Mymr" typeface="Myanmar Text"/>
-        <a:font script="Nkoo" typeface="Ebrima"/>
-        <a:font script="Olck" typeface="Nirmala UI"/>
-        <a:font script="Osma" typeface="Ebrima"/>
-        <a:font script="Phag" typeface="Phagspa"/>
-        <a:font script="Syrn" typeface="Estrangelo Edessa"/>
-        <a:font script="Syrj" typeface="Estrangelo Edessa"/>
-        <a:font script="Syre" typeface="Estrangelo Edessa"/>
-        <a:font script="Sora" typeface="Nirmala UI"/>
-        <a:font script="Tale" typeface="Microsoft Tai Le"/>
-        <a:font script="Talu" typeface="Microsoft New Tai Lue"/>
-        <a:font script="Tfng" typeface="Ebrima"/>
       </a:minorFont>
     </a:fontScheme>
     <a:fmtScheme name="Office">
@@ -5587,141 +5647,200 @@
           <a:gsLst>
             <a:gs pos="0">
               <a:schemeClr val="phClr">
-                <a:lumMod val="110000"/>
-                <a:satMod val="105000"/>
-                <a:tint val="67000"/>
+                <a:tint val="50000"/>
+                <a:satMod val="300000"/>
               </a:schemeClr>
             </a:gs>
-            <a:gs pos="50000">
+            <a:gs pos="35000">
               <a:schemeClr val="phClr">
-                <a:lumMod val="105000"/>
-                <a:satMod val="103000"/>
-                <a:tint val="73000"/>
+                <a:tint val="37000"/>
+                <a:satMod val="300000"/>
               </a:schemeClr>
             </a:gs>
             <a:gs pos="100000">
               <a:schemeClr val="phClr">
-                <a:lumMod val="105000"/>
-                <a:satMod val="109000"/>
-                <a:tint val="81000"/>
+                <a:tint val="15000"/>
+                <a:satMod val="350000"/>
               </a:schemeClr>
             </a:gs>
           </a:gsLst>
-          <a:lin ang="5400000" scaled="0"/>
+          <a:lin ang="16200000" scaled="1"/>
         </a:gradFill>
         <a:gradFill rotWithShape="1">
           <a:gsLst>
             <a:gs pos="0">
               <a:schemeClr val="phClr">
-                <a:satMod val="103000"/>
-                <a:lumMod val="102000"/>
-                <a:tint val="94000"/>
-              </a:schemeClr>
-            </a:gs>
-            <a:gs pos="50000">
-              <a:schemeClr val="phClr">
-                <a:satMod val="110000"/>
-                <a:lumMod val="100000"/>
+                <a:tint val="100000"/>
                 <a:shade val="100000"/>
+                <a:satMod val="130000"/>
               </a:schemeClr>
             </a:gs>
             <a:gs pos="100000">
               <a:schemeClr val="phClr">
-                <a:lumMod val="99000"/>
-                <a:satMod val="120000"/>
-                <a:shade val="78000"/>
+                <a:tint val="50000"/>
+                <a:shade val="100000"/>
+                <a:satMod val="350000"/>
               </a:schemeClr>
             </a:gs>
           </a:gsLst>
-          <a:lin ang="5400000" scaled="0"/>
+          <a:lin ang="16200000" scaled="0"/>
         </a:gradFill>
       </a:fillStyleLst>
       <a:lnStyleLst>
-        <a:ln w="6350" cap="flat" cmpd="sng" algn="ctr">
+        <a:ln w="9525" cap="flat" cmpd="sng" algn="ctr">
+          <a:solidFill>
+            <a:schemeClr val="phClr">
+              <a:shade val="95000"/>
+              <a:satMod val="105000"/>
+            </a:schemeClr>
+          </a:solidFill>
+          <a:prstDash val="solid"/>
+        </a:ln>
+        <a:ln w="25400" cap="flat" cmpd="sng" algn="ctr">
           <a:solidFill>
             <a:schemeClr val="phClr"/>
           </a:solidFill>
           <a:prstDash val="solid"/>
-          <a:miter lim="800000"/>
         </a:ln>
-        <a:ln w="12700" cap="flat" cmpd="sng" algn="ctr">
+        <a:ln w="38100" cap="flat" cmpd="sng" algn="ctr">
           <a:solidFill>
             <a:schemeClr val="phClr"/>
           </a:solidFill>
           <a:prstDash val="solid"/>
-          <a:miter lim="800000"/>
-        </a:ln>
-        <a:ln w="19050" cap="flat" cmpd="sng" algn="ctr">
-          <a:solidFill>
-            <a:schemeClr val="phClr"/>
-          </a:solidFill>
-          <a:prstDash val="solid"/>
-          <a:miter lim="800000"/>
         </a:ln>
       </a:lnStyleLst>
       <a:effectStyleLst>
         <a:effectStyle>
-          <a:effectLst/>
-        </a:effectStyle>
-        <a:effectStyle>
-          <a:effectLst/>
+          <a:effectLst>
+            <a:outerShdw blurRad="40000" dist="20000" dir="5400000" rotWithShape="0">
+              <a:srgbClr val="000000">
+                <a:alpha val="38000"/>
+              </a:srgbClr>
+            </a:outerShdw>
+          </a:effectLst>
         </a:effectStyle>
         <a:effectStyle>
           <a:effectLst>
-            <a:outerShdw blurRad="57150" dist="19050" dir="5400000" algn="ctr" rotWithShape="0">
+            <a:outerShdw blurRad="40000" dist="23000" dir="5400000" rotWithShape="0">
               <a:srgbClr val="000000">
-                <a:alpha val="63000"/>
+                <a:alpha val="35000"/>
               </a:srgbClr>
             </a:outerShdw>
           </a:effectLst>
+        </a:effectStyle>
+        <a:effectStyle>
+          <a:effectLst>
+            <a:outerShdw blurRad="40000" dist="23000" dir="5400000" rotWithShape="0">
+              <a:srgbClr val="000000">
+                <a:alpha val="35000"/>
+              </a:srgbClr>
+            </a:outerShdw>
+          </a:effectLst>
+          <a:scene3d>
+            <a:camera prst="orthographicFront">
+              <a:rot lat="0" lon="0" rev="0"/>
+            </a:camera>
+            <a:lightRig rig="threePt" dir="t">
+              <a:rot lat="0" lon="0" rev="1200000"/>
+            </a:lightRig>
+          </a:scene3d>
+          <a:sp3d>
+            <a:bevelT w="63500" h="25400"/>
+          </a:sp3d>
         </a:effectStyle>
       </a:effectStyleLst>
       <a:bgFillStyleLst>
         <a:solidFill>
           <a:schemeClr val="phClr"/>
         </a:solidFill>
-        <a:solidFill>
-          <a:schemeClr val="phClr">
-            <a:tint val="95000"/>
-            <a:satMod val="170000"/>
-          </a:schemeClr>
-        </a:solidFill>
         <a:gradFill rotWithShape="1">
           <a:gsLst>
             <a:gs pos="0">
               <a:schemeClr val="phClr">
-                <a:tint val="93000"/>
-                <a:satMod val="150000"/>
-                <a:shade val="98000"/>
-                <a:lumMod val="102000"/>
+                <a:tint val="40000"/>
+                <a:satMod val="350000"/>
               </a:schemeClr>
             </a:gs>
-            <a:gs pos="50000">
+            <a:gs pos="40000">
               <a:schemeClr val="phClr">
-                <a:tint val="98000"/>
-                <a:satMod val="130000"/>
-                <a:shade val="90000"/>
-                <a:lumMod val="103000"/>
+                <a:tint val="45000"/>
+                <a:shade val="99000"/>
+                <a:satMod val="350000"/>
               </a:schemeClr>
             </a:gs>
             <a:gs pos="100000">
               <a:schemeClr val="phClr">
-                <a:shade val="63000"/>
-                <a:satMod val="120000"/>
+                <a:shade val="20000"/>
+                <a:satMod val="255000"/>
               </a:schemeClr>
             </a:gs>
           </a:gsLst>
-          <a:lin ang="5400000" scaled="0"/>
+          <a:path path="circle">
+            <a:fillToRect l="50000" t="-80000" r="50000" b="180000"/>
+          </a:path>
+        </a:gradFill>
+        <a:gradFill rotWithShape="1">
+          <a:gsLst>
+            <a:gs pos="0">
+              <a:schemeClr val="phClr">
+                <a:tint val="80000"/>
+                <a:satMod val="300000"/>
+              </a:schemeClr>
+            </a:gs>
+            <a:gs pos="100000">
+              <a:schemeClr val="phClr">
+                <a:shade val="30000"/>
+                <a:satMod val="200000"/>
+              </a:schemeClr>
+            </a:gs>
+          </a:gsLst>
+          <a:path path="circle">
+            <a:fillToRect l="50000" t="50000" r="50000" b="50000"/>
+          </a:path>
         </a:gradFill>
       </a:bgFillStyleLst>
     </a:fmtScheme>
   </a:themeElements>
-  <a:objectDefaults/>
+  <a:objectDefaults>
+    <a:spDef>
+      <a:spPr/>
+      <a:bodyPr/>
+      <a:lstStyle/>
+      <a:style>
+        <a:lnRef idx="1">
+          <a:schemeClr val="accent1"/>
+        </a:lnRef>
+        <a:fillRef idx="3">
+          <a:schemeClr val="accent1"/>
+        </a:fillRef>
+        <a:effectRef idx="2">
+          <a:schemeClr val="accent1"/>
+        </a:effectRef>
+        <a:fontRef idx="minor">
+          <a:schemeClr val="lt1"/>
+        </a:fontRef>
+      </a:style>
+    </a:spDef>
+    <a:lnDef>
+      <a:spPr/>
+      <a:bodyPr/>
+      <a:lstStyle/>
+      <a:style>
+        <a:lnRef idx="2">
+          <a:schemeClr val="accent1"/>
+        </a:lnRef>
+        <a:fillRef idx="0">
+          <a:schemeClr val="accent1"/>
+        </a:fillRef>
+        <a:effectRef idx="1">
+          <a:schemeClr val="accent1"/>
+        </a:effectRef>
+        <a:fontRef idx="minor">
+          <a:schemeClr val="tx1"/>
+        </a:fontRef>
+      </a:style>
+    </a:lnDef>
+  </a:objectDefaults>
   <a:extraClrSchemeLst/>
-  <a:extLst>
-    <a:ext uri="{05A4C25C-085E-4340-85A3-A5531E510DB2}">
-      <thm15:themeFamily xmlns:thm15="http://schemas.microsoft.com/office/thememl/2012/main" name="Office Theme" id="{2E142A2C-CD16-42D6-873A-C26D2A0506FA}" vid="{1BDDFF52-6CD6-40A5-AB3C-68EB2F1E4D0A}"/>
-    </a:ext>
-  </a:extLst>
 </a:theme>
 </file>
--- a/transcripts/Thesis transcript Georgio Mosis.docx
+++ b/transcripts/Thesis transcript Georgio Mosis.docx
@@ -243,13 +243,7 @@
         <w:t xml:space="preserve"> </w:t>
       </w:r>
       <w:r>
-        <w:t xml:space="preserve">“</w:t>
-      </w:r>
-      <w:r>
-        <w:t xml:space="preserve">This whole AI thing, how do we adopt, adapt- … and make it back?</w:t>
-      </w:r>
-      <w:r>
-        <w:t xml:space="preserve">”</w:t>
+        <w:t xml:space="preserve">“This whole AI thing, how do we adopt, adapt- … and make it back?”</w:t>
       </w:r>
       <w:r>
         <w:t xml:space="preserve"> </w:t>
@@ -325,7 +319,7 @@
         <w:t xml:space="preserve"> </w:t>
       </w:r>
       <w:r>
-        <w:t xml:space="preserve">Very much. So when I talk AI, usually people think it’s about ChatGPTs, and everybody needs to come on Copilot. And I used to go with that flow, but now I really tell people the real truth. The new world is agentic AI and agents, and these things are smart enough to take away your tasks. So if your job is a bunch of tasks that can be automated, oh yeah, you’re going. I love agents. I’ve, uh, built agents. I even have a pending patent on agents. Oh, I’m also a scientist, by the way, I forgot to mention. That’s why I teach at Nyenrode, and I also teach at the University of Amsterdam. And I’ve been thinking about agents for a long time, so automating the thought process, the, the execution of complex tasks- … I’ve been working on that quite a bit, and I’m super enthusiastic. I might be a little bit biased on how far it can go, but I’m deep into cloud, uh, open cloud, all of that stuff. Yes.</w:t>
+        <w:t xml:space="preserve">Very much. So when I talk AI, usually people think it’s about ChatGPTs, and everybody needs to come on Copilot. And I used to go with that flow, but now I really tell people the real truth. The new world is agentic AI and agents, and these things are smart enough to take away your tasks. So if your job is a bunch of tasks that can be automated, oh yeah, you’re going. I love agents. I’ve, uh, built agents. I even have a pending patent on agents. Oh, I’m also a scientist, by the way, I forgot to mention. That’s why I teach at [company], and I also teach at the University of [location]. And I’ve been thinking about agents for a long time, so automating the thought process, the, the execution of complex tasks- … I’ve been working on that quite a bit, and I’m super enthusiastic. I might be a little bit biased on how far it can go, but I’m deep into cloud, uh, open cloud, all of that stuff. Yes.</w:t>
       </w:r>
     </w:p>
     <w:p>
@@ -381,7 +375,7 @@
         <w:t xml:space="preserve"> </w:t>
       </w:r>
       <w:r>
-        <w:t xml:space="preserve">So, um, generative AI. Let’s zoom first in into intelligence. I usually start with intelligence. Before you get to artificial, let’s look at intelligence, right? For me, intelligence is not one thing, it’s a multifaceted thing, right? You have linguistic intelligence. That’s language, talking, writing. You also have, uh, logical mathematical intelligence, calculations… uh, the mathematical ge- geo- geometry, et cetera. You also have spatial intelligence, knowing where, uh, north, south, west, navigate through London in all those small streets, that’s spatial intelligence. You also have interpersonal intelligence. How do you deal with people? From what I can tell, Dan, you’re a very, uh, interpersonal intelligent person. Friendly-</w:t>
+        <w:t xml:space="preserve">So, um, generative AI. Let’s zoom first in into intelligence. I usually start with intelligence. Before you get to artificial, let’s look at intelligence, right? For me, intelligence is not one thing, it’s a multifaceted thing, right? You have linguistic intelligence. That’s language, talking, writing. You also have, uh, logical mathematical intelligence, calculations… uh, the mathematical ge- geo- geometry, et cetera. You also have spatial intelligence, knowing where, uh, north, south, west, navigate through [location] in all those small streets, that’s spatial intelligence. You also have interpersonal intelligence. How do you deal with people? From what I can tell, Dan, you’re a very, uh, interpersonal intelligent person. Friendly-</w:t>
       </w:r>
     </w:p>
     <w:p>
@@ -465,7 +459,7 @@
         <w:t xml:space="preserve"> </w:t>
       </w:r>
       <w:r>
-        <w:t xml:space="preserve">Ah, I’m a very broad scientist. I’m a clinical epidemiologist, but I’m also a medical informatician. So in my past days, I used to work for Philips, uh, in Eindhoven, also in Boston and in China, and I used to be the principal scientist. So I had a lot of senior scientists, junior scientists, working on all kinds of things, and my specialty was really in the, the digital society. So it goes from data, algorithm, models, hardware, connectivity, the moral compass, user interaction, and I’m forgetting one.</w:t>
+        <w:t xml:space="preserve">Ah, I’m a very broad scientist. I’m a clinical epidemiologist, but I’m also a medical informatician. So in my past days, I used to work for [company], uh, in [location], also in [location] and in [location], and I used to be the principal scientist. So I had a lot of senior scientists, junior scientists, working on all kinds of things, and my specialty was really in the, the digital society. So it goes from data, algorithm, models, hardware, connectivity, the moral compass, user interaction, and I’m forgetting one.</w:t>
       </w:r>
     </w:p>
     <w:p>
@@ -535,21 +529,21 @@
         <w:t xml:space="preserve"> </w:t>
       </w:r>
       <w:r>
-        <w:t xml:space="preserve">… medical part of Philips?</w:t>
-      </w:r>
-    </w:p>
-    <w:p>
-      <w:pPr>
-        <w:pStyle w:val="FirstParagraph"/>
-      </w:pPr>
-      <w:r>
-        <w:t xml:space="preserve">[Them]</w:t>
-      </w:r>
-      <w:r>
-        <w:t xml:space="preserve"> </w:t>
-      </w:r>
-      <w:r>
-        <w:t xml:space="preserve">Absolutely. I was in Philips Healthcare, so we used to do a lot of healthcare AI, still do, but that is the most, uh, uh, regulated side of things, right? As you can imagine, you can’t just build a chatbot and throw it in healthcare. It needs to go through a lot of scrutiny. Yeah.</w:t>
+        <w:t xml:space="preserve">… medical part of [company]?</w:t>
+      </w:r>
+    </w:p>
+    <w:p>
+      <w:pPr>
+        <w:pStyle w:val="FirstParagraph"/>
+      </w:pPr>
+      <w:r>
+        <w:t xml:space="preserve">[Them]</w:t>
+      </w:r>
+      <w:r>
+        <w:t xml:space="preserve"> </w:t>
+      </w:r>
+      <w:r>
+        <w:t xml:space="preserve">Absolutely. I was in [company], so we used to do a lot of healthcare AI, still do, but that is the most, uh, uh, regulated side of things, right? As you can imagine, you can’t just build a chatbot and throw it in healthcare. It needs to go through a lot of scrutiny. Yeah.</w:t>
       </w:r>
     </w:p>
     <w:p>
@@ -583,13 +577,7 @@
         <w:t xml:space="preserve"> </w:t>
       </w:r>
       <w:r>
-        <w:t xml:space="preserve">“</w:t>
-      </w:r>
-      <w:r>
-        <w:t xml:space="preserve">What is the capital of France?</w:t>
-      </w:r>
-      <w:r>
-        <w:t xml:space="preserve">”</w:t>
+        <w:t xml:space="preserve">“What is the capital of France?”</w:t>
       </w:r>
       <w:r>
         <w:t xml:space="preserve"> </w:t>
@@ -601,13 +589,7 @@
         <w:t xml:space="preserve"> </w:t>
       </w:r>
       <w:r>
-        <w:t xml:space="preserve">“</w:t>
-      </w:r>
-      <w:r>
-        <w:t xml:space="preserve">I want you to look at Dan’s, uh, master thesis, and I want you to look at the business model of the project that he’s doing, and break that down into the value proposition, and also look at the profit loss,</w:t>
-      </w:r>
-      <w:r>
-        <w:t xml:space="preserve">”</w:t>
+        <w:t xml:space="preserve">“I want you to look at Dan’s, uh, master thesis, and I want you to look at the business model of the project that he’s doing, and break that down into the value proposition, and also look at the profit loss,”</w:t>
       </w:r>
       <w:r>
         <w:t xml:space="preserve"> </w:t>
@@ -823,7 +805,7 @@
         <w:t xml:space="preserve"> </w:t>
       </w:r>
       <w:r>
-        <w:t xml:space="preserve">Well, a good question, Daan. First is, uh, I look at strategy, because some people just wanna do the fancy thing just to use the fancy words. And when I look at strategy, I try to see if there are any, uh, aspect in the strategy where workflow is a point of attention, because agents typically work in workflows. You have some sort of a workflow that you can automate, where planning is required, acting is required, and maybe interaction with others is also required. So I look at workflows, um, I look at, uh, what the agent’s supposed to do, because, um… Well, there’s a couple of things, uh, uh, that I walk through: strategy, technology, the ethical, um, considerations, the risks- … and also the knowledge of the people managing the agent. These should always be, you know, checked before you can do it well. Now, mind you, I’m from the healthcare space and the financial space, where errors are super expensive. So we are a little bit more careful than just the agent to create some, you know, like, uh, I, I don’t know which industry, let’s say, uh, the law, where you can just create a, a NDA really quickly with an agent. We can’t do that in healthcare, uh, especially healthcare finance, ’cause it’s too sensitive. Yeah.</w:t>
+        <w:t xml:space="preserve">Well, a good question, [redacted]. First is, uh, I look at strategy, because some people just wanna do the fancy thing just to use the fancy words. And when I look at strategy, I try to see if there are any, uh, aspect in the strategy where workflow is a point of attention, because agents typically work in workflows. You have some sort of a workflow that you can automate, where planning is required, acting is required, and maybe interaction with others is also required. So I look at workflows, um, I look at, uh, what the agent’s supposed to do, because, um… Well, there’s a couple of things, uh, uh, that I walk through: strategy, technology, the ethical, um, considerations, the risks- … and also the knowledge of the people managing the agent. These should always be, you know, checked before you can do it well. Now, mind you, I’m from the healthcare space and the financial space, where errors are super expensive. So we are a little bit more careful than just the agent to create some, you know, like, uh, I, I don’t know which industry, let’s say, uh, the law, where you can just create a, a NDA really quickly with an agent. We can’t do that in healthcare, uh, especially healthcare finance, ’cause it’s too sensitive. Yeah.</w:t>
       </w:r>
     </w:p>
     <w:p>
@@ -851,19 +833,13 @@
         <w:t xml:space="preserve"> </w:t>
       </w:r>
       <w:r>
-        <w:t xml:space="preserve">Marketing? Yeah, usually that’s where it starts, right? Agents. Uh, I’ll give you a couple of use cases where I saw, uh, a few good agents, uh, in action. I used to work with a, um, a recruitment company for executives, and I gave them an awareness presentation, and then I did a small job for them where they wanted to automate their recruitment process. So basically, a agent i- uh, we made it totally agentic. The only thing they had to do was give a job description, and then we had an agent that could turn that into a, uh, a job description that would fit on LinkedIn, and they even post it. And they even collected data of who watched it, who’s interesting, et cetera. So that whole process was, uh, a- agentic. And not only that, when they have, let’s say, for one, um, for one job description, there’ll be, like, fifty applicants- … uh, they would also do the pre-matching and give an idea of who might be the best, uh, to interview first. They didn’t make the decision on who to interview, they just ranked the, uh, the people coming in. And that took away a lot of hassle for these people, and it really shortened their, you know, their time from, uh, job description to really hiring people. That’s the, that’s what the KPI was. That’s one good example of agents. What I also do, Daan, to give you an idea of the advanced version of agents, uh, this is a pending patent, but, uh, I think we can talk about it. Dutch patent. [clears throat] I started with University of Wageningen, where, uh, you know, in agriculture, we grow plants in these big, giant boxes, right? These are controlled environments, so it’s controlled agriculture. Now, within these boxes, there is a lot of sensors to basically create the atmosphere for the plants to grow optimally. Back in the day, it used to be a grower that needs to go,</w:t>
-      </w:r>
-      <w:r>
-        <w:t xml:space="preserve"> </w:t>
-      </w:r>
-      <w:r>
-        <w:t xml:space="preserve">“</w:t>
-      </w:r>
-      <w:r>
-        <w:t xml:space="preserve">Oh, we need a little bit more water. We need a bit more green light, red light, blue light.</w:t>
-      </w:r>
-      <w:r>
-        <w:t xml:space="preserve">”</w:t>
+        <w:t xml:space="preserve">Marketing? Yeah, usually that’s where it starts, right? Agents. Uh, I’ll give you a couple of use cases where I saw, uh, a few good agents, uh, in action. I used to work with a, um, a recruitment company for executives, and I gave them an awareness presentation, and then I did a small job for them where they wanted to automate their recruitment process. So basically, a agent i- uh, we made it totally agentic. The only thing they had to do was give a job description, and then we had an agent that could turn that into a, uh, a job description that would fit on LinkedIn, and they even post it. And they even collected data of who watched it, who’s interesting, et cetera. So that whole process was, uh, a- agentic. And not only that, when they have, let’s say, for one, um, for one job description, there’ll be, like, fifty applicants- … uh, they would also do the pre-matching and give an idea of who might be the best, uh, to interview first. They didn’t make the decision on who to interview, they just ranked the, uh, the people coming in. And that took away a lot of hassle for these people, and it really shortened their, you know, their time from, uh, job description to really hiring people. That’s the, that’s what the KPI was. That’s one good example of agents. What I also do, [redacted], to give you an idea of the advanced version of agents, uh, this is a pending patent, but, uh, I think we can talk about it. Dutch patent. [clears throat] I started with University of Wageningen, where, uh, you know, in agriculture, we grow plants in these big, giant boxes, right? These are controlled environments, so it’s controlled agriculture. Now, within these boxes, there is a lot of sensors to basically create the atmosphere for the plants to grow optimally. Back in the day, it used to be a grower that needs to go,</w:t>
+      </w:r>
+      <w:r>
+        <w:t xml:space="preserve"> </w:t>
+      </w:r>
+      <w:r>
+        <w:t xml:space="preserve">“Oh, we need a little bit more water. We need a bit more green light, red light, blue light.”</w:t>
       </w:r>
       <w:r>
         <w:t xml:space="preserve"> </w:t>
@@ -1191,7 +1167,7 @@
         <w:t xml:space="preserve"> </w:t>
       </w:r>
       <w:r>
-        <w:t xml:space="preserve">Got you. Okay, that’s a very good, uh, uh, zooming in there, Daan. So if we go to marketing-</w:t>
+        <w:t xml:space="preserve">Got you. Okay, that’s a very good, uh, uh, zooming in there, [redacted]. So if we go to marketing-</w:t>
       </w:r>
     </w:p>
     <w:p>
@@ -1247,7 +1223,7 @@
         <w:t xml:space="preserve"> </w:t>
       </w:r>
       <w:r>
-        <w:t xml:space="preserve">Yeah. Yeah, no, this is a very good point. So let’s zoom into marketing. And, uh, actually, one of my, uh, colleague just created a market research agent. For example, we have a, a new technology, and we wanna know which other company is doing the same. Now, typically, you would do some market intelligence, right? Go online- … find these company, look at their prices, et cetera. We created an agent for that, and it is agentic because it’s a continuous market intelligence tool. Now, how does it work? The– we call it probe. So there is a planning side of things, like we wanna know every, every company that is doing, for example, uh, transcription services. So that’s the plan. And tell us, uh, the market share, the pricing, et cetera, so we have good market intelligence. That’s the P. And then we have the R side of things, that’s research. So go online, find these market research organization, pull out them nicely, and make a dashboard to show who our competitors are- … and how well they’re doing. So you have the planning, research, and then you have the O. What was the O again? Tell me what the O was, because it’s a very, um… The O is organize. So you organize Dutch companies, uh, Belgium company, European companies, US companies, Chinese com- that’s the organize part. So you, you plan, you do the research, you organize, and then we evaluate. Like, not everybody’s in the same segment, so this evaluation part is, well, evaluate which one– which segment are we? High-end, low-end, mid-end, et cetera. And then the last part of it is build. You build the report or the dashboard to show us- … every day what’s the competitive situation look like. And that is all agentic, ’cause as you can imagine, these are multi-agent networks, right? So we have a, a purpose agent, a research agent, a organizing agent, a evaluation agent, and a build agent, and they all work together to create this dashboard. That’s marketing. Uh, that’s one thing that we do, uh, systematically, so market intelligence. Um,</w:t>
+        <w:t xml:space="preserve">Yeah. Yeah, no, this is a very good point. So let’s zoom into marketing. And, uh, actually, one of my, uh, colleague just created a market research agent. For example, we have a, a new technology, and we wanna know which other company is doing the same. Now, typically, you would do some market intelligence, right? Go online- … find these company, look at their prices, et cetera. We created an agent for that, and it is agentic because it’s a continuous market intelligence tool. Now, how does it work? The– we call it [product]. So there is a planning side of things, like we wanna know every, every company that is doing, for example, uh, transcription services. So that’s the plan. And tell us, uh, the market share, the pricing, et cetera, so we have good market intelligence. That’s the P. And then we have the R side of things, that’s research. So go online, find these market research organization, pull out them nicely, and make a dashboard to show who our competitors are- … and how well they’re doing. So you have the planning, research, and then you have the O. What was the O again? Tell me what the O was, because it’s a very, um… The O is organize. So you organize Dutch companies, uh, Belgium company, European companies, US companies, Chinese com- that’s the organize part. So you, you plan, you do the research, you organize, and then we evaluate. Like, not everybody’s in the same segment, so this evaluation part is, well, evaluate which one– which segment are we? High-end, low-end, mid-end, et cetera. And then the last part of it is build. You build the report or the dashboard to show us- … every day what’s the competitive situation look like. And that is all agentic, ’cause as you can imagine, these are multi-agent networks, right? So we have a, a purpose agent, a research agent, a organizing agent, a evaluation agent, and a build agent, and they all work together to create this dashboard. That’s marketing. Uh, that’s one thing that we do, uh, systematically, so market intelligence. Um,</w:t>
       </w:r>
     </w:p>
     <w:p>
@@ -1337,13 +1313,7 @@
         <w:t xml:space="preserve"> </w:t>
       </w:r>
       <w:r>
-        <w:t xml:space="preserve">“</w:t>
-      </w:r>
-      <w:r>
-        <w:t xml:space="preserve">After the email, call the person and thank them, and maybe ask questions.</w:t>
-      </w:r>
-      <w:r>
-        <w:t xml:space="preserve">”</w:t>
+        <w:t xml:space="preserve">“After the email, call the person and thank them, and maybe ask questions.”</w:t>
       </w:r>
       <w:r>
         <w:t xml:space="preserve"> </w:t>
@@ -1355,13 +1325,7 @@
         <w:t xml:space="preserve"> </w:t>
       </w:r>
       <w:r>
-        <w:t xml:space="preserve">“</w:t>
-      </w:r>
-      <w:r>
-        <w:t xml:space="preserve">Hey, Don, you signed up for the Kenniscafé. Do you want to go to all the workshops or just one?</w:t>
-      </w:r>
-      <w:r>
-        <w:t xml:space="preserve">”</w:t>
+        <w:t xml:space="preserve">“Hey, Don, you signed up for the Kenniscafé. Do you want to go to all the workshops or just one?”</w:t>
       </w:r>
       <w:r>
         <w:t xml:space="preserve"> </w:t>
@@ -1373,13 +1337,7 @@
         <w:t xml:space="preserve"> </w:t>
       </w:r>
       <w:r>
-        <w:t xml:space="preserve">“</w:t>
-      </w:r>
-      <w:r>
-        <w:t xml:space="preserve">Okay, thank you, well done, for all this, what you… done. Talk the following care,</w:t>
-      </w:r>
-      <w:r>
-        <w:t xml:space="preserve">”</w:t>
+        <w:t xml:space="preserve">“Okay, thank you, well done, for all this, what you… done. Talk the following care,”</w:t>
       </w:r>
       <w:r>
         <w:t xml:space="preserve"> </w:t>
@@ -1511,19 +1469,13 @@
         <w:t xml:space="preserve"> </w:t>
       </w:r>
       <w:r>
-        <w:t xml:space="preserve">That is a great observation, Daan, and you know why that’s the case? Um, in our case, we have to think of about the return on investment. We can’t just do AI because it’s very expensive, right? So we need to have a story for the CFO. So the chief marketing needs to say,</w:t>
-      </w:r>
-      <w:r>
-        <w:t xml:space="preserve"> </w:t>
-      </w:r>
-      <w:r>
-        <w:t xml:space="preserve">“</w:t>
-      </w:r>
-      <w:r>
-        <w:t xml:space="preserve">Why are we creating all this stuff?</w:t>
-      </w:r>
-      <w:r>
-        <w:t xml:space="preserve">”</w:t>
+        <w:t xml:space="preserve">That is a great observation, [redacted], and you know why that’s the case? Um, in our case, we have to think of about the return on investment. We can’t just do AI because it’s very expensive, right? So we need to have a story for the CFO. So the chief marketing needs to say,</w:t>
+      </w:r>
+      <w:r>
+        <w:t xml:space="preserve"> </w:t>
+      </w:r>
+      <w:r>
+        <w:t xml:space="preserve">“Why are we creating all this stuff?”</w:t>
       </w:r>
       <w:r>
         <w:t xml:space="preserve"> </w:t>
@@ -1557,19 +1509,13 @@
         <w:t xml:space="preserve"> </w:t>
       </w:r>
       <w:r>
-        <w:t xml:space="preserve">Great question again, Daan. Three buckets. One is top-line growth. We need to sell more of what we’re selling- … then you have a business case. So if the AI help us to sell more tickets to the Kenniscafé, great. And the second one is bottom-line efficiency. We do the same things with less resources because AI is helping us out, so you can show like,</w:t>
-      </w:r>
-      <w:r>
-        <w:t xml:space="preserve"> </w:t>
-      </w:r>
-      <w:r>
-        <w:t xml:space="preserve">“</w:t>
-      </w:r>
-      <w:r>
-        <w:t xml:space="preserve">Yeah, we fired ten people, but we’re still doing the same thing.</w:t>
-      </w:r>
-      <w:r>
-        <w:t xml:space="preserve">”</w:t>
+        <w:t xml:space="preserve">Great question again, [redacted]. Three buckets. One is top-line growth. We need to sell more of what we’re selling- … then you have a business case. So if the AI help us to sell more tickets to the Kenniscafé, great. And the second one is bottom-line efficiency. We do the same things with less resources because AI is helping us out, so you can show like,</w:t>
+      </w:r>
+      <w:r>
+        <w:t xml:space="preserve"> </w:t>
+      </w:r>
+      <w:r>
+        <w:t xml:space="preserve">“Yeah, we fired ten people, but we’re still doing the same thing.”</w:t>
       </w:r>
       <w:r>
         <w:t xml:space="preserve"> </w:t>
@@ -1665,13 +1611,7 @@
         <w:t xml:space="preserve"> </w:t>
       </w:r>
       <w:r>
-        <w:t xml:space="preserve">“</w:t>
-      </w:r>
-      <w:r>
-        <w:t xml:space="preserve">How are you doing, Grandma? Everything okay?</w:t>
-      </w:r>
-      <w:r>
-        <w:t xml:space="preserve">”</w:t>
+        <w:t xml:space="preserve">“How are you doing, Grandma? Everything okay?”</w:t>
       </w:r>
       <w:r>
         <w:t xml:space="preserve"> </w:t>
@@ -1795,13 +1735,7 @@
         <w:t xml:space="preserve"> </w:t>
       </w:r>
       <w:r>
-        <w:t xml:space="preserve">“</w:t>
-      </w:r>
-      <w:r>
-        <w:t xml:space="preserve">Hey, my name is Dan. Does your name start with an L? Press one. Does your name start with a B? Press two.</w:t>
-      </w:r>
-      <w:r>
-        <w:t xml:space="preserve">”</w:t>
+        <w:t xml:space="preserve">“Hey, my name is Dan. Does your name start with an L? Press one. Does your name start with a B? Press two.”</w:t>
       </w:r>
       <w:r>
         <w:t xml:space="preserve"> </w:t>
@@ -1827,13 +1761,7 @@
         <w:t xml:space="preserve"> </w:t>
       </w:r>
       <w:r>
-        <w:t xml:space="preserve">“</w:t>
-      </w:r>
-      <w:r>
-        <w:t xml:space="preserve">Hey, I have a pain. I’m coming to the hospital, and I don’t wanna stand in front of a, a beautiful kiosk and pin my stuff.</w:t>
-      </w:r>
-      <w:r>
-        <w:t xml:space="preserve">”</w:t>
+        <w:t xml:space="preserve">“Hey, I have a pain. I’m coming to the hospital, and I don’t wanna stand in front of a, a beautiful kiosk and pin my stuff.”</w:t>
       </w:r>
       <w:r>
         <w:t xml:space="preserve"> </w:t>
@@ -1845,13 +1773,7 @@
         <w:t xml:space="preserve"> </w:t>
       </w:r>
       <w:r>
-        <w:t xml:space="preserve">“</w:t>
-      </w:r>
-      <w:r>
-        <w:t xml:space="preserve">Hello, who’s admitted?</w:t>
-      </w:r>
-      <w:r>
-        <w:t xml:space="preserve">”</w:t>
+        <w:t xml:space="preserve">“Hello, who’s admitted?”</w:t>
       </w:r>
       <w:r>
         <w:t xml:space="preserve"> </w:t>
@@ -2031,13 +1953,7 @@
         <w:t xml:space="preserve"> </w:t>
       </w:r>
       <w:r>
-        <w:t xml:space="preserve">“</w:t>
-      </w:r>
-      <w:r>
-        <w:t xml:space="preserve">Hey, I don’t need two of those guys, I need one, a junior, and he can do the same thing</w:t>
-      </w:r>
-      <w:r>
-        <w:t xml:space="preserve">”</w:t>
+        <w:t xml:space="preserve">“Hey, I don’t need two of those guys, I need one, a junior, and he can do the same thing”</w:t>
       </w:r>
       <w:r>
         <w:t xml:space="preserve">- -it’s a fabulous business case. Um,</w:t>
@@ -2256,13 +2172,7 @@
         <w:t xml:space="preserve"> </w:t>
       </w:r>
       <w:r>
-        <w:t xml:space="preserve">“</w:t>
-      </w:r>
-      <w:r>
-        <w:t xml:space="preserve">Okay, young person with AI, here’s the key to the, the big dogs. Let’s run.</w:t>
-      </w:r>
-      <w:r>
-        <w:t xml:space="preserve">”</w:t>
+        <w:t xml:space="preserve">“Okay, young person with AI, here’s the key to the, the big dogs. Let’s run.”</w:t>
       </w:r>
       <w:r>
         <w:t xml:space="preserve">… So you see that cultural clash. I, I see it quite a bit, where young people have the feeling like,</w:t>
@@ -2271,13 +2181,7 @@
         <w:t xml:space="preserve"> </w:t>
       </w:r>
       <w:r>
-        <w:t xml:space="preserve">“</w:t>
-      </w:r>
-      <w:r>
-        <w:t xml:space="preserve">Hey, I can do a lot with AI, but you guys are hindering me.</w:t>
-      </w:r>
-      <w:r>
-        <w:t xml:space="preserve">”</w:t>
+        <w:t xml:space="preserve">“Hey, I can do a lot with AI, but you guys are hindering me.”</w:t>
       </w:r>
       <w:r>
         <w:t xml:space="preserve"> </w:t>
@@ -2289,13 +2193,7 @@
         <w:t xml:space="preserve"> </w:t>
       </w:r>
       <w:r>
-        <w:t xml:space="preserve">“</w:t>
-      </w:r>
-      <w:r>
-        <w:t xml:space="preserve">These are not proven technologies. The, the, there’s privacy, security.</w:t>
-      </w:r>
-      <w:r>
-        <w:t xml:space="preserve">”</w:t>
+        <w:t xml:space="preserve">“These are not proven technologies. The, the, there’s privacy, security.”</w:t>
       </w:r>
       <w:r>
         <w:t xml:space="preserve"> </w:t>
@@ -2307,13 +2205,7 @@
         <w:t xml:space="preserve"> </w:t>
       </w:r>
       <w:r>
-        <w:t xml:space="preserve">“</w:t>
-      </w:r>
-      <w:r>
-        <w:t xml:space="preserve">Ah, this agent stuff,</w:t>
-      </w:r>
-      <w:r>
-        <w:t xml:space="preserve">”</w:t>
+        <w:t xml:space="preserve">“Ah, this agent stuff,”</w:t>
       </w:r>
       <w:r>
         <w:t xml:space="preserve"> </w:t>
@@ -2325,13 +2217,7 @@
         <w:t xml:space="preserve"> </w:t>
       </w:r>
       <w:r>
-        <w:t xml:space="preserve">“</w:t>
-      </w:r>
-      <w:r>
-        <w:t xml:space="preserve">We’re living in,</w:t>
-      </w:r>
-      <w:r>
-        <w:t xml:space="preserve">”</w:t>
+        <w:t xml:space="preserve">“We’re living in,”</w:t>
       </w:r>
       <w:r>
         <w:t xml:space="preserve"> </w:t>
@@ -2581,13 +2467,7 @@
         <w:t xml:space="preserve"> </w:t>
       </w:r>
       <w:r>
-        <w:t xml:space="preserve">“</w:t>
-      </w:r>
-      <w:r>
-        <w:t xml:space="preserve">Yeah, you can use AI,</w:t>
-      </w:r>
-      <w:r>
-        <w:t xml:space="preserve">”</w:t>
+        <w:t xml:space="preserve">“Yeah, you can use AI,”</w:t>
       </w:r>
       <w:r>
         <w:t xml:space="preserve"> </w:t>
@@ -2599,13 +2479,7 @@
         <w:t xml:space="preserve"> </w:t>
       </w:r>
       <w:r>
-        <w:t xml:space="preserve">“</w:t>
-      </w:r>
-      <w:r>
-        <w:t xml:space="preserve">Hey, Don, you stupid. Duh, it cannot be. Next time, you’re fired.</w:t>
-      </w:r>
-      <w:r>
-        <w:t xml:space="preserve">”</w:t>
+        <w:t xml:space="preserve">“Hey, Don, you stupid. Duh, it cannot be. Next time, you’re fired.”</w:t>
       </w:r>
       <w:r>
         <w:t xml:space="preserve"> </w:t>
@@ -2659,13 +2533,7 @@
         <w:t xml:space="preserve"> </w:t>
       </w:r>
       <w:r>
-        <w:t xml:space="preserve">“</w:t>
-      </w:r>
-      <w:r>
-        <w:t xml:space="preserve">Ha, we learned something that we will not do again. Yay! Let’s go buy a fly and cut it in pieces and eat it.</w:t>
-      </w:r>
-      <w:r>
-        <w:t xml:space="preserve">”</w:t>
+        <w:t xml:space="preserve">“Ha, we learned something that we will not do again. Yay! Let’s go buy a fly and cut it in pieces and eat it.”</w:t>
       </w:r>
       <w:r>
         <w:t xml:space="preserve"> </w:t>
@@ -2719,13 +2587,7 @@
         <w:t xml:space="preserve"> </w:t>
       </w:r>
       <w:r>
-        <w:t xml:space="preserve">“</w:t>
-      </w:r>
-      <w:r>
-        <w:t xml:space="preserve">Oh, my God, by the time we finish this project, there’ll be, like, another version of ChatGPT. This is not working.</w:t>
-      </w:r>
-      <w:r>
-        <w:t xml:space="preserve">”</w:t>
+        <w:t xml:space="preserve">“Oh, my God, by the time we finish this project, there’ll be, like, another version of ChatGPT. This is not working.”</w:t>
       </w:r>
       <w:r>
         <w:t xml:space="preserve"> </w:t>
@@ -2737,13 +2599,7 @@
         <w:t xml:space="preserve"> </w:t>
       </w:r>
       <w:r>
-        <w:t xml:space="preserve">“</w:t>
-      </w:r>
-      <w:r>
-        <w:t xml:space="preserve">Well, Daan, before you do this, I want you to talk to this, this, and this. Fill in this DPF format, uh, uh, Excel sheet, and bring it back to me. Oh, you didn’t fill this part? Go back.</w:t>
-      </w:r>
-      <w:r>
-        <w:t xml:space="preserve">”</w:t>
+        <w:t xml:space="preserve">“Well, [redacted], before you do this, I want you to talk to this, this, and this. Fill in this DPF format, uh, uh, Excel sheet, and bring it back to me. Oh, you didn’t fill this part? Go back.”</w:t>
       </w:r>
       <w:r>
         <w:t xml:space="preserve"> </w:t>
@@ -2755,13 +2611,7 @@
         <w:t xml:space="preserve"> </w:t>
       </w:r>
       <w:r>
-        <w:t xml:space="preserve">“</w:t>
-      </w:r>
-      <w:r>
-        <w:t xml:space="preserve">Daan, I, I don’t know. Here’s a bag of money, go and figure it out. Try.</w:t>
-      </w:r>
-      <w:r>
-        <w:t xml:space="preserve">”</w:t>
+        <w:t xml:space="preserve">“[redacted], I, I don’t know. Here’s a bag of money, go and figure it out. Try.”</w:t>
       </w:r>
       <w:r>
         <w:t xml:space="preserve"> </w:t>
@@ -2773,13 +2623,7 @@
         <w:t xml:space="preserve"> </w:t>
       </w:r>
       <w:r>
-        <w:t xml:space="preserve">“</w:t>
-      </w:r>
-      <w:r>
-        <w:t xml:space="preserve">Okay, yeah, mate, like…</w:t>
-      </w:r>
-      <w:r>
-        <w:t xml:space="preserve">”</w:t>
+        <w:t xml:space="preserve">“Okay, yeah, mate, like…”</w:t>
       </w:r>
       <w:r>
         <w:t xml:space="preserve"> </w:t>
@@ -2841,19 +2685,13 @@
         <w:t xml:space="preserve"> </w:t>
       </w:r>
       <w:r>
-        <w:t xml:space="preserve">Oh, don’t get me started, Daan. Let’s start with the board. Then you’ll have a bunch of people that will come up with blight, uh, some sort of a- … policy.</w:t>
-      </w:r>
-      <w:r>
-        <w:t xml:space="preserve"> </w:t>
-      </w:r>
-      <w:r>
-        <w:t xml:space="preserve">“</w:t>
-      </w:r>
-      <w:r>
-        <w:t xml:space="preserve">We have a policy here that we forbid AI,</w:t>
-      </w:r>
-      <w:r>
-        <w:t xml:space="preserve">”</w:t>
+        <w:t xml:space="preserve">Oh, don’t get me started, [redacted]. Let’s start with the board. Then you’ll have a bunch of people that will come up with blight, uh, some sort of a- … policy.</w:t>
+      </w:r>
+      <w:r>
+        <w:t xml:space="preserve"> </w:t>
+      </w:r>
+      <w:r>
+        <w:t xml:space="preserve">“We have a policy here that we forbid AI,”</w:t>
       </w:r>
     </w:p>
     <w:p>
@@ -2873,13 +2711,7 @@
         <w:t xml:space="preserve"> </w:t>
       </w:r>
       <w:r>
-        <w:t xml:space="preserve">“</w:t>
-      </w:r>
-      <w:r>
-        <w:t xml:space="preserve">We could do it, but you have to be careful. No information from the company should be in there. We should be super, very careful.</w:t>
-      </w:r>
-      <w:r>
-        <w:t xml:space="preserve">”</w:t>
+        <w:t xml:space="preserve">“We could do it, but you have to be careful. No information from the company should be in there. We should be super, very careful.”</w:t>
       </w:r>
       <w:r>
         <w:t xml:space="preserve"> </w:t>
@@ -2891,13 +2723,7 @@
         <w:t xml:space="preserve"> </w:t>
       </w:r>
       <w:r>
-        <w:t xml:space="preserve">“</w:t>
-      </w:r>
-      <w:r>
-        <w:t xml:space="preserve">Oh, there was a hack at Odido. There was a hack there.</w:t>
-      </w:r>
-      <w:r>
-        <w:t xml:space="preserve">”</w:t>
+        <w:t xml:space="preserve">“Oh, there was a hack at [company]. There was a hack there.”</w:t>
       </w:r>
       <w:r>
         <w:t xml:space="preserve"> </w:t>
@@ -2909,13 +2735,7 @@
         <w:t xml:space="preserve"> </w:t>
       </w:r>
       <w:r>
-        <w:t xml:space="preserve">“</w:t>
-      </w:r>
-      <w:r>
-        <w:t xml:space="preserve">Oh, my God, we have our data in an American cloud. What if Trump is mad and he stops everything?</w:t>
-      </w:r>
-      <w:r>
-        <w:t xml:space="preserve">”</w:t>
+        <w:t xml:space="preserve">“Oh, my God, we have our data in an American cloud. What if Trump is mad and he stops everything?”</w:t>
       </w:r>
       <w:r>
         <w:t xml:space="preserve"> </w:t>
@@ -2927,13 +2747,7 @@
         <w:t xml:space="preserve"> </w:t>
       </w:r>
       <w:r>
-        <w:t xml:space="preserve">“</w:t>
-      </w:r>
-      <w:r>
-        <w:t xml:space="preserve">Okay, Daan, you wanna do AI? Go and do AI, and you get a little bit of money. But- … if you fail, oh, my goodness!</w:t>
-      </w:r>
-      <w:r>
-        <w:t xml:space="preserve">”</w:t>
+        <w:t xml:space="preserve">“Okay, [redacted], you wanna do AI? Go and do AI, and you get a little bit of money. But- … if you fail, oh, my goodness!”</w:t>
       </w:r>
       <w:r>
         <w:t xml:space="preserve"> </w:t>
@@ -3029,13 +2843,7 @@
         <w:t xml:space="preserve"> </w:t>
       </w:r>
       <w:r>
-        <w:t xml:space="preserve">“</w:t>
-      </w:r>
-      <w:r>
-        <w:t xml:space="preserve">Oh, you can write an article in one day? It takes us- … two weeks.</w:t>
-      </w:r>
-      <w:r>
-        <w:t xml:space="preserve">”</w:t>
+        <w:t xml:space="preserve">“Oh, you can write an article in one day? It takes us- … two weeks.”</w:t>
       </w:r>
       <w:r>
         <w:t xml:space="preserve"> </w:t>
@@ -3047,13 +2855,7 @@
         <w:t xml:space="preserve"> </w:t>
       </w:r>
       <w:r>
-        <w:t xml:space="preserve">“</w:t>
-      </w:r>
-      <w:r>
-        <w:t xml:space="preserve">Well, yeah, that’s AI-generated.</w:t>
-      </w:r>
-      <w:r>
-        <w:t xml:space="preserve">”</w:t>
+        <w:t xml:space="preserve">“Well, yeah, that’s AI-generated.”</w:t>
       </w:r>
       <w:r>
         <w:t xml:space="preserve"> </w:t>
@@ -3065,13 +2867,7 @@
         <w:t xml:space="preserve"> </w:t>
       </w:r>
       <w:r>
-        <w:t xml:space="preserve">“</w:t>
-      </w:r>
-      <w:r>
-        <w:t xml:space="preserve">Oh, my God, what kind of, what kind of academic are you?</w:t>
-      </w:r>
-      <w:r>
-        <w:t xml:space="preserve">”</w:t>
+        <w:t xml:space="preserve">“Oh, my God, what kind of, what kind of academic are you?”</w:t>
       </w:r>
       <w:r>
         <w:t xml:space="preserve"> </w:t>
@@ -3083,13 +2879,7 @@
         <w:t xml:space="preserve"> </w:t>
       </w:r>
       <w:r>
-        <w:t xml:space="preserve">“</w:t>
-      </w:r>
-      <w:r>
-        <w:t xml:space="preserve">Oh, you used AI.</w:t>
-      </w:r>
-      <w:r>
-        <w:t xml:space="preserve">”</w:t>
+        <w:t xml:space="preserve">“Oh, you used AI.”</w:t>
       </w:r>
       <w:r>
         <w:t xml:space="preserve"> </w:t>
@@ -3101,13 +2891,7 @@
         <w:t xml:space="preserve"> </w:t>
       </w:r>
       <w:r>
-        <w:t xml:space="preserve">“</w:t>
-      </w:r>
-      <w:r>
-        <w:t xml:space="preserve">Yeah, you, you’re not really good.</w:t>
-      </w:r>
-      <w:r>
-        <w:t xml:space="preserve">”</w:t>
+        <w:t xml:space="preserve">“Yeah, you, you’re not really good.”</w:t>
       </w:r>
       <w:r>
         <w:t xml:space="preserve"> </w:t>
@@ -3175,13 +2959,7 @@
         <w:t xml:space="preserve"> </w:t>
       </w:r>
       <w:r>
-        <w:t xml:space="preserve">“</w:t>
-      </w:r>
-      <w:r>
-        <w:t xml:space="preserve">I asked ChatGPT a question, and it gave me a wrong answer. Ah!</w:t>
-      </w:r>
-      <w:r>
-        <w:t xml:space="preserve">”</w:t>
+        <w:t xml:space="preserve">“I asked ChatGPT a question, and it gave me a wrong answer. Ah!”</w:t>
       </w:r>
       <w:r>
         <w:t xml:space="preserve"> </w:t>
@@ -3193,13 +2971,7 @@
         <w:t xml:space="preserve"> </w:t>
       </w:r>
       <w:r>
-        <w:t xml:space="preserve">“</w:t>
-      </w:r>
-      <w:r>
-        <w:t xml:space="preserve">Yeah, I asked that question, too,</w:t>
-      </w:r>
-      <w:r>
-        <w:t xml:space="preserve">”</w:t>
+        <w:t xml:space="preserve">“Yeah, I asked that question, too,”</w:t>
       </w:r>
       <w:r>
         <w:t xml:space="preserve"> </w:t>
@@ -3211,13 +2983,7 @@
         <w:t xml:space="preserve"> </w:t>
       </w:r>
       <w:r>
-        <w:t xml:space="preserve">“</w:t>
-      </w:r>
-      <w:r>
-        <w:t xml:space="preserve">No, I don’t like this answer, let’s move on.</w:t>
-      </w:r>
-      <w:r>
-        <w:t xml:space="preserve">”</w:t>
+        <w:t xml:space="preserve">“No, I don’t like this answer, let’s move on.”</w:t>
       </w:r>
       <w:r>
         <w:t xml:space="preserve"> </w:t>
@@ -3229,13 +2995,7 @@
         <w:t xml:space="preserve"> </w:t>
       </w:r>
       <w:r>
-        <w:t xml:space="preserve">“</w:t>
-      </w:r>
-      <w:r>
-        <w:t xml:space="preserve">The AI did it. I didn’t do it. I asked him a question, and he made a wrong answer.</w:t>
-      </w:r>
-      <w:r>
-        <w:t xml:space="preserve">”</w:t>
+        <w:t xml:space="preserve">“The AI did it. I didn’t do it. I asked him a question, and he made a wrong answer.”</w:t>
       </w:r>
       <w:r>
         <w:t xml:space="preserve"> </w:t>
@@ -3247,13 +3007,7 @@
         <w:t xml:space="preserve"> </w:t>
       </w:r>
       <w:r>
-        <w:t xml:space="preserve">“</w:t>
-      </w:r>
-      <w:r>
-        <w:t xml:space="preserve">AI makes me more efficient. I can write better. I’m dyslexic, but now I can write some good stuff without errors. [microphone rustling] That makes me better.</w:t>
-      </w:r>
-      <w:r>
-        <w:t xml:space="preserve">”</w:t>
+        <w:t xml:space="preserve">“AI makes me more efficient. I can write better. I’m dyslexic, but now I can write some good stuff without errors. [microphone rustling] That makes me better.”</w:t>
       </w:r>
       <w:r>
         <w:t xml:space="preserve"> </w:t>
@@ -3273,7 +3027,7 @@
         <w:t xml:space="preserve"> </w:t>
       </w:r>
       <w:r>
-        <w:t xml:space="preserve">Cool. Hey, and we’re out of time. I have some time to, to spend. Uh, I don’t know about you. Um, I think given the fact that, [microphone rustling] that this is research, and I’m also listening a bit, uh, it might be good to wrap that part up. But, um-</w:t>
+        <w:t xml:space="preserve">Cool. Hey, and we’re out of time. I have some time to, to spend. Uh, I don’t know [company]. Um, I think given the fact that, [microphone rustling] that this is research, and I’m also listening a bit, uh, it might be good to [company] that part up. But, um-</w:t>
       </w:r>
     </w:p>
     <w:p>
@@ -3329,7 +3083,7 @@
         <w:t xml:space="preserve"> </w:t>
       </w:r>
       <w:r>
-        <w:t xml:space="preserve">So may- maybe it’s just good to wrap that up. Uh, I’m happy with your results, uh, and I don’t know if, if we talk afterwards, if Dutch is better for you or English. I’m doing every… all the research in English, because I’m also interviewing a pe- a lot of people from outside of the Netherlands. So that’s great-</w:t>
+        <w:t xml:space="preserve">So may- maybe it’s just good to [company] that up. Uh, I’m happy with your results, uh, and I don’t know if, if we talk afterwards, if Dutch is better for you or English. I’m doing every… all the research in English, because I’m also interviewing a pe- a lot of people from outside of the Netherlands. So that’s great-</w:t>
       </w:r>
     </w:p>
     <w:p>
@@ -3727,13 +3481,7 @@
         <w:t xml:space="preserve"> </w:t>
       </w:r>
       <w:r>
-        <w:t xml:space="preserve">“</w:t>
-      </w:r>
-      <w:r>
-        <w:t xml:space="preserve">Marketing,</w:t>
-      </w:r>
-      <w:r>
-        <w:t xml:space="preserve">”</w:t>
+        <w:t xml:space="preserve">“Marketing,”</w:t>
       </w:r>
       <w:r>
         <w:t xml:space="preserve"> </w:t>
@@ -3787,13 +3535,7 @@
         <w:t xml:space="preserve"> </w:t>
       </w:r>
       <w:r>
-        <w:t xml:space="preserve">“</w:t>
-      </w:r>
-      <w:r>
-        <w:t xml:space="preserve">No, we’re not gonna take your data.</w:t>
-      </w:r>
-      <w:r>
-        <w:t xml:space="preserve">”</w:t>
+        <w:t xml:space="preserve">“No, we’re not gonna take your data.”</w:t>
       </w:r>
       <w:r>
         <w:t xml:space="preserve"> </w:t>
@@ -4197,13 +3939,7 @@
         <w:t xml:space="preserve"> </w:t>
       </w:r>
       <w:r>
-        <w:t xml:space="preserve">“</w:t>
-      </w:r>
-      <w:r>
-        <w:t xml:space="preserve">Okay, he’s saying the right things,</w:t>
-      </w:r>
-      <w:r>
-        <w:t xml:space="preserve">”</w:t>
+        <w:t xml:space="preserve">“Okay, he’s saying the right things,”</w:t>
       </w:r>
       <w:r>
         <w:t xml:space="preserve"> </w:t>
@@ -4439,13 +4175,7 @@
         <w:t xml:space="preserve"> </w:t>
       </w:r>
       <w:r>
-        <w:t xml:space="preserve">“</w:t>
-      </w:r>
-      <w:r>
-        <w:t xml:space="preserve">Hey, talk to them because they are doing amazing things with AI, and it’s just good to get to know them because of doing good or whatever,</w:t>
-      </w:r>
-      <w:r>
-        <w:t xml:space="preserve">”</w:t>
+        <w:t xml:space="preserve">“Hey, talk to them because they are doing amazing things with AI, and it’s just good to get to know them because of doing good or whatever,”</w:t>
       </w:r>
       <w:r>
         <w:t xml:space="preserve"> </w:t>
@@ -4692,7 +4422,11 @@
         <w:t xml:space="preserve">Bye-bye. [phone beeping]</w:t>
       </w:r>
     </w:p>
-    <w:sectPr/>
+    <w:sectPr>
+      <w:footnotePr>
+        <w:numRestart w:val="eachSect"/>
+      </w:footnotePr>
+    </w:sectPr>
   </w:body>
 </w:document>
 </file>
@@ -4723,14 +4457,14 @@
 <file path=word/numbering.xml><?xml version="1.0" encoding="utf-8"?>
 <w:numbering xmlns:w="http://schemas.openxmlformats.org/wordprocessingml/2006/main">
   <w:abstractNum w:abstractNumId="990">
-    <w:nsid w:val="A990"/>
+    <w:nsid w:val="0000A990"/>
     <w:multiLevelType w:val="multilevel"/>
     <w:lvl w:ilvl="0">
       <w:numFmt w:val="bullet"/>
       <w:lvlText w:val=" "/>
       <w:lvlJc w:val="left"/>
       <w:pPr>
-        <w:ind w:left="720" w:hanging="480"/>
+        <w:ind w:left="720" w:hanging="360"/>
       </w:pPr>
     </w:lvl>
     <w:lvl w:ilvl="1">
@@ -4738,7 +4472,7 @@
       <w:lvlText w:val=" "/>
       <w:lvlJc w:val="left"/>
       <w:pPr>
-        <w:ind w:left="1440" w:hanging="480"/>
+        <w:ind w:left="1440" w:hanging="360"/>
       </w:pPr>
     </w:lvl>
     <w:lvl w:ilvl="2">
@@ -4746,7 +4480,7 @@
       <w:lvlText w:val=" "/>
       <w:lvlJc w:val="left"/>
       <w:pPr>
-        <w:ind w:left="2160" w:hanging="480"/>
+        <w:ind w:left="2160" w:hanging="360"/>
       </w:pPr>
     </w:lvl>
     <w:lvl w:ilvl="3">
@@ -4754,7 +4488,7 @@
       <w:lvlText w:val=" "/>
       <w:lvlJc w:val="left"/>
       <w:pPr>
-        <w:ind w:left="2880" w:hanging="480"/>
+        <w:ind w:left="2880" w:hanging="360"/>
       </w:pPr>
     </w:lvl>
     <w:lvl w:ilvl="4">
@@ -4762,7 +4496,7 @@
       <w:lvlText w:val=" "/>
       <w:lvlJc w:val="left"/>
       <w:pPr>
-        <w:ind w:left="3600" w:hanging="480"/>
+        <w:ind w:left="3600" w:hanging="360"/>
       </w:pPr>
     </w:lvl>
     <w:lvl w:ilvl="5">
@@ -4770,7 +4504,7 @@
       <w:lvlText w:val=" "/>
       <w:lvlJc w:val="left"/>
       <w:pPr>
-        <w:ind w:left="4320" w:hanging="480"/>
+        <w:ind w:left="4320" w:hanging="360"/>
       </w:pPr>
     </w:lvl>
     <w:lvl w:ilvl="6">
@@ -4778,7 +4512,7 @@
       <w:lvlText w:val=" "/>
       <w:lvlJc w:val="left"/>
       <w:pPr>
-        <w:ind w:left="5040" w:hanging="480"/>
+        <w:ind w:left="5040" w:hanging="360"/>
       </w:pPr>
     </w:lvl>
     <w:lvl w:ilvl="7">
@@ -4786,7 +4520,7 @@
       <w:lvlText w:val=" "/>
       <w:lvlJc w:val="left"/>
       <w:pPr>
-        <w:ind w:left="5760" w:hanging="480"/>
+        <w:ind w:left="5760" w:hanging="360"/>
       </w:pPr>
     </w:lvl>
     <w:lvl w:ilvl="8">
@@ -4794,7 +4528,7 @@
       <w:lvlText w:val=" "/>
       <w:lvlJc w:val="left"/>
       <w:pPr>
-        <w:ind w:left="6480" w:hanging="480"/>
+        <w:ind w:left="6480" w:hanging="360"/>
       </w:pPr>
     </w:lvl>
   </w:abstractNum>
@@ -4809,10 +4543,10 @@
   <w:docDefaults>
     <w:rPrDefault>
       <w:rPr>
-        <w:rFonts w:asciiTheme="minorHAnsi" w:cstheme="minorBidi" w:eastAsiaTheme="minorHAnsi" w:hAnsiTheme="minorHAnsi"/>
+        <w:rFonts w:asciiTheme="minorHAnsi" w:cstheme="minorBidi" w:eastAsiaTheme="minorEastAsia" w:hAnsiTheme="minorHAnsi"/>
         <w:sz w:val="24"/>
         <w:szCs w:val="24"/>
-        <w:lang w:bidi="ar-SA" w:eastAsia="en-US" w:val="en-US"/>
+        <w:lang w:bidi="ar-SA" w:eastAsia="zh-CN" w:val="en-US"/>
       </w:rPr>
     </w:rPrDefault>
     <w:pPrDefault>
@@ -4830,10 +4564,10 @@
     <w:name w:val="Body Text"/>
     <w:basedOn w:val="Normal"/>
     <w:link w:val="BodyTextChar"/>
+    <w:qFormat/>
     <w:pPr>
       <w:spacing w:after="180" w:before="180"/>
     </w:pPr>
-    <w:qFormat/>
   </w:style>
   <w:style w:customStyle="1" w:styleId="FirstParagraph" w:type="paragraph">
     <w:name w:val="First Paragraph"/>
@@ -4853,57 +4587,94 @@
     <w:name w:val="Title"/>
     <w:basedOn w:val="Normal"/>
     <w:next w:val="BodyText"/>
+    <w:link w:val="TitleChar"/>
+    <w:uiPriority w:val="10"/>
     <w:qFormat/>
+    <w:rsid w:val="00A10FD9"/>
     <w:pPr>
-      <w:keepNext/>
-      <w:keepLines/>
-      <w:spacing w:after="240" w:before="480"/>
+      <w:spacing w:after="80" w:line="240" w:lineRule="auto"/>
+      <w:contextualSpacing/>
       <w:jc w:val="center"/>
     </w:pPr>
     <w:rPr>
       <w:rFonts w:asciiTheme="majorHAnsi" w:cstheme="majorBidi" w:eastAsiaTheme="majorEastAsia" w:hAnsiTheme="majorHAnsi"/>
-      <w:b/>
-      <w:bCs/>
-      <w:color w:themeColor="accent1" w:themeShade="B5" w:val="345A8A"/>
-      <w:sz w:val="36"/>
-      <w:szCs w:val="36"/>
+      <w:sz w:val="56"/>
+      <w:szCs w:val="56"/>
+    </w:rPr>
+  </w:style>
+  <w:style w:customStyle="1" w:styleId="TitleChar" w:type="character">
+    <w:name w:val="Title Char"/>
+    <w:basedOn w:val="DefaultParagraphFont"/>
+    <w:link w:val="Title"/>
+    <w:uiPriority w:val="10"/>
+    <w:rsid w:val="00A10FD9"/>
+    <w:rPr>
+      <w:rFonts w:asciiTheme="majorHAnsi" w:cstheme="majorBidi" w:eastAsiaTheme="majorEastAsia" w:hAnsiTheme="majorHAnsi"/>
+      <w:sz w:val="56"/>
+      <w:szCs w:val="56"/>
     </w:rPr>
   </w:style>
   <w:style w:styleId="Subtitle" w:type="paragraph">
     <w:name w:val="Subtitle"/>
+    <w:basedOn w:val="Title"/>
+    <w:next w:val="BodyText"/>
+    <w:link w:val="SubtitleChar"/>
+    <w:uiPriority w:val="11"/>
+    <w:qFormat/>
+    <w:rsid w:val="00A10FD9"/>
+    <w:pPr>
+      <w:numPr>
+        <w:ilvl w:val="1"/>
+      </w:numPr>
+    </w:pPr>
+    <w:rPr>
+      <w:rFonts w:cstheme="majorBidi" w:eastAsiaTheme="majorEastAsia"/>
+      <w:spacing w:val="15"/>
+      <w:sz w:val="28"/>
+      <w:szCs w:val="28"/>
+    </w:rPr>
+  </w:style>
+  <w:style w:customStyle="1" w:styleId="SubtitleChar" w:type="character">
+    <w:name w:val="Subtitle Char"/>
+    <w:basedOn w:val="DefaultParagraphFont"/>
+    <w:link w:val="Subtitle"/>
+    <w:uiPriority w:val="11"/>
+    <w:rsid w:val="00A10FD9"/>
+    <w:rPr>
+      <w:rFonts w:cstheme="majorBidi" w:eastAsiaTheme="majorEastAsia"/>
+      <w:color w:themeColor="text1" w:themeTint="A6" w:val="595959"/>
+      <w:spacing w:val="15"/>
+      <w:sz w:val="28"/>
+      <w:szCs w:val="28"/>
+    </w:rPr>
+  </w:style>
+  <w:style w:customStyle="1" w:styleId="Author" w:type="paragraph">
+    <w:name w:val="Author"/>
     <w:basedOn w:val="Title"/>
     <w:next w:val="BodyText"/>
     <w:qFormat/>
     <w:pPr>
       <w:keepNext/>
       <w:keepLines/>
-      <w:spacing w:after="240" w:before="240"/>
-      <w:jc w:val="center"/>
     </w:pPr>
     <w:rPr>
-      <w:sz w:val="30"/>
-      <w:szCs w:val="30"/>
-    </w:rPr>
-  </w:style>
-  <w:style w:customStyle="1" w:styleId="Author" w:type="paragraph">
-    <w:name w:val="Author"/>
+      <w:sz w:val="24"/>
+      <w:szCs w:val="24"/>
+    </w:rPr>
+  </w:style>
+  <w:style w:styleId="Date" w:type="paragraph">
+    <w:name w:val="Date"/>
+    <w:basedOn w:val="Title"/>
     <w:next w:val="BodyText"/>
     <w:qFormat/>
     <w:pPr>
       <w:keepNext/>
       <w:keepLines/>
-      <w:jc w:val="center"/>
     </w:pPr>
-  </w:style>
-  <w:style w:styleId="Date" w:type="paragraph">
-    <w:name w:val="Date"/>
-    <w:next w:val="BodyText"/>
-    <w:qFormat/>
-    <w:pPr>
-      <w:keepNext/>
-      <w:keepLines/>
-      <w:jc w:val="center"/>
-    </w:pPr>
+    <w:rPr>
+      <w:sz w:val="24"/>
+      <w:szCs w:val="24"/>
+    </w:rPr>
   </w:style>
   <w:style w:customStyle="1" w:styleId="AbstractTitle" w:type="paragraph">
     <w:name w:val="Abstract Title"/>
@@ -4913,15 +4684,13 @@
     <w:pPr>
       <w:keepNext/>
       <w:keepLines/>
+      <w:spacing w:after="0" w:before="300"/>
       <w:jc w:val="center"/>
-      <w:spacing w:after="0" w:before="300"/>
     </w:pPr>
     <w:rPr>
+      <w:b/>
       <w:sz w:val="20"/>
       <w:szCs w:val="20"/>
-      <w:b/>
-      <w:color w:val="345A8A"/>
-      &gt;
     </w:rPr>
   </w:style>
   <w:style w:customStyle="1" w:styleId="Abstract" w:type="paragraph">
@@ -4948,191 +4717,321 @@
     <w:rPr/>
   </w:style>
   <w:style w:styleId="Heading1" w:type="paragraph">
-    <w:name w:val="Heading 1"/>
+    <w:name w:val="heading 1"/>
     <w:basedOn w:val="Normal"/>
     <w:next w:val="BodyText"/>
+    <w:link w:val="Heading1Char"/>
     <w:uiPriority w:val="9"/>
     <w:qFormat/>
+    <w:rsid w:val="00A10FD9"/>
     <w:pPr>
       <w:keepNext/>
       <w:keepLines/>
-      <w:spacing w:after="0" w:before="480"/>
+      <w:spacing w:after="80" w:before="360"/>
       <w:outlineLvl w:val="0"/>
     </w:pPr>
     <w:rPr>
       <w:rFonts w:asciiTheme="majorHAnsi" w:cstheme="majorBidi" w:eastAsiaTheme="majorEastAsia" w:hAnsiTheme="majorHAnsi"/>
-      <w:b/>
-      <w:bCs/>
-      <w:color w:themeColor="accent1" w:val="4F81BD"/>
-      <w:sz w:val="32"/>
-      <w:szCs w:val="32"/>
+      <w:color w:themeColor="accent1" w:themeShade="BF" w:val="0F4761"/>
+      <w:sz w:val="40"/>
+      <w:szCs w:val="40"/>
     </w:rPr>
   </w:style>
   <w:style w:styleId="Heading2" w:type="paragraph">
-    <w:name w:val="Heading 2"/>
+    <w:name w:val="heading 2"/>
     <w:basedOn w:val="Normal"/>
     <w:next w:val="BodyText"/>
+    <w:link w:val="Heading2Char"/>
     <w:uiPriority w:val="9"/>
+    <w:semiHidden/>
     <w:unhideWhenUsed/>
     <w:qFormat/>
+    <w:rsid w:val="00A10FD9"/>
     <w:pPr>
       <w:keepNext/>
       <w:keepLines/>
-      <w:spacing w:after="0" w:before="200"/>
+      <w:spacing w:after="80" w:before="160"/>
       <w:outlineLvl w:val="1"/>
     </w:pPr>
     <w:rPr>
       <w:rFonts w:asciiTheme="majorHAnsi" w:cstheme="majorBidi" w:eastAsiaTheme="majorEastAsia" w:hAnsiTheme="majorHAnsi"/>
-      <w:b/>
-      <w:bCs/>
-      <w:color w:themeColor="accent1" w:val="4F81BD"/>
-      <w:sz w:val="28"/>
-      <w:szCs w:val="28"/>
+      <w:color w:themeColor="accent1" w:themeShade="BF" w:val="0F4761"/>
+      <w:sz w:val="32"/>
+      <w:szCs w:val="32"/>
     </w:rPr>
   </w:style>
   <w:style w:styleId="Heading3" w:type="paragraph">
-    <w:name w:val="Heading 3"/>
+    <w:name w:val="heading 3"/>
     <w:basedOn w:val="Normal"/>
     <w:next w:val="BodyText"/>
+    <w:link w:val="Heading3Char"/>
     <w:uiPriority w:val="9"/>
+    <w:semiHidden/>
     <w:unhideWhenUsed/>
     <w:qFormat/>
+    <w:rsid w:val="00A10FD9"/>
     <w:pPr>
       <w:keepNext/>
       <w:keepLines/>
-      <w:spacing w:after="0" w:before="200"/>
+      <w:spacing w:after="80" w:before="160"/>
       <w:outlineLvl w:val="2"/>
     </w:pPr>
     <w:rPr>
-      <w:rFonts w:asciiTheme="majorHAnsi" w:cstheme="majorBidi" w:eastAsiaTheme="majorEastAsia" w:hAnsiTheme="majorHAnsi"/>
-      <w:b/>
-      <w:bCs/>
-      <w:color w:themeColor="accent1" w:val="4F81BD"/>
-      <w:sz w:val="24"/>
-      <w:szCs w:val="24"/>
+      <w:rFonts w:cstheme="majorBidi" w:eastAsiaTheme="majorEastAsia"/>
+      <w:color w:themeColor="accent1" w:themeShade="BF" w:val="0F4761"/>
+      <w:sz w:val="28"/>
+      <w:szCs w:val="28"/>
     </w:rPr>
   </w:style>
   <w:style w:styleId="Heading4" w:type="paragraph">
-    <w:name w:val="Heading 4"/>
+    <w:name w:val="heading 4"/>
     <w:basedOn w:val="Normal"/>
     <w:next w:val="BodyText"/>
+    <w:link w:val="Heading4Char"/>
     <w:uiPriority w:val="9"/>
+    <w:semiHidden/>
     <w:unhideWhenUsed/>
     <w:qFormat/>
+    <w:rsid w:val="00A10FD9"/>
     <w:pPr>
       <w:keepNext/>
       <w:keepLines/>
-      <w:spacing w:after="0" w:before="200"/>
+      <w:spacing w:after="40" w:before="80"/>
       <w:outlineLvl w:val="3"/>
     </w:pPr>
     <w:rPr>
-      <w:rFonts w:asciiTheme="majorHAnsi" w:cstheme="majorBidi" w:eastAsiaTheme="majorEastAsia" w:hAnsiTheme="majorHAnsi"/>
+      <w:rFonts w:cstheme="majorBidi" w:eastAsiaTheme="majorEastAsia"/>
       <w:i/>
-      <w:bCs/>
-      <w:color w:themeColor="accent1" w:val="4F81BD"/>
-      <w:sz w:val="24"/>
-      <w:szCs w:val="24"/>
+      <w:iCs/>
+      <w:color w:themeColor="accent1" w:themeShade="BF" w:val="0F4761"/>
     </w:rPr>
   </w:style>
   <w:style w:styleId="Heading5" w:type="paragraph">
-    <w:name w:val="Heading 5"/>
+    <w:name w:val="heading 5"/>
     <w:basedOn w:val="Normal"/>
     <w:next w:val="BodyText"/>
+    <w:link w:val="Heading5Char"/>
     <w:uiPriority w:val="9"/>
+    <w:semiHidden/>
     <w:unhideWhenUsed/>
     <w:qFormat/>
+    <w:rsid w:val="00A10FD9"/>
     <w:pPr>
       <w:keepNext/>
       <w:keepLines/>
-      <w:spacing w:after="0" w:before="200"/>
+      <w:spacing w:after="40" w:before="80"/>
       <w:outlineLvl w:val="4"/>
     </w:pPr>
     <w:rPr>
-      <w:rFonts w:asciiTheme="majorHAnsi" w:cstheme="majorBidi" w:eastAsiaTheme="majorEastAsia" w:hAnsiTheme="majorHAnsi"/>
-      <w:iCs/>
-      <w:color w:themeColor="accent1" w:val="4F81BD"/>
-      <w:sz w:val="24"/>
-      <w:szCs w:val="24"/>
+      <w:rFonts w:cstheme="majorBidi" w:eastAsiaTheme="majorEastAsia"/>
+      <w:color w:themeColor="accent1" w:themeShade="BF" w:val="0F4761"/>
     </w:rPr>
   </w:style>
   <w:style w:styleId="Heading6" w:type="paragraph">
-    <w:name w:val="Heading 6"/>
+    <w:name w:val="heading 6"/>
     <w:basedOn w:val="Normal"/>
     <w:next w:val="BodyText"/>
+    <w:link w:val="Heading6Char"/>
     <w:uiPriority w:val="9"/>
+    <w:semiHidden/>
     <w:unhideWhenUsed/>
     <w:qFormat/>
+    <w:rsid w:val="00A10FD9"/>
     <w:pPr>
       <w:keepNext/>
       <w:keepLines/>
-      <w:spacing w:after="0" w:before="200"/>
+      <w:spacing w:after="0" w:before="40"/>
       <w:outlineLvl w:val="5"/>
     </w:pPr>
     <w:rPr>
-      <w:rFonts w:asciiTheme="majorHAnsi" w:cstheme="majorBidi" w:eastAsiaTheme="majorEastAsia" w:hAnsiTheme="majorHAnsi"/>
-      <w:color w:themeColor="accent1" w:val="4F81BD"/>
-      <w:sz w:val="24"/>
-      <w:szCs w:val="24"/>
+      <w:rFonts w:cstheme="majorBidi" w:eastAsiaTheme="majorEastAsia"/>
+      <w:i/>
+      <w:iCs/>
+      <w:color w:themeColor="text1" w:themeTint="A6" w:val="595959"/>
     </w:rPr>
   </w:style>
   <w:style w:styleId="Heading7" w:type="paragraph">
-    <w:name w:val="Heading 7"/>
+    <w:name w:val="heading 7"/>
     <w:basedOn w:val="Normal"/>
     <w:next w:val="BodyText"/>
+    <w:link w:val="Heading7Char"/>
     <w:uiPriority w:val="9"/>
+    <w:semiHidden/>
     <w:unhideWhenUsed/>
     <w:qFormat/>
+    <w:rsid w:val="00A10FD9"/>
     <w:pPr>
       <w:keepNext/>
       <w:keepLines/>
-      <w:spacing w:after="0" w:before="200"/>
+      <w:spacing w:after="0" w:before="40"/>
       <w:outlineLvl w:val="6"/>
     </w:pPr>
     <w:rPr>
-      <w:rFonts w:asciiTheme="majorHAnsi" w:cstheme="majorBidi" w:eastAsiaTheme="majorEastAsia" w:hAnsiTheme="majorHAnsi"/>
-      <w:color w:themeColor="accent1" w:val="4F81BD"/>
-      <w:sz w:val="24"/>
-      <w:szCs w:val="24"/>
+      <w:rFonts w:cstheme="majorBidi" w:eastAsiaTheme="majorEastAsia"/>
+      <w:color w:themeColor="text1" w:themeTint="A6" w:val="595959"/>
     </w:rPr>
   </w:style>
   <w:style w:styleId="Heading8" w:type="paragraph">
-    <w:name w:val="Heading 8"/>
+    <w:name w:val="heading 8"/>
     <w:basedOn w:val="Normal"/>
     <w:next w:val="BodyText"/>
+    <w:link w:val="Heading8Char"/>
     <w:uiPriority w:val="9"/>
+    <w:semiHidden/>
     <w:unhideWhenUsed/>
     <w:qFormat/>
+    <w:rsid w:val="00A10FD9"/>
     <w:pPr>
       <w:keepNext/>
       <w:keepLines/>
-      <w:spacing w:after="0" w:before="200"/>
+      <w:spacing w:after="0"/>
       <w:outlineLvl w:val="7"/>
     </w:pPr>
     <w:rPr>
-      <w:rFonts w:asciiTheme="majorHAnsi" w:cstheme="majorBidi" w:eastAsiaTheme="majorEastAsia" w:hAnsiTheme="majorHAnsi"/>
-      <w:color w:themeColor="accent1" w:val="4F81BD"/>
-      <w:sz w:val="24"/>
-      <w:szCs w:val="24"/>
+      <w:rFonts w:cstheme="majorBidi" w:eastAsiaTheme="majorEastAsia"/>
+      <w:i/>
+      <w:iCs/>
+      <w:color w:themeColor="text1" w:themeTint="D8" w:val="272727"/>
     </w:rPr>
   </w:style>
   <w:style w:styleId="Heading9" w:type="paragraph">
-    <w:name w:val="Heading 9"/>
+    <w:name w:val="heading 9"/>
     <w:basedOn w:val="Normal"/>
     <w:next w:val="BodyText"/>
+    <w:link w:val="Heading9Char"/>
     <w:uiPriority w:val="9"/>
+    <w:semiHidden/>
     <w:unhideWhenUsed/>
     <w:qFormat/>
+    <w:rsid w:val="00A10FD9"/>
     <w:pPr>
       <w:keepNext/>
       <w:keepLines/>
-      <w:spacing w:after="0" w:before="200"/>
+      <w:spacing w:after="0"/>
       <w:outlineLvl w:val="8"/>
     </w:pPr>
     <w:rPr>
+      <w:rFonts w:cstheme="majorBidi" w:eastAsiaTheme="majorEastAsia"/>
+      <w:color w:themeColor="text1" w:themeTint="D8" w:val="272727"/>
+    </w:rPr>
+  </w:style>
+  <w:style w:customStyle="1" w:styleId="Heading1Char" w:type="character">
+    <w:name w:val="Heading 1 Char"/>
+    <w:basedOn w:val="DefaultParagraphFont"/>
+    <w:link w:val="Heading1"/>
+    <w:uiPriority w:val="9"/>
+    <w:rsid w:val="00A10FD9"/>
+    <w:rPr>
       <w:rFonts w:asciiTheme="majorHAnsi" w:cstheme="majorBidi" w:eastAsiaTheme="majorEastAsia" w:hAnsiTheme="majorHAnsi"/>
-      <w:color w:themeColor="accent1" w:val="4F81BD"/>
-      <w:sz w:val="24"/>
-      <w:szCs w:val="24"/>
+      <w:color w:themeColor="accent1" w:themeShade="BF" w:val="0F4761"/>
+      <w:sz w:val="40"/>
+      <w:szCs w:val="40"/>
+    </w:rPr>
+  </w:style>
+  <w:style w:customStyle="1" w:styleId="Heading2Char" w:type="character">
+    <w:name w:val="Heading 2 Char"/>
+    <w:basedOn w:val="DefaultParagraphFont"/>
+    <w:link w:val="Heading2"/>
+    <w:uiPriority w:val="9"/>
+    <w:semiHidden/>
+    <w:rsid w:val="00A10FD9"/>
+    <w:rPr>
+      <w:rFonts w:asciiTheme="majorHAnsi" w:cstheme="majorBidi" w:eastAsiaTheme="majorEastAsia" w:hAnsiTheme="majorHAnsi"/>
+      <w:color w:themeColor="accent1" w:themeShade="BF" w:val="0F4761"/>
+      <w:sz w:val="32"/>
+      <w:szCs w:val="32"/>
+    </w:rPr>
+  </w:style>
+  <w:style w:customStyle="1" w:styleId="Heading3Char" w:type="character">
+    <w:name w:val="Heading 3 Char"/>
+    <w:basedOn w:val="DefaultParagraphFont"/>
+    <w:link w:val="Heading3"/>
+    <w:uiPriority w:val="9"/>
+    <w:semiHidden/>
+    <w:rsid w:val="00A10FD9"/>
+    <w:rPr>
+      <w:rFonts w:cstheme="majorBidi" w:eastAsiaTheme="majorEastAsia"/>
+      <w:color w:themeColor="accent1" w:themeShade="BF" w:val="0F4761"/>
+      <w:sz w:val="28"/>
+      <w:szCs w:val="28"/>
+    </w:rPr>
+  </w:style>
+  <w:style w:customStyle="1" w:styleId="Heading4Char" w:type="character">
+    <w:name w:val="Heading 4 Char"/>
+    <w:basedOn w:val="DefaultParagraphFont"/>
+    <w:link w:val="Heading4"/>
+    <w:uiPriority w:val="9"/>
+    <w:semiHidden/>
+    <w:rsid w:val="00A10FD9"/>
+    <w:rPr>
+      <w:rFonts w:cstheme="majorBidi" w:eastAsiaTheme="majorEastAsia"/>
+      <w:i/>
+      <w:iCs/>
+      <w:color w:themeColor="accent1" w:themeShade="BF" w:val="0F4761"/>
+    </w:rPr>
+  </w:style>
+  <w:style w:customStyle="1" w:styleId="Heading5Char" w:type="character">
+    <w:name w:val="Heading 5 Char"/>
+    <w:basedOn w:val="DefaultParagraphFont"/>
+    <w:link w:val="Heading5"/>
+    <w:uiPriority w:val="9"/>
+    <w:semiHidden/>
+    <w:rsid w:val="00A10FD9"/>
+    <w:rPr>
+      <w:rFonts w:cstheme="majorBidi" w:eastAsiaTheme="majorEastAsia"/>
+      <w:color w:themeColor="accent1" w:themeShade="BF" w:val="0F4761"/>
+    </w:rPr>
+  </w:style>
+  <w:style w:customStyle="1" w:styleId="Heading6Char" w:type="character">
+    <w:name w:val="Heading 6 Char"/>
+    <w:basedOn w:val="DefaultParagraphFont"/>
+    <w:link w:val="Heading6"/>
+    <w:uiPriority w:val="9"/>
+    <w:semiHidden/>
+    <w:rsid w:val="00A10FD9"/>
+    <w:rPr>
+      <w:rFonts w:cstheme="majorBidi" w:eastAsiaTheme="majorEastAsia"/>
+      <w:i/>
+      <w:iCs/>
+      <w:color w:themeColor="text1" w:themeTint="A6" w:val="595959"/>
+    </w:rPr>
+  </w:style>
+  <w:style w:customStyle="1" w:styleId="Heading7Char" w:type="character">
+    <w:name w:val="Heading 7 Char"/>
+    <w:basedOn w:val="DefaultParagraphFont"/>
+    <w:link w:val="Heading7"/>
+    <w:uiPriority w:val="9"/>
+    <w:semiHidden/>
+    <w:rsid w:val="00A10FD9"/>
+    <w:rPr>
+      <w:rFonts w:cstheme="majorBidi" w:eastAsiaTheme="majorEastAsia"/>
+      <w:color w:themeColor="text1" w:themeTint="A6" w:val="595959"/>
+    </w:rPr>
+  </w:style>
+  <w:style w:customStyle="1" w:styleId="Heading8Char" w:type="character">
+    <w:name w:val="Heading 8 Char"/>
+    <w:basedOn w:val="DefaultParagraphFont"/>
+    <w:link w:val="Heading8"/>
+    <w:uiPriority w:val="9"/>
+    <w:semiHidden/>
+    <w:rsid w:val="00A10FD9"/>
+    <w:rPr>
+      <w:rFonts w:cstheme="majorBidi" w:eastAsiaTheme="majorEastAsia"/>
+      <w:i/>
+      <w:iCs/>
+      <w:color w:themeColor="text1" w:themeTint="D8" w:val="272727"/>
+    </w:rPr>
+  </w:style>
+  <w:style w:customStyle="1" w:styleId="Heading9Char" w:type="character">
+    <w:name w:val="Heading 9 Char"/>
+    <w:basedOn w:val="DefaultParagraphFont"/>
+    <w:link w:val="Heading9"/>
+    <w:uiPriority w:val="9"/>
+    <w:semiHidden/>
+    <w:rsid w:val="00A10FD9"/>
+    <w:rPr>
+      <w:rFonts w:cstheme="majorBidi" w:eastAsiaTheme="majorEastAsia"/>
+      <w:color w:themeColor="text1" w:themeTint="D8" w:val="272727"/>
     </w:rPr>
   </w:style>
   <w:style w:styleId="BlockText" w:type="paragraph">
@@ -5154,6 +5053,18 @@
     <w:uiPriority w:val="9"/>
     <w:unhideWhenUsed/>
     <w:qFormat/>
+  </w:style>
+  <w:style w:styleId="FootnoteBlockText" w:type="paragraph">
+    <w:name w:val="Footnote Block Text"/>
+    <w:basedOn w:val="FootnoteText"/>
+    <w:next w:val="FootnoteText"/>
+    <w:uiPriority w:val="9"/>
+    <w:unhideWhenUsed/>
+    <w:qFormat/>
+    <w:pPr>
+      <w:spacing w:after="100" w:before="100"/>
+      <w:ind w:firstLine="0" w:left="480" w:right="480"/>
+    </w:pPr>
   </w:style>
   <w:style w:default="1" w:styleId="DefaultParagraphFont" w:type="character">
     <w:name w:val="Default Paragraph Font"/>
@@ -5176,18 +5087,11 @@
       </w:tblCellMar>
     </w:tblPr>
     <w:tblStylePr w:type="firstRow">
-      <w:tblPr>
-        <w:jc w:val="left"/>
-        <w:tblInd w:type="dxa" w:w="0"/>
-      </w:tblPr>
-      <w:trPr>
-        <w:jc w:val="left"/>
-      </w:trPr>
       <w:tcPr>
-        <w:vAlign w:val="bottom"/>
         <w:tcBorders>
           <w:bottom w:val="single"/>
         </w:tcBorders>
+        <w:vAlign w:val="bottom"/>
       </w:tcPr>
     </w:tblStylePr>
   </w:style>
@@ -5302,8 +5206,8 @@
     <w:name w:val="KeywordTok"/>
     <w:basedOn w:val="VerbatimChar"/>
     <w:rPr>
+      <w:b/>
       <w:color w:val="007020"/>
-      <w:b/>
     </w:rPr>
   </w:style>
   <w:style w:type="character" w:customStyle="1" w:styleId="DataTypeTok">
@@ -5380,42 +5284,42 @@
     <w:name w:val="ImportTok"/>
     <w:basedOn w:val="VerbatimChar"/>
     <w:rPr>
+      <w:b/>
       <w:color w:val="008000"/>
-      <w:b/>
     </w:rPr>
   </w:style>
   <w:style w:type="character" w:customStyle="1" w:styleId="CommentTok">
     <w:name w:val="CommentTok"/>
     <w:basedOn w:val="VerbatimChar"/>
     <w:rPr>
+      <w:i/>
       <w:color w:val="60a0b0"/>
-      <w:i/>
     </w:rPr>
   </w:style>
   <w:style w:type="character" w:customStyle="1" w:styleId="DocumentationTok">
     <w:name w:val="DocumentationTok"/>
     <w:basedOn w:val="VerbatimChar"/>
     <w:rPr>
+      <w:i/>
       <w:color w:val="ba2121"/>
-      <w:i/>
     </w:rPr>
   </w:style>
   <w:style w:type="character" w:customStyle="1" w:styleId="AnnotationTok">
     <w:name w:val="AnnotationTok"/>
     <w:basedOn w:val="VerbatimChar"/>
     <w:rPr>
-      <w:color w:val="60a0b0"/>
       <w:b/>
       <w:i/>
+      <w:color w:val="60a0b0"/>
     </w:rPr>
   </w:style>
   <w:style w:type="character" w:customStyle="1" w:styleId="CommentVarTok">
     <w:name w:val="CommentVarTok"/>
     <w:basedOn w:val="VerbatimChar"/>
     <w:rPr>
-      <w:color w:val="60a0b0"/>
       <w:b/>
       <w:i/>
+      <w:color w:val="60a0b0"/>
     </w:rPr>
   </w:style>
   <w:style w:type="character" w:customStyle="1" w:styleId="OtherTok">
@@ -5443,8 +5347,8 @@
     <w:name w:val="ControlFlowTok"/>
     <w:basedOn w:val="VerbatimChar"/>
     <w:rPr>
+      <w:b/>
       <w:color w:val="007020"/>
-      <w:b/>
     </w:rPr>
   </w:style>
   <w:style w:type="character" w:customStyle="1" w:styleId="OperatorTok">
@@ -5489,34 +5393,34 @@
     <w:name w:val="InformationTok"/>
     <w:basedOn w:val="VerbatimChar"/>
     <w:rPr>
-      <w:color w:val="60a0b0"/>
       <w:b/>
       <w:i/>
+      <w:color w:val="60a0b0"/>
     </w:rPr>
   </w:style>
   <w:style w:type="character" w:customStyle="1" w:styleId="WarningTok">
     <w:name w:val="WarningTok"/>
     <w:basedOn w:val="VerbatimChar"/>
     <w:rPr>
-      <w:color w:val="60a0b0"/>
       <w:b/>
       <w:i/>
+      <w:color w:val="60a0b0"/>
     </w:rPr>
   </w:style>
   <w:style w:type="character" w:customStyle="1" w:styleId="AlertTok">
     <w:name w:val="AlertTok"/>
     <w:basedOn w:val="VerbatimChar"/>
     <w:rPr>
+      <w:b/>
       <w:color w:val="ff0000"/>
-      <w:b/>
     </w:rPr>
   </w:style>
   <w:style w:type="character" w:customStyle="1" w:styleId="ErrorTok">
     <w:name w:val="ErrorTok"/>
     <w:basedOn w:val="VerbatimChar"/>
     <w:rPr>
+      <w:b/>
       <w:color w:val="ff0000"/>
-      <w:b/>
     </w:rPr>
   </w:style>
   <w:style w:type="character" w:customStyle="1" w:styleId="NormalTok">
@@ -5538,44 +5442,44 @@
         <a:sysClr val="window" lastClr="FFFFFF"/>
       </a:lt1>
       <a:dk2>
-        <a:srgbClr val="1F497D"/>
+        <a:srgbClr val="0E2841"/>
       </a:dk2>
       <a:lt2>
-        <a:srgbClr val="EEECE1"/>
+        <a:srgbClr val="E8E8E8"/>
       </a:lt2>
       <a:accent1>
-        <a:srgbClr val="4F81BD"/>
+        <a:srgbClr val="156082"/>
       </a:accent1>
       <a:accent2>
-        <a:srgbClr val="C0504D"/>
+        <a:srgbClr val="E97132"/>
       </a:accent2>
       <a:accent3>
-        <a:srgbClr val="9BBB59"/>
+        <a:srgbClr val="196B24"/>
       </a:accent3>
       <a:accent4>
-        <a:srgbClr val="8064A2"/>
+        <a:srgbClr val="0F9ED5"/>
       </a:accent4>
       <a:accent5>
-        <a:srgbClr val="4BACC6"/>
+        <a:srgbClr val="A02B93"/>
       </a:accent5>
       <a:accent6>
-        <a:srgbClr val="F79646"/>
+        <a:srgbClr val="4EA72E"/>
       </a:accent6>
       <a:hlink>
-        <a:srgbClr val="0000FF"/>
+        <a:srgbClr val="467886"/>
       </a:hlink>
       <a:folHlink>
-        <a:srgbClr val="800080"/>
+        <a:srgbClr val="96607D"/>
       </a:folHlink>
     </a:clrScheme>
     <a:fontScheme name="Office">
       <a:majorFont>
-        <a:latin typeface="Calibri"/>
+        <a:latin typeface="Aptos Display" panose="02110004020202020204"/>
         <a:ea typeface=""/>
         <a:cs typeface=""/>
-        <a:font script="Jpan" typeface="ＭＳ ゴシック"/>
+        <a:font script="Jpan" typeface="游ゴシック Light"/>
         <a:font script="Hang" typeface="맑은 고딕"/>
-        <a:font script="Hans" typeface="宋体"/>
+        <a:font script="Hans" typeface="等线 Light"/>
         <a:font script="Hant" typeface="新細明體"/>
         <a:font script="Arab" typeface="Times New Roman"/>
         <a:font script="Hebr" typeface="Times New Roman"/>
@@ -5602,14 +5506,32 @@
         <a:font script="Mong" typeface="Mongolian Baiti"/>
         <a:font script="Viet" typeface="Times New Roman"/>
         <a:font script="Uigh" typeface="Microsoft Uighur"/>
+        <a:font script="Geor" typeface="Sylfaen"/>
+        <a:font script="Armn" typeface="Arial"/>
+        <a:font script="Bugi" typeface="Leelawadee UI"/>
+        <a:font script="Bopo" typeface="Microsoft JhengHei"/>
+        <a:font script="Java" typeface="Javanese Text"/>
+        <a:font script="Lisu" typeface="Segoe UI"/>
+        <a:font script="Mymr" typeface="Myanmar Text"/>
+        <a:font script="Nkoo" typeface="Ebrima"/>
+        <a:font script="Olck" typeface="Nirmala UI"/>
+        <a:font script="Osma" typeface="Ebrima"/>
+        <a:font script="Phag" typeface="Phagspa"/>
+        <a:font script="Syrn" typeface="Estrangelo Edessa"/>
+        <a:font script="Syrj" typeface="Estrangelo Edessa"/>
+        <a:font script="Syre" typeface="Estrangelo Edessa"/>
+        <a:font script="Sora" typeface="Nirmala UI"/>
+        <a:font script="Tale" typeface="Microsoft Tai Le"/>
+        <a:font script="Talu" typeface="Microsoft New Tai Lue"/>
+        <a:font script="Tfng" typeface="Ebrima"/>
       </a:majorFont>
       <a:minorFont>
-        <a:latin typeface="Cambria"/>
+        <a:latin typeface="Aptos" panose="02110004020202020204"/>
         <a:ea typeface=""/>
         <a:cs typeface=""/>
-        <a:font script="Jpan" typeface="ＭＳ 明朝"/>
+        <a:font script="Jpan" typeface="游明朝"/>
         <a:font script="Hang" typeface="맑은 고딕"/>
-        <a:font script="Hans" typeface="宋体"/>
+        <a:font script="Hans" typeface="等线"/>
         <a:font script="Hant" typeface="新細明體"/>
         <a:font script="Arab" typeface="Arial"/>
         <a:font script="Hebr" typeface="Arial"/>
@@ -5636,6 +5558,24 @@
         <a:font script="Mong" typeface="Mongolian Baiti"/>
         <a:font script="Viet" typeface="Arial"/>
         <a:font script="Uigh" typeface="Microsoft Uighur"/>
+        <a:font script="Geor" typeface="Sylfaen"/>
+        <a:font script="Armn" typeface="Arial"/>
+        <a:font script="Bugi" typeface="Leelawadee UI"/>
+        <a:font script="Bopo" typeface="Microsoft JhengHei"/>
+        <a:font script="Java" typeface="Javanese Text"/>
+        <a:font script="Lisu" typeface="Segoe UI"/>
+        <a:font script="Mymr" typeface="Myanmar Text"/>
+        <a:font script="Nkoo" typeface="Ebrima"/>
+        <a:font script="Olck" typeface="Nirmala UI"/>
+        <a:font script="Osma" typeface="Ebrima"/>
+        <a:font script="Phag" typeface="Phagspa"/>
+        <a:font script="Syrn" typeface="Estrangelo Edessa"/>
+        <a:font script="Syrj" typeface="Estrangelo Edessa"/>
+        <a:font script="Syre" typeface="Estrangelo Edessa"/>
+        <a:font script="Sora" typeface="Nirmala UI"/>
+        <a:font script="Tale" typeface="Microsoft Tai Le"/>
+        <a:font script="Talu" typeface="Microsoft New Tai Lue"/>
+        <a:font script="Tfng" typeface="Ebrima"/>
       </a:minorFont>
     </a:fontScheme>
     <a:fmtScheme name="Office">
@@ -5647,200 +5587,141 @@
           <a:gsLst>
             <a:gs pos="0">
               <a:schemeClr val="phClr">
-                <a:tint val="50000"/>
-                <a:satMod val="300000"/>
+                <a:lumMod val="110000"/>
+                <a:satMod val="105000"/>
+                <a:tint val="67000"/>
               </a:schemeClr>
             </a:gs>
-            <a:gs pos="35000">
+            <a:gs pos="50000">
               <a:schemeClr val="phClr">
-                <a:tint val="37000"/>
-                <a:satMod val="300000"/>
+                <a:lumMod val="105000"/>
+                <a:satMod val="103000"/>
+                <a:tint val="73000"/>
               </a:schemeClr>
             </a:gs>
             <a:gs pos="100000">
               <a:schemeClr val="phClr">
-                <a:tint val="15000"/>
-                <a:satMod val="350000"/>
+                <a:lumMod val="105000"/>
+                <a:satMod val="109000"/>
+                <a:tint val="81000"/>
               </a:schemeClr>
             </a:gs>
           </a:gsLst>
-          <a:lin ang="16200000" scaled="1"/>
+          <a:lin ang="5400000" scaled="0"/>
         </a:gradFill>
         <a:gradFill rotWithShape="1">
           <a:gsLst>
             <a:gs pos="0">
               <a:schemeClr val="phClr">
-                <a:tint val="100000"/>
+                <a:satMod val="103000"/>
+                <a:lumMod val="102000"/>
+                <a:tint val="94000"/>
+              </a:schemeClr>
+            </a:gs>
+            <a:gs pos="50000">
+              <a:schemeClr val="phClr">
+                <a:satMod val="110000"/>
+                <a:lumMod val="100000"/>
                 <a:shade val="100000"/>
-                <a:satMod val="130000"/>
               </a:schemeClr>
             </a:gs>
             <a:gs pos="100000">
               <a:schemeClr val="phClr">
-                <a:tint val="50000"/>
-                <a:shade val="100000"/>
-                <a:satMod val="350000"/>
+                <a:lumMod val="99000"/>
+                <a:satMod val="120000"/>
+                <a:shade val="78000"/>
               </a:schemeClr>
             </a:gs>
           </a:gsLst>
-          <a:lin ang="16200000" scaled="0"/>
+          <a:lin ang="5400000" scaled="0"/>
         </a:gradFill>
       </a:fillStyleLst>
       <a:lnStyleLst>
-        <a:ln w="9525" cap="flat" cmpd="sng" algn="ctr">
-          <a:solidFill>
-            <a:schemeClr val="phClr">
-              <a:shade val="95000"/>
-              <a:satMod val="105000"/>
-            </a:schemeClr>
-          </a:solidFill>
-          <a:prstDash val="solid"/>
-        </a:ln>
-        <a:ln w="25400" cap="flat" cmpd="sng" algn="ctr">
+        <a:ln w="6350" cap="flat" cmpd="sng" algn="ctr">
           <a:solidFill>
             <a:schemeClr val="phClr"/>
           </a:solidFill>
           <a:prstDash val="solid"/>
+          <a:miter lim="800000"/>
         </a:ln>
-        <a:ln w="38100" cap="flat" cmpd="sng" algn="ctr">
+        <a:ln w="12700" cap="flat" cmpd="sng" algn="ctr">
           <a:solidFill>
             <a:schemeClr val="phClr"/>
           </a:solidFill>
           <a:prstDash val="solid"/>
+          <a:miter lim="800000"/>
+        </a:ln>
+        <a:ln w="19050" cap="flat" cmpd="sng" algn="ctr">
+          <a:solidFill>
+            <a:schemeClr val="phClr"/>
+          </a:solidFill>
+          <a:prstDash val="solid"/>
+          <a:miter lim="800000"/>
         </a:ln>
       </a:lnStyleLst>
       <a:effectStyleLst>
         <a:effectStyle>
+          <a:effectLst/>
+        </a:effectStyle>
+        <a:effectStyle>
+          <a:effectLst/>
+        </a:effectStyle>
+        <a:effectStyle>
           <a:effectLst>
-            <a:outerShdw blurRad="40000" dist="20000" dir="5400000" rotWithShape="0">
+            <a:outerShdw blurRad="57150" dist="19050" dir="5400000" algn="ctr" rotWithShape="0">
               <a:srgbClr val="000000">
-                <a:alpha val="38000"/>
+                <a:alpha val="63000"/>
               </a:srgbClr>
             </a:outerShdw>
           </a:effectLst>
-        </a:effectStyle>
-        <a:effectStyle>
-          <a:effectLst>
-            <a:outerShdw blurRad="40000" dist="23000" dir="5400000" rotWithShape="0">
-              <a:srgbClr val="000000">
-                <a:alpha val="35000"/>
-              </a:srgbClr>
-            </a:outerShdw>
-          </a:effectLst>
-        </a:effectStyle>
-        <a:effectStyle>
-          <a:effectLst>
-            <a:outerShdw blurRad="40000" dist="23000" dir="5400000" rotWithShape="0">
-              <a:srgbClr val="000000">
-                <a:alpha val="35000"/>
-              </a:srgbClr>
-            </a:outerShdw>
-          </a:effectLst>
-          <a:scene3d>
-            <a:camera prst="orthographicFront">
-              <a:rot lat="0" lon="0" rev="0"/>
-            </a:camera>
-            <a:lightRig rig="threePt" dir="t">
-              <a:rot lat="0" lon="0" rev="1200000"/>
-            </a:lightRig>
-          </a:scene3d>
-          <a:sp3d>
-            <a:bevelT w="63500" h="25400"/>
-          </a:sp3d>
         </a:effectStyle>
       </a:effectStyleLst>
       <a:bgFillStyleLst>
         <a:solidFill>
           <a:schemeClr val="phClr"/>
         </a:solidFill>
+        <a:solidFill>
+          <a:schemeClr val="phClr">
+            <a:tint val="95000"/>
+            <a:satMod val="170000"/>
+          </a:schemeClr>
+        </a:solidFill>
         <a:gradFill rotWithShape="1">
           <a:gsLst>
             <a:gs pos="0">
               <a:schemeClr val="phClr">
-                <a:tint val="40000"/>
-                <a:satMod val="350000"/>
+                <a:tint val="93000"/>
+                <a:satMod val="150000"/>
+                <a:shade val="98000"/>
+                <a:lumMod val="102000"/>
               </a:schemeClr>
             </a:gs>
-            <a:gs pos="40000">
+            <a:gs pos="50000">
               <a:schemeClr val="phClr">
-                <a:tint val="45000"/>
-                <a:shade val="99000"/>
-                <a:satMod val="350000"/>
+                <a:tint val="98000"/>
+                <a:satMod val="130000"/>
+                <a:shade val="90000"/>
+                <a:lumMod val="103000"/>
               </a:schemeClr>
             </a:gs>
             <a:gs pos="100000">
               <a:schemeClr val="phClr">
-                <a:shade val="20000"/>
-                <a:satMod val="255000"/>
+                <a:shade val="63000"/>
+                <a:satMod val="120000"/>
               </a:schemeClr>
             </a:gs>
           </a:gsLst>
-          <a:path path="circle">
-            <a:fillToRect l="50000" t="-80000" r="50000" b="180000"/>
-          </a:path>
-        </a:gradFill>
-        <a:gradFill rotWithShape="1">
-          <a:gsLst>
-            <a:gs pos="0">
-              <a:schemeClr val="phClr">
-                <a:tint val="80000"/>
-                <a:satMod val="300000"/>
-              </a:schemeClr>
-            </a:gs>
-            <a:gs pos="100000">
-              <a:schemeClr val="phClr">
-                <a:shade val="30000"/>
-                <a:satMod val="200000"/>
-              </a:schemeClr>
-            </a:gs>
-          </a:gsLst>
-          <a:path path="circle">
-            <a:fillToRect l="50000" t="50000" r="50000" b="50000"/>
-          </a:path>
+          <a:lin ang="5400000" scaled="0"/>
         </a:gradFill>
       </a:bgFillStyleLst>
     </a:fmtScheme>
   </a:themeElements>
-  <a:objectDefaults>
-    <a:spDef>
-      <a:spPr/>
-      <a:bodyPr/>
-      <a:lstStyle/>
-      <a:style>
-        <a:lnRef idx="1">
-          <a:schemeClr val="accent1"/>
-        </a:lnRef>
-        <a:fillRef idx="3">
-          <a:schemeClr val="accent1"/>
-        </a:fillRef>
-        <a:effectRef idx="2">
-          <a:schemeClr val="accent1"/>
-        </a:effectRef>
-        <a:fontRef idx="minor">
-          <a:schemeClr val="lt1"/>
-        </a:fontRef>
-      </a:style>
-    </a:spDef>
-    <a:lnDef>
-      <a:spPr/>
-      <a:bodyPr/>
-      <a:lstStyle/>
-      <a:style>
-        <a:lnRef idx="2">
-          <a:schemeClr val="accent1"/>
-        </a:lnRef>
-        <a:fillRef idx="0">
-          <a:schemeClr val="accent1"/>
-        </a:fillRef>
-        <a:effectRef idx="1">
-          <a:schemeClr val="accent1"/>
-        </a:effectRef>
-        <a:fontRef idx="minor">
-          <a:schemeClr val="tx1"/>
-        </a:fontRef>
-      </a:style>
-    </a:lnDef>
-  </a:objectDefaults>
+  <a:objectDefaults/>
   <a:extraClrSchemeLst/>
+  <a:extLst>
+    <a:ext uri="{05A4C25C-085E-4340-85A3-A5531E510DB2}">
+      <thm15:themeFamily xmlns:thm15="http://schemas.microsoft.com/office/thememl/2012/main" name="Office Theme" id="{2E142A2C-CD16-42D6-873A-C26D2A0506FA}" vid="{1BDDFF52-6CD6-40A5-AB3C-68EB2F1E4D0A}"/>
+    </a:ext>
+  </a:extLst>
 </a:theme>
 </file>
--- a/transcripts/Thesis transcript Georgio Mosis.docx
+++ b/transcripts/Thesis transcript Georgio Mosis.docx
@@ -21,12 +21,20 @@
         <w:pStyle w:val="BlockText"/>
       </w:pPr>
       <w:r>
-        <w:t xml:space="preserve">[Me]</w:t>
-      </w:r>
-      <w:r>
-        <w:t xml:space="preserve"> </w:t>
-      </w:r>
-      <w:r>
+        <w:rPr>
+          <w:i/>
+          <w:iCs/>
+        </w:rPr>
+        <w:t xml:space="preserve">[Me]</w:t>
+      </w:r>
+      <w:r>
+        <w:t xml:space="preserve"> </w:t>
+      </w:r>
+      <w:r>
+        <w:rPr>
+          <w:i/>
+          <w:iCs/>
+        </w:rPr>
         <w:t xml:space="preserve">[laughing] So you are either very humble or she sings very well. [laughing]</w:t>
       </w:r>
     </w:p>
@@ -49,12 +57,20 @@
         <w:pStyle w:val="BlockText"/>
       </w:pPr>
       <w:r>
-        <w:t xml:space="preserve">[Me]</w:t>
-      </w:r>
-      <w:r>
-        <w:t xml:space="preserve"> </w:t>
-      </w:r>
-      <w:r>
+        <w:rPr>
+          <w:i/>
+          <w:iCs/>
+        </w:rPr>
+        <w:t xml:space="preserve">[Me]</w:t>
+      </w:r>
+      <w:r>
+        <w:t xml:space="preserve"> </w:t>
+      </w:r>
+      <w:r>
+        <w:rPr>
+          <w:i/>
+          <w:iCs/>
+        </w:rPr>
         <w:t xml:space="preserve">Hey, uh, I don’t know if I have a signed, um, consent form for the interview yet. Um-</w:t>
       </w:r>
     </w:p>
@@ -77,12 +93,20 @@
         <w:pStyle w:val="BlockText"/>
       </w:pPr>
       <w:r>
-        <w:t xml:space="preserve">[Me]</w:t>
-      </w:r>
-      <w:r>
-        <w:t xml:space="preserve"> </w:t>
-      </w:r>
-      <w:r>
+        <w:rPr>
+          <w:i/>
+          <w:iCs/>
+        </w:rPr>
+        <w:t xml:space="preserve">[Me]</w:t>
+      </w:r>
+      <w:r>
+        <w:t xml:space="preserve"> </w:t>
+      </w:r>
+      <w:r>
+        <w:rPr>
+          <w:i/>
+          <w:iCs/>
+        </w:rPr>
         <w:t xml:space="preserve">Perfect. So then I can just fill it in, in the consent form, [notification sound] and then we’re- we should be fine as well.</w:t>
       </w:r>
     </w:p>
@@ -105,12 +129,20 @@
         <w:pStyle w:val="BlockText"/>
       </w:pPr>
       <w:r>
-        <w:t xml:space="preserve">[Me]</w:t>
-      </w:r>
-      <w:r>
-        <w:t xml:space="preserve"> </w:t>
-      </w:r>
-      <w:r>
+        <w:rPr>
+          <w:i/>
+          <w:iCs/>
+        </w:rPr>
+        <w:t xml:space="preserve">[Me]</w:t>
+      </w:r>
+      <w:r>
+        <w:t xml:space="preserve"> </w:t>
+      </w:r>
+      <w:r>
+        <w:rPr>
+          <w:i/>
+          <w:iCs/>
+        </w:rPr>
         <w:t xml:space="preserve">Uh, great. Great. Yeah, good to hear, and, uh, fun to hear as well, because back in the day, I was in… I see that my recording is running.</w:t>
       </w:r>
     </w:p>
@@ -133,12 +165,20 @@
         <w:pStyle w:val="BlockText"/>
       </w:pPr>
       <w:r>
-        <w:t xml:space="preserve">[Me]</w:t>
-      </w:r>
-      <w:r>
-        <w:t xml:space="preserve"> </w:t>
-      </w:r>
-      <w:r>
+        <w:rPr>
+          <w:i/>
+          <w:iCs/>
+        </w:rPr>
+        <w:t xml:space="preserve">[Me]</w:t>
+      </w:r>
+      <w:r>
+        <w:t xml:space="preserve"> </w:t>
+      </w:r>
+      <w:r>
+        <w:rPr>
+          <w:i/>
+          <w:iCs/>
+        </w:rPr>
         <w:t xml:space="preserve">But it is on my phone, so I, I have a backup, but I would like it to work here as well.</w:t>
       </w:r>
     </w:p>
@@ -161,12 +201,20 @@
         <w:pStyle w:val="BlockText"/>
       </w:pPr>
       <w:r>
-        <w:t xml:space="preserve">[Me]</w:t>
-      </w:r>
-      <w:r>
-        <w:t xml:space="preserve"> </w:t>
-      </w:r>
-      <w:r>
+        <w:rPr>
+          <w:i/>
+          <w:iCs/>
+        </w:rPr>
+        <w:t xml:space="preserve">[Me]</w:t>
+      </w:r>
+      <w:r>
+        <w:t xml:space="preserve"> </w:t>
+      </w:r>
+      <w:r>
+        <w:rPr>
+          <w:i/>
+          <w:iCs/>
+        </w:rPr>
         <w:t xml:space="preserve">Uh, but I don’t think it, it will. I don’t know why. It’s annoying. Okay, I’m fine. I have two tools n- running already. I don’t need a third one, I guess. Uh [chuckles] it should be fine.</w:t>
       </w:r>
     </w:p>
@@ -189,12 +237,20 @@
         <w:pStyle w:val="BlockText"/>
       </w:pPr>
       <w:r>
-        <w:t xml:space="preserve">[Me]</w:t>
-      </w:r>
-      <w:r>
-        <w:t xml:space="preserve"> </w:t>
-      </w:r>
-      <w:r>
+        <w:rPr>
+          <w:i/>
+          <w:iCs/>
+        </w:rPr>
+        <w:t xml:space="preserve">[Me]</w:t>
+      </w:r>
+      <w:r>
+        <w:t xml:space="preserve"> </w:t>
+      </w:r>
+      <w:r>
+        <w:rPr>
+          <w:i/>
+          <w:iCs/>
+        </w:rPr>
         <w:t xml:space="preserve">The, the backup of the backup, yeah. Uh, like, the first interview, I have, like, the, the transcript, but I don’t have the audio file for it because Granola worked, the audio recording didn’t.</w:t>
       </w:r>
     </w:p>
@@ -217,12 +273,20 @@
         <w:pStyle w:val="BlockText"/>
       </w:pPr>
       <w:r>
-        <w:t xml:space="preserve">[Me]</w:t>
-      </w:r>
-      <w:r>
-        <w:t xml:space="preserve"> </w:t>
-      </w:r>
-      <w:r>
+        <w:rPr>
+          <w:i/>
+          <w:iCs/>
+        </w:rPr>
+        <w:t xml:space="preserve">[Me]</w:t>
+      </w:r>
+      <w:r>
+        <w:t xml:space="preserve"> </w:t>
+      </w:r>
+      <w:r>
+        <w:rPr>
+          <w:i/>
+          <w:iCs/>
+        </w:rPr>
         <w:t xml:space="preserve">So I, I want to have the double backup now. Um, good to hear. Hey, uh, I think being cognizant of your time as well, uh, let’s just dive right into it from my perspective. Could you tell me a bit about your role, your job?</w:t>
       </w:r>
     </w:p>
@@ -271,12 +335,20 @@
         <w:pStyle w:val="BlockText"/>
       </w:pPr>
       <w:r>
-        <w:t xml:space="preserve">[Me]</w:t>
-      </w:r>
-      <w:r>
-        <w:t xml:space="preserve"> </w:t>
-      </w:r>
-      <w:r>
+        <w:rPr>
+          <w:i/>
+          <w:iCs/>
+        </w:rPr>
+        <w:t xml:space="preserve">[Me]</w:t>
+      </w:r>
+      <w:r>
+        <w:t xml:space="preserve"> </w:t>
+      </w:r>
+      <w:r>
+        <w:rPr>
+          <w:i/>
+          <w:iCs/>
+        </w:rPr>
         <w:t xml:space="preserve">And, um, o- uh, as you know, I, I’m mainly researching agentic AI within marketing.</w:t>
       </w:r>
     </w:p>
@@ -299,12 +371,20 @@
         <w:pStyle w:val="BlockText"/>
       </w:pPr>
       <w:r>
-        <w:t xml:space="preserve">[Me]</w:t>
-      </w:r>
-      <w:r>
-        <w:t xml:space="preserve"> </w:t>
-      </w:r>
-      <w:r>
+        <w:rPr>
+          <w:i/>
+          <w:iCs/>
+        </w:rPr>
+        <w:t xml:space="preserve">[Me]</w:t>
+      </w:r>
+      <w:r>
+        <w:t xml:space="preserve"> </w:t>
+      </w:r>
+      <w:r>
+        <w:rPr>
+          <w:i/>
+          <w:iCs/>
+        </w:rPr>
         <w:t xml:space="preserve">So how does your role relate to, to, to that, that domain?</w:t>
       </w:r>
     </w:p>
@@ -327,12 +407,20 @@
         <w:pStyle w:val="BlockText"/>
       </w:pPr>
       <w:r>
-        <w:t xml:space="preserve">[Me]</w:t>
-      </w:r>
-      <w:r>
-        <w:t xml:space="preserve"> </w:t>
-      </w:r>
-      <w:r>
+        <w:rPr>
+          <w:i/>
+          <w:iCs/>
+        </w:rPr>
+        <w:t xml:space="preserve">[Me]</w:t>
+      </w:r>
+      <w:r>
+        <w:t xml:space="preserve"> </w:t>
+      </w:r>
+      <w:r>
+        <w:rPr>
+          <w:i/>
+          <w:iCs/>
+        </w:rPr>
         <w:t xml:space="preserve">Cool. Cool. Um-</w:t>
       </w:r>
     </w:p>
@@ -355,12 +443,20 @@
         <w:pStyle w:val="BlockText"/>
       </w:pPr>
       <w:r>
-        <w:t xml:space="preserve">[Me]</w:t>
-      </w:r>
-      <w:r>
-        <w:t xml:space="preserve"> </w:t>
-      </w:r>
-      <w:r>
+        <w:rPr>
+          <w:i/>
+          <w:iCs/>
+        </w:rPr>
+        <w:t xml:space="preserve">[Me]</w:t>
+      </w:r>
+      <w:r>
+        <w:t xml:space="preserve"> </w:t>
+      </w:r>
+      <w:r>
+        <w:rPr>
+          <w:i/>
+          <w:iCs/>
+        </w:rPr>
         <w:t xml:space="preserve">So let’s, let’s start with the first real question, uh, testing the baseline here. So what, what does generative AI mean to you?</w:t>
       </w:r>
     </w:p>
@@ -383,12 +479,20 @@
         <w:pStyle w:val="BlockText"/>
       </w:pPr>
       <w:r>
-        <w:t xml:space="preserve">[Me]</w:t>
-      </w:r>
-      <w:r>
-        <w:t xml:space="preserve"> </w:t>
-      </w:r>
-      <w:r>
+        <w:rPr>
+          <w:i/>
+          <w:iCs/>
+        </w:rPr>
+        <w:t xml:space="preserve">[Me]</w:t>
+      </w:r>
+      <w:r>
+        <w:t xml:space="preserve"> </w:t>
+      </w:r>
+      <w:r>
+        <w:rPr>
+          <w:i/>
+          <w:iCs/>
+        </w:rPr>
         <w:t xml:space="preserve">Thank you.</w:t>
       </w:r>
     </w:p>
@@ -411,12 +515,20 @@
         <w:pStyle w:val="BlockText"/>
       </w:pPr>
       <w:r>
-        <w:t xml:space="preserve">[Me]</w:t>
-      </w:r>
-      <w:r>
-        <w:t xml:space="preserve"> </w:t>
-      </w:r>
-      <w:r>
+        <w:rPr>
+          <w:i/>
+          <w:iCs/>
+        </w:rPr>
+        <w:t xml:space="preserve">[Me]</w:t>
+      </w:r>
+      <w:r>
+        <w:t xml:space="preserve"> </w:t>
+      </w:r>
+      <w:r>
+        <w:rPr>
+          <w:i/>
+          <w:iCs/>
+        </w:rPr>
         <w:t xml:space="preserve">Check. And maybe one step back, because I, I made a note about it, but I didn’t fill it in. Uh, you, you said you were a scientist, but you didn’t say-</w:t>
       </w:r>
     </w:p>
@@ -439,12 +551,20 @@
         <w:pStyle w:val="BlockText"/>
       </w:pPr>
       <w:r>
-        <w:t xml:space="preserve">[Me]</w:t>
-      </w:r>
-      <w:r>
-        <w:t xml:space="preserve"> </w:t>
-      </w:r>
-      <w:r>
+        <w:rPr>
+          <w:i/>
+          <w:iCs/>
+        </w:rPr>
+        <w:t xml:space="preserve">[Me]</w:t>
+      </w:r>
+      <w:r>
+        <w:t xml:space="preserve"> </w:t>
+      </w:r>
+      <w:r>
+        <w:rPr>
+          <w:i/>
+          <w:iCs/>
+        </w:rPr>
         <w:t xml:space="preserve">… in what?</w:t>
       </w:r>
     </w:p>
@@ -467,12 +587,20 @@
         <w:pStyle w:val="BlockText"/>
       </w:pPr>
       <w:r>
-        <w:t xml:space="preserve">[Me]</w:t>
-      </w:r>
-      <w:r>
-        <w:t xml:space="preserve"> </w:t>
-      </w:r>
-      <w:r>
+        <w:rPr>
+          <w:i/>
+          <w:iCs/>
+        </w:rPr>
+        <w:t xml:space="preserve">[Me]</w:t>
+      </w:r>
+      <w:r>
+        <w:t xml:space="preserve"> </w:t>
+      </w:r>
+      <w:r>
+        <w:rPr>
+          <w:i/>
+          <w:iCs/>
+        </w:rPr>
         <w:t xml:space="preserve">And-</w:t>
       </w:r>
     </w:p>
@@ -495,12 +623,20 @@
         <w:pStyle w:val="BlockText"/>
       </w:pPr>
       <w:r>
-        <w:t xml:space="preserve">[Me]</w:t>
-      </w:r>
-      <w:r>
-        <w:t xml:space="preserve"> </w:t>
-      </w:r>
-      <w:r>
+        <w:rPr>
+          <w:i/>
+          <w:iCs/>
+        </w:rPr>
+        <w:t xml:space="preserve">[Me]</w:t>
+      </w:r>
+      <w:r>
+        <w:t xml:space="preserve"> </w:t>
+      </w:r>
+      <w:r>
+        <w:rPr>
+          <w:i/>
+          <w:iCs/>
+        </w:rPr>
         <w:t xml:space="preserve">Should I be thinking then mainly about IoT and, uh, government tech and stuff like that? Like the-</w:t>
       </w:r>
     </w:p>
@@ -523,12 +659,20 @@
         <w:pStyle w:val="BlockText"/>
       </w:pPr>
       <w:r>
-        <w:t xml:space="preserve">[Me]</w:t>
-      </w:r>
-      <w:r>
-        <w:t xml:space="preserve"> </w:t>
-      </w:r>
-      <w:r>
+        <w:rPr>
+          <w:i/>
+          <w:iCs/>
+        </w:rPr>
+        <w:t xml:space="preserve">[Me]</w:t>
+      </w:r>
+      <w:r>
+        <w:t xml:space="preserve"> </w:t>
+      </w:r>
+      <w:r>
+        <w:rPr>
+          <w:i/>
+          <w:iCs/>
+        </w:rPr>
         <w:t xml:space="preserve">… medical part of [company]?</w:t>
       </w:r>
     </w:p>
@@ -551,12 +695,20 @@
         <w:pStyle w:val="BlockText"/>
       </w:pPr>
       <w:r>
-        <w:t xml:space="preserve">[Me]</w:t>
-      </w:r>
-      <w:r>
-        <w:t xml:space="preserve"> </w:t>
-      </w:r>
-      <w:r>
+        <w:rPr>
+          <w:i/>
+          <w:iCs/>
+        </w:rPr>
+        <w:t xml:space="preserve">[Me]</w:t>
+      </w:r>
+      <w:r>
+        <w:t xml:space="preserve"> </w:t>
+      </w:r>
+      <w:r>
+        <w:rPr>
+          <w:i/>
+          <w:iCs/>
+        </w:rPr>
         <w:t xml:space="preserve">Yeah. Yeah. Okay. So next baseline question, um, what does agentic AI mean to you?</w:t>
       </w:r>
     </w:p>
@@ -603,12 +755,20 @@
         <w:pStyle w:val="BlockText"/>
       </w:pPr>
       <w:r>
-        <w:t xml:space="preserve">[Me]</w:t>
-      </w:r>
-      <w:r>
-        <w:t xml:space="preserve"> </w:t>
-      </w:r>
-      <w:r>
+        <w:rPr>
+          <w:i/>
+          <w:iCs/>
+        </w:rPr>
+        <w:t xml:space="preserve">[Me]</w:t>
+      </w:r>
+      <w:r>
+        <w:t xml:space="preserve"> </w:t>
+      </w:r>
+      <w:r>
+        <w:rPr>
+          <w:i/>
+          <w:iCs/>
+        </w:rPr>
         <w:t xml:space="preserve">Check. So what, what I am– So I think agents is very ill-defined in literature. You see a lot of different definitions go, floating around.</w:t>
       </w:r>
     </w:p>
@@ -631,12 +791,20 @@
         <w:pStyle w:val="BlockText"/>
       </w:pPr>
       <w:r>
-        <w:t xml:space="preserve">[Me]</w:t>
-      </w:r>
-      <w:r>
-        <w:t xml:space="preserve"> </w:t>
-      </w:r>
-      <w:r>
+        <w:rPr>
+          <w:i/>
+          <w:iCs/>
+        </w:rPr>
+        <w:t xml:space="preserve">[Me]</w:t>
+      </w:r>
+      <w:r>
+        <w:t xml:space="preserve"> </w:t>
+      </w:r>
+      <w:r>
+        <w:rPr>
+          <w:i/>
+          <w:iCs/>
+        </w:rPr>
         <w:t xml:space="preserve">For me, I think there are two things that are most, uh, descriptive of, uh, agentic AI.</w:t>
       </w:r>
     </w:p>
@@ -659,12 +827,20 @@
         <w:pStyle w:val="BlockText"/>
       </w:pPr>
       <w:r>
-        <w:t xml:space="preserve">[Me]</w:t>
-      </w:r>
-      <w:r>
-        <w:t xml:space="preserve"> </w:t>
-      </w:r>
-      <w:r>
+        <w:rPr>
+          <w:i/>
+          <w:iCs/>
+        </w:rPr>
+        <w:t xml:space="preserve">[Me]</w:t>
+      </w:r>
+      <w:r>
+        <w:t xml:space="preserve"> </w:t>
+      </w:r>
+      <w:r>
+        <w:rPr>
+          <w:i/>
+          <w:iCs/>
+        </w:rPr>
         <w:t xml:space="preserve">So just, just to give you, give you context of how I’m going to frame it, it is first, I think, that AI has… Agentic AI has some ability to act, and that can be defined very broadly. Uh, and second, some ability to, to plan, to not only follow instructions, but also interpret the instructions before, uh, going to, into that execution mode. Um, just to give us a, a common baseline to, uh, have a definition of, of what we are talking about.</w:t>
       </w:r>
     </w:p>
@@ -701,12 +877,20 @@
         <w:pStyle w:val="BlockText"/>
       </w:pPr>
       <w:r>
-        <w:t xml:space="preserve">[Me]</w:t>
-      </w:r>
-      <w:r>
-        <w:t xml:space="preserve"> </w:t>
-      </w:r>
-      <w:r>
+        <w:rPr>
+          <w:i/>
+          <w:iCs/>
+        </w:rPr>
+        <w:t xml:space="preserve">[Me]</w:t>
+      </w:r>
+      <w:r>
+        <w:t xml:space="preserve"> </w:t>
+      </w:r>
+      <w:r>
+        <w:rPr>
+          <w:i/>
+          <w:iCs/>
+        </w:rPr>
         <w:t xml:space="preserve">Yeah, and I think, like, there are a lot of different features that you can turn on and off. So these are the two that I’m focusing on most. Uh-</w:t>
       </w:r>
     </w:p>
@@ -729,12 +913,20 @@
         <w:pStyle w:val="BlockText"/>
       </w:pPr>
       <w:r>
-        <w:t xml:space="preserve">[Me]</w:t>
-      </w:r>
-      <w:r>
-        <w:t xml:space="preserve"> </w:t>
-      </w:r>
-      <w:r>
+        <w:rPr>
+          <w:i/>
+          <w:iCs/>
+        </w:rPr>
+        <w:t xml:space="preserve">[Me]</w:t>
+      </w:r>
+      <w:r>
+        <w:t xml:space="preserve"> </w:t>
+      </w:r>
+      <w:r>
+        <w:rPr>
+          <w:i/>
+          <w:iCs/>
+        </w:rPr>
         <w:t xml:space="preserve">… but I think it’s always fun to say when we’re talking about use case and application, like, does it include having, uh, some, some term of storage outside of the context window, right?… or does it not? Um, so long-term, short, uh, it’s not really short-term memory as we have as humans, but it’s like something similar, right?</w:t>
       </w:r>
     </w:p>
@@ -757,12 +949,20 @@
         <w:pStyle w:val="BlockText"/>
       </w:pPr>
       <w:r>
-        <w:t xml:space="preserve">[Me]</w:t>
-      </w:r>
-      <w:r>
-        <w:t xml:space="preserve"> </w:t>
-      </w:r>
-      <w:r>
+        <w:rPr>
+          <w:i/>
+          <w:iCs/>
+        </w:rPr>
+        <w:t xml:space="preserve">[Me]</w:t>
+      </w:r>
+      <w:r>
+        <w:t xml:space="preserve"> </w:t>
+      </w:r>
+      <w:r>
+        <w:rPr>
+          <w:i/>
+          <w:iCs/>
+        </w:rPr>
         <w:t xml:space="preserve">Cool. Let’s, let’s dive into the use cases. So, uh, you’re an advisor. Um-</w:t>
       </w:r>
     </w:p>
@@ -785,12 +985,20 @@
         <w:pStyle w:val="BlockText"/>
       </w:pPr>
       <w:r>
-        <w:t xml:space="preserve">[Me]</w:t>
-      </w:r>
-      <w:r>
-        <w:t xml:space="preserve"> </w:t>
-      </w:r>
-      <w:r>
+        <w:rPr>
+          <w:i/>
+          <w:iCs/>
+        </w:rPr>
+        <w:t xml:space="preserve">[Me]</w:t>
+      </w:r>
+      <w:r>
+        <w:t xml:space="preserve"> </w:t>
+      </w:r>
+      <w:r>
+        <w:rPr>
+          <w:i/>
+          <w:iCs/>
+        </w:rPr>
         <w:t xml:space="preserve">-what do you typically see when it comes to, um, applying agentic AI in marketing?</w:t>
       </w:r>
     </w:p>
@@ -813,12 +1021,20 @@
         <w:pStyle w:val="BlockText"/>
       </w:pPr>
       <w:r>
-        <w:t xml:space="preserve">[Me]</w:t>
-      </w:r>
-      <w:r>
-        <w:t xml:space="preserve"> </w:t>
-      </w:r>
-      <w:r>
+        <w:rPr>
+          <w:i/>
+          <w:iCs/>
+        </w:rPr>
+        <w:t xml:space="preserve">[Me]</w:t>
+      </w:r>
+      <w:r>
+        <w:t xml:space="preserve"> </w:t>
+      </w:r>
+      <w:r>
+        <w:rPr>
+          <w:i/>
+          <w:iCs/>
+        </w:rPr>
         <w:t xml:space="preserve">And when it comes to marketing specifically, do you see, observe specific use cases, uh, in the organizations that you consult with?</w:t>
       </w:r>
     </w:p>
@@ -853,12 +1069,20 @@
         <w:pStyle w:val="BlockText"/>
       </w:pPr>
       <w:r>
-        <w:t xml:space="preserve">[Me]</w:t>
-      </w:r>
-      <w:r>
-        <w:t xml:space="preserve"> </w:t>
-      </w:r>
-      <w:r>
+        <w:rPr>
+          <w:i/>
+          <w:iCs/>
+        </w:rPr>
+        <w:t xml:space="preserve">[Me]</w:t>
+      </w:r>
+      <w:r>
+        <w:t xml:space="preserve"> </w:t>
+      </w:r>
+      <w:r>
+        <w:rPr>
+          <w:i/>
+          <w:iCs/>
+        </w:rPr>
         <w:t xml:space="preserve">Yeah. So that’s-… That’s a very interesting example. It’s also a very operational example, I would say.</w:t>
       </w:r>
     </w:p>
@@ -881,12 +1105,20 @@
         <w:pStyle w:val="BlockText"/>
       </w:pPr>
       <w:r>
-        <w:t xml:space="preserve">[Me]</w:t>
-      </w:r>
-      <w:r>
-        <w:t xml:space="preserve"> </w:t>
-      </w:r>
-      <w:r>
+        <w:rPr>
+          <w:i/>
+          <w:iCs/>
+        </w:rPr>
+        <w:t xml:space="preserve">[Me]</w:t>
+      </w:r>
+      <w:r>
+        <w:t xml:space="preserve"> </w:t>
+      </w:r>
+      <w:r>
+        <w:rPr>
+          <w:i/>
+          <w:iCs/>
+        </w:rPr>
         <w:t xml:space="preserve">Do you, do you have any other marketing related examples that you would like to discuss?</w:t>
       </w:r>
     </w:p>
@@ -909,12 +1141,20 @@
         <w:pStyle w:val="BlockText"/>
       </w:pPr>
       <w:r>
-        <w:t xml:space="preserve">[Me]</w:t>
-      </w:r>
-      <w:r>
-        <w:t xml:space="preserve"> </w:t>
-      </w:r>
-      <w:r>
+        <w:rPr>
+          <w:i/>
+          <w:iCs/>
+        </w:rPr>
+        <w:t xml:space="preserve">[Me]</w:t>
+      </w:r>
+      <w:r>
+        <w:t xml:space="preserve"> </w:t>
+      </w:r>
+      <w:r>
+        <w:rPr>
+          <w:i/>
+          <w:iCs/>
+        </w:rPr>
         <w:t xml:space="preserve">I think the, the recruitment one is much more</w:t>
       </w:r>
     </w:p>
@@ -923,12 +1163,20 @@
         <w:pStyle w:val="BlockText"/>
       </w:pPr>
       <w:r>
-        <w:t xml:space="preserve">[Me]</w:t>
-      </w:r>
-      <w:r>
-        <w:t xml:space="preserve"> </w:t>
-      </w:r>
-      <w:r>
+        <w:rPr>
+          <w:i/>
+          <w:iCs/>
+        </w:rPr>
+        <w:t xml:space="preserve">[Me]</w:t>
+      </w:r>
+      <w:r>
+        <w:t xml:space="preserve"> </w:t>
+      </w:r>
+      <w:r>
+        <w:rPr>
+          <w:i/>
+          <w:iCs/>
+        </w:rPr>
         <w:t xml:space="preserve">communication oriented, so I can really make a good case how the same process and orientation can be applied to marketing.</w:t>
       </w:r>
     </w:p>
@@ -951,12 +1199,20 @@
         <w:pStyle w:val="BlockText"/>
       </w:pPr>
       <w:r>
-        <w:t xml:space="preserve">[Me]</w:t>
-      </w:r>
-      <w:r>
-        <w:t xml:space="preserve"> </w:t>
-      </w:r>
-      <w:r>
+        <w:rPr>
+          <w:i/>
+          <w:iCs/>
+        </w:rPr>
+        <w:t xml:space="preserve">[Me]</w:t>
+      </w:r>
+      <w:r>
+        <w:t xml:space="preserve"> </w:t>
+      </w:r>
+      <w:r>
+        <w:rPr>
+          <w:i/>
+          <w:iCs/>
+        </w:rPr>
         <w:t xml:space="preserve">Um, it’s a bit harder for me with the, uh, the vertical farming, uh, example.</w:t>
       </w:r>
     </w:p>
@@ -979,12 +1235,20 @@
         <w:pStyle w:val="BlockText"/>
       </w:pPr>
       <w:r>
-        <w:t xml:space="preserve">[Me]</w:t>
-      </w:r>
-      <w:r>
-        <w:t xml:space="preserve"> </w:t>
-      </w:r>
-      <w:r>
+        <w:rPr>
+          <w:i/>
+          <w:iCs/>
+        </w:rPr>
+        <w:t xml:space="preserve">[Me]</w:t>
+      </w:r>
+      <w:r>
+        <w:t xml:space="preserve"> </w:t>
+      </w:r>
+      <w:r>
+        <w:rPr>
+          <w:i/>
+          <w:iCs/>
+        </w:rPr>
         <w:t xml:space="preserve">Yeah, so what, what I have observed is that, um, there’s a lot of academic writing already about generating content in marketing, especially-</w:t>
       </w:r>
     </w:p>
@@ -1007,12 +1271,20 @@
         <w:pStyle w:val="BlockText"/>
       </w:pPr>
       <w:r>
-        <w:t xml:space="preserve">[Me]</w:t>
-      </w:r>
-      <w:r>
-        <w:t xml:space="preserve"> </w:t>
-      </w:r>
-      <w:r>
+        <w:rPr>
+          <w:i/>
+          <w:iCs/>
+        </w:rPr>
+        <w:t xml:space="preserve">[Me]</w:t>
+      </w:r>
+      <w:r>
+        <w:t xml:space="preserve"> </w:t>
+      </w:r>
+      <w:r>
+        <w:rPr>
+          <w:i/>
+          <w:iCs/>
+        </w:rPr>
         <w:t xml:space="preserve">… when it comes to just asking ChatGPT a question, getting text out or getting an image out, and using that in the process.</w:t>
       </w:r>
     </w:p>
@@ -1035,12 +1307,20 @@
         <w:pStyle w:val="BlockText"/>
       </w:pPr>
       <w:r>
-        <w:t xml:space="preserve">[Me]</w:t>
-      </w:r>
-      <w:r>
-        <w:t xml:space="preserve"> </w:t>
-      </w:r>
-      <w:r>
+        <w:rPr>
+          <w:i/>
+          <w:iCs/>
+        </w:rPr>
+        <w:t xml:space="preserve">[Me]</w:t>
+      </w:r>
+      <w:r>
+        <w:t xml:space="preserve"> </w:t>
+      </w:r>
+      <w:r>
+        <w:rPr>
+          <w:i/>
+          <w:iCs/>
+        </w:rPr>
         <w:t xml:space="preserve">Everything else within marketing is under-explored.</w:t>
       </w:r>
     </w:p>
@@ -1063,12 +1343,20 @@
         <w:pStyle w:val="BlockText"/>
       </w:pPr>
       <w:r>
-        <w:t xml:space="preserve">[Me]</w:t>
-      </w:r>
-      <w:r>
-        <w:t xml:space="preserve"> </w:t>
-      </w:r>
-      <w:r>
+        <w:rPr>
+          <w:i/>
+          <w:iCs/>
+        </w:rPr>
+        <w:t xml:space="preserve">[Me]</w:t>
+      </w:r>
+      <w:r>
+        <w:t xml:space="preserve"> </w:t>
+      </w:r>
+      <w:r>
+        <w:rPr>
+          <w:i/>
+          <w:iCs/>
+        </w:rPr>
         <w:t xml:space="preserve">So that could be having customer journeys, uh, orchestrated in systems. That could be, um, doing data analysis. Uh, that could be, um, automatically handling campaigns, uh, based not just on, like, the machine learning, but actually like A- AI.</w:t>
       </w:r>
     </w:p>
@@ -1091,12 +1379,20 @@
         <w:pStyle w:val="BlockText"/>
       </w:pPr>
       <w:r>
-        <w:t xml:space="preserve">[Me]</w:t>
-      </w:r>
-      <w:r>
-        <w:t xml:space="preserve"> </w:t>
-      </w:r>
-      <w:r>
+        <w:rPr>
+          <w:i/>
+          <w:iCs/>
+        </w:rPr>
+        <w:t xml:space="preserve">[Me]</w:t>
+      </w:r>
+      <w:r>
+        <w:t xml:space="preserve"> </w:t>
+      </w:r>
+      <w:r>
+        <w:rPr>
+          <w:i/>
+          <w:iCs/>
+        </w:rPr>
         <w:t xml:space="preserve">Uh, and regarding all these different topics, uh, I see very little academic attention, and from that perspective, I’m looking at how can marketing managers do this better, right?</w:t>
       </w:r>
     </w:p>
@@ -1119,12 +1415,20 @@
         <w:pStyle w:val="BlockText"/>
       </w:pPr>
       <w:r>
-        <w:t xml:space="preserve">[Me]</w:t>
-      </w:r>
-      <w:r>
-        <w:t xml:space="preserve"> </w:t>
-      </w:r>
-      <w:r>
+        <w:rPr>
+          <w:i/>
+          <w:iCs/>
+        </w:rPr>
+        <w:t xml:space="preserve">[Me]</w:t>
+      </w:r>
+      <w:r>
+        <w:t xml:space="preserve"> </w:t>
+      </w:r>
+      <w:r>
+        <w:rPr>
+          <w:i/>
+          <w:iCs/>
+        </w:rPr>
         <w:t xml:space="preserve">And, uh, facing that from a market or from an academic’s perspective. And from that perspective, I am interviewing marketing, uh, managers, but also experts like you, that consult with them on how they could do it better.</w:t>
       </w:r>
     </w:p>
@@ -1147,12 +1451,20 @@
         <w:pStyle w:val="BlockText"/>
       </w:pPr>
       <w:r>
-        <w:t xml:space="preserve">[Me]</w:t>
-      </w:r>
-      <w:r>
-        <w:t xml:space="preserve"> </w:t>
-      </w:r>
-      <w:r>
+        <w:rPr>
+          <w:i/>
+          <w:iCs/>
+        </w:rPr>
+        <w:t xml:space="preserve">[Me]</w:t>
+      </w:r>
+      <w:r>
+        <w:t xml:space="preserve"> </w:t>
+      </w:r>
+      <w:r>
+        <w:rPr>
+          <w:i/>
+          <w:iCs/>
+        </w:rPr>
         <w:t xml:space="preserve">So that’s really the expecting, uh, the, the perspective that I’m looking for most.</w:t>
       </w:r>
     </w:p>
@@ -1175,12 +1487,20 @@
         <w:pStyle w:val="BlockText"/>
       </w:pPr>
       <w:r>
-        <w:t xml:space="preserve">[Me]</w:t>
-      </w:r>
-      <w:r>
-        <w:t xml:space="preserve"> </w:t>
-      </w:r>
-      <w:r>
+        <w:rPr>
+          <w:i/>
+          <w:iCs/>
+        </w:rPr>
+        <w:t xml:space="preserve">[Me]</w:t>
+      </w:r>
+      <w:r>
+        <w:t xml:space="preserve"> </w:t>
+      </w:r>
+      <w:r>
+        <w:rPr>
+          <w:i/>
+          <w:iCs/>
+        </w:rPr>
         <w:t xml:space="preserve">That’s all, because I can talk about it all, and, uh, I have a background in data science, so I love this stuff as well, but [chuckles] this is for-</w:t>
       </w:r>
     </w:p>
@@ -1203,12 +1523,20 @@
         <w:pStyle w:val="BlockText"/>
       </w:pPr>
       <w:r>
-        <w:t xml:space="preserve">[Me]</w:t>
-      </w:r>
-      <w:r>
-        <w:t xml:space="preserve"> </w:t>
-      </w:r>
-      <w:r>
+        <w:rPr>
+          <w:i/>
+          <w:iCs/>
+        </w:rPr>
+        <w:t xml:space="preserve">[Me]</w:t>
+      </w:r>
+      <w:r>
+        <w:t xml:space="preserve"> </w:t>
+      </w:r>
+      <w:r>
+        <w:rPr>
+          <w:i/>
+          <w:iCs/>
+        </w:rPr>
         <w:t xml:space="preserve">… when it comes to my thesis, this is what I need. [chuckles]</w:t>
       </w:r>
     </w:p>
@@ -1259,12 +1587,20 @@
         <w:pStyle w:val="BlockText"/>
       </w:pPr>
       <w:r>
-        <w:t xml:space="preserve">[Me]</w:t>
-      </w:r>
-      <w:r>
-        <w:t xml:space="preserve"> </w:t>
-      </w:r>
-      <w:r>
+        <w:rPr>
+          <w:i/>
+          <w:iCs/>
+        </w:rPr>
+        <w:t xml:space="preserve">[Me]</w:t>
+      </w:r>
+      <w:r>
+        <w:t xml:space="preserve"> </w:t>
+      </w:r>
+      <w:r>
+        <w:rPr>
+          <w:i/>
+          <w:iCs/>
+        </w:rPr>
         <w:t xml:space="preserve">[laughs]</w:t>
       </w:r>
     </w:p>
@@ -1287,12 +1623,20 @@
         <w:pStyle w:val="BlockText"/>
       </w:pPr>
       <w:r>
-        <w:t xml:space="preserve">[Me]</w:t>
-      </w:r>
-      <w:r>
-        <w:t xml:space="preserve"> </w:t>
-      </w:r>
-      <w:r>
+        <w:rPr>
+          <w:i/>
+          <w:iCs/>
+        </w:rPr>
+        <w:t xml:space="preserve">[Me]</w:t>
+      </w:r>
+      <w:r>
+        <w:t xml:space="preserve"> </w:t>
+      </w:r>
+      <w:r>
+        <w:rPr>
+          <w:i/>
+          <w:iCs/>
+        </w:rPr>
         <w:t xml:space="preserve">And do you, do you have then the, those voice agents, do they have any ability to act?</w:t>
       </w:r>
     </w:p>
@@ -1351,12 +1695,20 @@
         <w:pStyle w:val="BlockText"/>
       </w:pPr>
       <w:r>
-        <w:t xml:space="preserve">[Me]</w:t>
-      </w:r>
-      <w:r>
-        <w:t xml:space="preserve"> </w:t>
-      </w:r>
-      <w:r>
+        <w:rPr>
+          <w:i/>
+          <w:iCs/>
+        </w:rPr>
+        <w:t xml:space="preserve">[Me]</w:t>
+      </w:r>
+      <w:r>
+        <w:t xml:space="preserve"> </w:t>
+      </w:r>
+      <w:r>
+        <w:rPr>
+          <w:i/>
+          <w:iCs/>
+        </w:rPr>
         <w:t xml:space="preserve">Hey, um, let’s go into the, the next topic, or if, if you have any other use case where you think, like, this, this one is, uh, too important to skip-</w:t>
       </w:r>
     </w:p>
@@ -1379,12 +1731,20 @@
         <w:pStyle w:val="BlockText"/>
       </w:pPr>
       <w:r>
-        <w:t xml:space="preserve">[Me]</w:t>
-      </w:r>
-      <w:r>
-        <w:t xml:space="preserve"> </w:t>
-      </w:r>
-      <w:r>
+        <w:rPr>
+          <w:i/>
+          <w:iCs/>
+        </w:rPr>
+        <w:t xml:space="preserve">[Me]</w:t>
+      </w:r>
+      <w:r>
+        <w:t xml:space="preserve"> </w:t>
+      </w:r>
+      <w:r>
+        <w:rPr>
+          <w:i/>
+          <w:iCs/>
+        </w:rPr>
         <w:t xml:space="preserve">… we can have a moment to dive into that, and otherwise, we’ll dive into the benefits of all those use cases that we discussed.</w:t>
       </w:r>
     </w:p>
@@ -1407,12 +1767,20 @@
         <w:pStyle w:val="BlockText"/>
       </w:pPr>
       <w:r>
-        <w:t xml:space="preserve">[Me]</w:t>
-      </w:r>
-      <w:r>
-        <w:t xml:space="preserve"> </w:t>
-      </w:r>
-      <w:r>
+        <w:rPr>
+          <w:i/>
+          <w:iCs/>
+        </w:rPr>
+        <w:t xml:space="preserve">[Me]</w:t>
+      </w:r>
+      <w:r>
+        <w:t xml:space="preserve"> </w:t>
+      </w:r>
+      <w:r>
+        <w:rPr>
+          <w:i/>
+          <w:iCs/>
+        </w:rPr>
         <w:t xml:space="preserve">Hey, we, we talked about a few, uh, different use cases like the re- recruitment, uh, agent, which was very process-oriented, uh, the marketing research, uh, agents, uh, the campaign agents, the voice agents. Um, and may- maybe from, from our perspective, to me, it sounds like the first three are really workflow-oriented. You have a clear process that you have AI to, um, assist you in executing on that.</w:t>
       </w:r>
     </w:p>
@@ -1435,12 +1803,20 @@
         <w:pStyle w:val="BlockText"/>
       </w:pPr>
       <w:r>
-        <w:t xml:space="preserve">[Me]</w:t>
-      </w:r>
-      <w:r>
-        <w:t xml:space="preserve"> </w:t>
-      </w:r>
-      <w:r>
+        <w:rPr>
+          <w:i/>
+          <w:iCs/>
+        </w:rPr>
+        <w:t xml:space="preserve">[Me]</w:t>
+      </w:r>
+      <w:r>
+        <w:t xml:space="preserve"> </w:t>
+      </w:r>
+      <w:r>
+        <w:rPr>
+          <w:i/>
+          <w:iCs/>
+        </w:rPr>
         <w:t xml:space="preserve">And the voice agents could be</w:t>
       </w:r>
     </w:p>
@@ -1449,12 +1825,20 @@
         <w:pStyle w:val="BlockText"/>
       </w:pPr>
       <w:r>
-        <w:t xml:space="preserve">[Me]</w:t>
-      </w:r>
-      <w:r>
-        <w:t xml:space="preserve"> </w:t>
-      </w:r>
-      <w:r>
+        <w:rPr>
+          <w:i/>
+          <w:iCs/>
+        </w:rPr>
+        <w:t xml:space="preserve">[Me]</w:t>
+      </w:r>
+      <w:r>
+        <w:t xml:space="preserve"> </w:t>
+      </w:r>
+      <w:r>
+        <w:rPr>
+          <w:i/>
+          <w:iCs/>
+        </w:rPr>
         <w:t xml:space="preserve">more open when it comes to different types of use cases. Am I correct in ex- in that expe- expectation?</w:t>
       </w:r>
     </w:p>
@@ -1489,12 +1873,20 @@
         <w:pStyle w:val="BlockText"/>
       </w:pPr>
       <w:r>
-        <w:t xml:space="preserve">[Me]</w:t>
-      </w:r>
-      <w:r>
-        <w:t xml:space="preserve"> </w:t>
-      </w:r>
-      <w:r>
+        <w:rPr>
+          <w:i/>
+          <w:iCs/>
+        </w:rPr>
+        <w:t xml:space="preserve">[Me]</w:t>
+      </w:r>
+      <w:r>
+        <w:t xml:space="preserve"> </w:t>
+      </w:r>
+      <w:r>
+        <w:rPr>
+          <w:i/>
+          <w:iCs/>
+        </w:rPr>
         <w:t xml:space="preserve">And do I hear then that you define return on investments in terms of shorter periods of work, or I, I expect, and also cash, that, that it’s generative, uh, or do you also have o- other metrics that you take into account?</w:t>
       </w:r>
     </w:p>
@@ -1529,12 +1921,20 @@
         <w:pStyle w:val="BlockText"/>
       </w:pPr>
       <w:r>
-        <w:t xml:space="preserve">[Me]</w:t>
-      </w:r>
-      <w:r>
-        <w:t xml:space="preserve"> </w:t>
-      </w:r>
-      <w:r>
+        <w:rPr>
+          <w:i/>
+          <w:iCs/>
+        </w:rPr>
+        <w:t xml:space="preserve">[Me]</w:t>
+      </w:r>
+      <w:r>
+        <w:t xml:space="preserve"> </w:t>
+      </w:r>
+      <w:r>
+        <w:rPr>
+          <w:i/>
+          <w:iCs/>
+        </w:rPr>
         <w:t xml:space="preserve">So I f- I find this interesting because-… uh, I talk with a lot of different people about the value of AI, and it tends to come down every time to efficiency, right? We are doing things faster. Um, and that is ob- obviously just one of the v- very many, uh… You did, you did an IRO to MBA, right?</w:t>
       </w:r>
     </w:p>
@@ -1557,12 +1957,20 @@
         <w:pStyle w:val="BlockText"/>
       </w:pPr>
       <w:r>
-        <w:t xml:space="preserve">[Me]</w:t>
-      </w:r>
-      <w:r>
-        <w:t xml:space="preserve"> </w:t>
-      </w:r>
-      <w:r>
+        <w:rPr>
+          <w:i/>
+          <w:iCs/>
+        </w:rPr>
+        <w:t xml:space="preserve">[Me]</w:t>
+      </w:r>
+      <w:r>
+        <w:t xml:space="preserve"> </w:t>
+      </w:r>
+      <w:r>
+        <w:rPr>
+          <w:i/>
+          <w:iCs/>
+        </w:rPr>
         <w:t xml:space="preserve">Uh, so you know about, about the big value pyramid with all the different things that you can have. Um-</w:t>
       </w:r>
     </w:p>
@@ -1585,12 +1993,20 @@
         <w:pStyle w:val="BlockText"/>
       </w:pPr>
       <w:r>
-        <w:t xml:space="preserve">[Me]</w:t>
-      </w:r>
-      <w:r>
-        <w:t xml:space="preserve"> </w:t>
-      </w:r>
-      <w:r>
+        <w:rPr>
+          <w:i/>
+          <w:iCs/>
+        </w:rPr>
+        <w:t xml:space="preserve">[Me]</w:t>
+      </w:r>
+      <w:r>
+        <w:t xml:space="preserve"> </w:t>
+      </w:r>
+      <w:r>
+        <w:rPr>
+          <w:i/>
+          <w:iCs/>
+        </w:rPr>
         <w:t xml:space="preserve">Maybe without me, uh, steering you too much in a di- direction, um, do you think that is all? And if so, why?</w:t>
       </w:r>
     </w:p>
@@ -1625,12 +2041,20 @@
         <w:pStyle w:val="BlockText"/>
       </w:pPr>
       <w:r>
-        <w:t xml:space="preserve">[Me]</w:t>
-      </w:r>
-      <w:r>
-        <w:t xml:space="preserve"> </w:t>
-      </w:r>
-      <w:r>
+        <w:rPr>
+          <w:i/>
+          <w:iCs/>
+        </w:rPr>
+        <w:t xml:space="preserve">[Me]</w:t>
+      </w:r>
+      <w:r>
+        <w:t xml:space="preserve"> </w:t>
+      </w:r>
+      <w:r>
+        <w:rPr>
+          <w:i/>
+          <w:iCs/>
+        </w:rPr>
         <w:t xml:space="preserve">And I, I would like to double-click on that a little bit, because when you, when you say quality and you give examples-</w:t>
       </w:r>
     </w:p>
@@ -1653,12 +2077,20 @@
         <w:pStyle w:val="BlockText"/>
       </w:pPr>
       <w:r>
-        <w:t xml:space="preserve">[Me]</w:t>
-      </w:r>
-      <w:r>
-        <w:t xml:space="preserve"> </w:t>
-      </w:r>
-      <w:r>
+        <w:rPr>
+          <w:i/>
+          <w:iCs/>
+        </w:rPr>
+        <w:t xml:space="preserve">[Me]</w:t>
+      </w:r>
+      <w:r>
+        <w:t xml:space="preserve"> </w:t>
+      </w:r>
+      <w:r>
+        <w:rPr>
+          <w:i/>
+          <w:iCs/>
+        </w:rPr>
         <w:t xml:space="preserve">… but this is research, so I want to know like, what, what does quality mean to you? [laughing]</w:t>
       </w:r>
     </w:p>
@@ -1681,12 +2113,20 @@
         <w:pStyle w:val="BlockText"/>
       </w:pPr>
       <w:r>
-        <w:t xml:space="preserve">[Me]</w:t>
-      </w:r>
-      <w:r>
-        <w:t xml:space="preserve"> </w:t>
-      </w:r>
-      <w:r>
+        <w:rPr>
+          <w:i/>
+          <w:iCs/>
+        </w:rPr>
+        <w:t xml:space="preserve">[Me]</w:t>
+      </w:r>
+      <w:r>
+        <w:t xml:space="preserve"> </w:t>
+      </w:r>
+      <w:r>
+        <w:rPr>
+          <w:i/>
+          <w:iCs/>
+        </w:rPr>
         <w:t xml:space="preserve">Yeah. And what, what could that be?</w:t>
       </w:r>
     </w:p>
@@ -1709,12 +2149,20 @@
         <w:pStyle w:val="BlockText"/>
       </w:pPr>
       <w:r>
-        <w:t xml:space="preserve">[Me]</w:t>
-      </w:r>
-      <w:r>
-        <w:t xml:space="preserve"> </w:t>
-      </w:r>
-      <w:r>
+        <w:rPr>
+          <w:i/>
+          <w:iCs/>
+        </w:rPr>
+        <w:t xml:space="preserve">[Me]</w:t>
+      </w:r>
+      <w:r>
+        <w:t xml:space="preserve"> </w:t>
+      </w:r>
+      <w:r>
+        <w:rPr>
+          <w:i/>
+          <w:iCs/>
+        </w:rPr>
         <w:t xml:space="preserve">Yeah, please.</w:t>
       </w:r>
     </w:p>
@@ -1801,12 +2249,20 @@
         <w:pStyle w:val="BlockText"/>
       </w:pPr>
       <w:r>
-        <w:t xml:space="preserve">[Me]</w:t>
-      </w:r>
-      <w:r>
-        <w:t xml:space="preserve"> </w:t>
-      </w:r>
-      <w:r>
+        <w:rPr>
+          <w:i/>
+          <w:iCs/>
+        </w:rPr>
+        <w:t xml:space="preserve">[Me]</w:t>
+      </w:r>
+      <w:r>
+        <w:t xml:space="preserve"> </w:t>
+      </w:r>
+      <w:r>
+        <w:rPr>
+          <w:i/>
+          <w:iCs/>
+        </w:rPr>
         <w:t xml:space="preserve">Cool. Um, I’ll process this a little bit for myself. So we have… Then essentially, we say we have the, the vanity metrics, right?</w:t>
       </w:r>
     </w:p>
@@ -1829,12 +2285,20 @@
         <w:pStyle w:val="BlockText"/>
       </w:pPr>
       <w:r>
-        <w:t xml:space="preserve">[Me]</w:t>
-      </w:r>
-      <w:r>
-        <w:t xml:space="preserve"> </w:t>
-      </w:r>
-      <w:r>
+        <w:rPr>
+          <w:i/>
+          <w:iCs/>
+        </w:rPr>
+        <w:t xml:space="preserve">[Me]</w:t>
+      </w:r>
+      <w:r>
+        <w:t xml:space="preserve"> </w:t>
+      </w:r>
+      <w:r>
+        <w:rPr>
+          <w:i/>
+          <w:iCs/>
+        </w:rPr>
         <w:t xml:space="preserve">Let’s explore that, maybe. Um,</w:t>
       </w:r>
     </w:p>
@@ -1843,12 +2307,20 @@
         <w:pStyle w:val="BlockText"/>
       </w:pPr>
       <w:r>
-        <w:t xml:space="preserve">[Me]</w:t>
-      </w:r>
-      <w:r>
-        <w:t xml:space="preserve"> </w:t>
-      </w:r>
-      <w:r>
+        <w:rPr>
+          <w:i/>
+          <w:iCs/>
+        </w:rPr>
+        <w:t xml:space="preserve">[Me]</w:t>
+      </w:r>
+      <w:r>
+        <w:t xml:space="preserve"> </w:t>
+      </w:r>
+      <w:r>
+        <w:rPr>
+          <w:i/>
+          <w:iCs/>
+        </w:rPr>
         <w:t xml:space="preserve">top line growth, bottom line efficiency, like EBITDA margin, stuff like that.</w:t>
       </w:r>
     </w:p>
@@ -1871,12 +2343,20 @@
         <w:pStyle w:val="BlockText"/>
       </w:pPr>
       <w:r>
-        <w:t xml:space="preserve">[Me]</w:t>
-      </w:r>
-      <w:r>
-        <w:t xml:space="preserve"> </w:t>
-      </w:r>
-      <w:r>
+        <w:rPr>
+          <w:i/>
+          <w:iCs/>
+        </w:rPr>
+        <w:t xml:space="preserve">[Me]</w:t>
+      </w:r>
+      <w:r>
+        <w:t xml:space="preserve"> </w:t>
+      </w:r>
+      <w:r>
+        <w:rPr>
+          <w:i/>
+          <w:iCs/>
+        </w:rPr>
         <w:t xml:space="preserve">Uh, and we have quality, and quality is this big umbrella term, which could mean to you like the high touch versus low touch approach, customer satisfaction. It could be</w:t>
       </w:r>
     </w:p>
@@ -1885,12 +2365,20 @@
         <w:pStyle w:val="BlockText"/>
       </w:pPr>
       <w:r>
-        <w:t xml:space="preserve">[Me]</w:t>
-      </w:r>
-      <w:r>
-        <w:t xml:space="preserve"> </w:t>
-      </w:r>
-      <w:r>
+        <w:rPr>
+          <w:i/>
+          <w:iCs/>
+        </w:rPr>
+        <w:t xml:space="preserve">[Me]</w:t>
+      </w:r>
+      <w:r>
+        <w:t xml:space="preserve"> </w:t>
+      </w:r>
+      <w:r>
+        <w:rPr>
+          <w:i/>
+          <w:iCs/>
+        </w:rPr>
         <w:t xml:space="preserve">call answer rate. Um-</w:t>
       </w:r>
     </w:p>
@@ -1913,12 +2401,20 @@
         <w:pStyle w:val="BlockText"/>
       </w:pPr>
       <w:r>
-        <w:t xml:space="preserve">[Me]</w:t>
-      </w:r>
-      <w:r>
-        <w:t xml:space="preserve"> </w:t>
-      </w:r>
-      <w:r>
+        <w:rPr>
+          <w:i/>
+          <w:iCs/>
+        </w:rPr>
+        <w:t xml:space="preserve">[Me]</w:t>
+      </w:r>
+      <w:r>
+        <w:t xml:space="preserve"> </w:t>
+      </w:r>
+      <w:r>
+        <w:rPr>
+          <w:i/>
+          <w:iCs/>
+        </w:rPr>
         <w:t xml:space="preserve">… do you have o- other things that you think are, like, very key for when it comes to agentic AI, when– or maybe even the use cases that you have, right? We talked about, um, the recruitment process, we talked about research agents, we talked about the voice agents. So you have like specific quality measures that these initiatives targeted.</w:t>
       </w:r>
     </w:p>
@@ -1978,12 +2474,20 @@
         <w:pStyle w:val="BlockText"/>
       </w:pPr>
       <w:r>
-        <w:t xml:space="preserve">[Me]</w:t>
-      </w:r>
-      <w:r>
-        <w:t xml:space="preserve"> </w:t>
-      </w:r>
-      <w:r>
+        <w:rPr>
+          <w:i/>
+          <w:iCs/>
+        </w:rPr>
+        <w:t xml:space="preserve">[Me]</w:t>
+      </w:r>
+      <w:r>
+        <w:t xml:space="preserve"> </w:t>
+      </w:r>
+      <w:r>
+        <w:rPr>
+          <w:i/>
+          <w:iCs/>
+        </w:rPr>
         <w:t xml:space="preserve">Interesting. Interesting. So maybe we, we already started with the drawbacks, right? You, you talked about people losing their job. What other drawbacks do you see when it comes to applying agentic AI?</w:t>
       </w:r>
     </w:p>
@@ -2006,12 +2510,20 @@
         <w:pStyle w:val="BlockText"/>
       </w:pPr>
       <w:r>
-        <w:t xml:space="preserve">[Me]</w:t>
-      </w:r>
-      <w:r>
-        <w:t xml:space="preserve"> </w:t>
-      </w:r>
-      <w:r>
+        <w:rPr>
+          <w:i/>
+          <w:iCs/>
+        </w:rPr>
+        <w:t xml:space="preserve">[Me]</w:t>
+      </w:r>
+      <w:r>
+        <w:t xml:space="preserve"> </w:t>
+      </w:r>
+      <w:r>
+        <w:rPr>
+          <w:i/>
+          <w:iCs/>
+        </w:rPr>
         <w:t xml:space="preserve">And may- maybe you have find- found some issues even in, like, the use cases that you, you have deployed. That would be, uh, especially interesting.</w:t>
       </w:r>
     </w:p>
@@ -2076,12 +2588,20 @@
         <w:pStyle w:val="BlockText"/>
       </w:pPr>
       <w:r>
-        <w:t xml:space="preserve">[Me]</w:t>
-      </w:r>
-      <w:r>
-        <w:t xml:space="preserve"> </w:t>
-      </w:r>
-      <w:r>
+        <w:rPr>
+          <w:i/>
+          <w:iCs/>
+        </w:rPr>
+        <w:t xml:space="preserve">[Me]</w:t>
+      </w:r>
+      <w:r>
+        <w:t xml:space="preserve"> </w:t>
+      </w:r>
+      <w:r>
+        <w:rPr>
+          <w:i/>
+          <w:iCs/>
+        </w:rPr>
         <w:t xml:space="preserve">I think that, that last one is also something that I want to zoom in a little bit more on, because I fi- I find this an interesting one, right? Because on one hand, you’re not the first interviewee that talked about</w:t>
       </w:r>
     </w:p>
@@ -2090,12 +2610,20 @@
         <w:pStyle w:val="BlockText"/>
       </w:pPr>
       <w:r>
-        <w:t xml:space="preserve">[Me]</w:t>
-      </w:r>
-      <w:r>
-        <w:t xml:space="preserve"> </w:t>
-      </w:r>
-      <w:r>
+        <w:rPr>
+          <w:i/>
+          <w:iCs/>
+        </w:rPr>
+        <w:t xml:space="preserve">[Me]</w:t>
+      </w:r>
+      <w:r>
+        <w:t xml:space="preserve"> </w:t>
+      </w:r>
+      <w:r>
+        <w:rPr>
+          <w:i/>
+          <w:iCs/>
+        </w:rPr>
         <w:t xml:space="preserve">jobs for young people, especially disappearing.</w:t>
       </w:r>
     </w:p>
@@ -2118,12 +2646,20 @@
         <w:pStyle w:val="BlockText"/>
       </w:pPr>
       <w:r>
-        <w:t xml:space="preserve">[Me]</w:t>
-      </w:r>
-      <w:r>
-        <w:t xml:space="preserve"> </w:t>
-      </w:r>
-      <w:r>
+        <w:rPr>
+          <w:i/>
+          <w:iCs/>
+        </w:rPr>
+        <w:t xml:space="preserve">[Me]</w:t>
+      </w:r>
+      <w:r>
+        <w:t xml:space="preserve"> </w:t>
+      </w:r>
+      <w:r>
+        <w:rPr>
+          <w:i/>
+          <w:iCs/>
+        </w:rPr>
         <w:t xml:space="preserve">But what I also hear, uh, outside of my research is… I haven’t chosen yet, at least during the interviews, is that young people are also the AI native generation. So, um,</w:t>
       </w:r>
     </w:p>
@@ -2132,12 +2668,20 @@
         <w:pStyle w:val="BlockText"/>
       </w:pPr>
       <w:r>
-        <w:t xml:space="preserve">[Me]</w:t>
-      </w:r>
-      <w:r>
-        <w:t xml:space="preserve"> </w:t>
-      </w:r>
-      <w:r>
+        <w:rPr>
+          <w:i/>
+          <w:iCs/>
+        </w:rPr>
+        <w:t xml:space="preserve">[Me]</w:t>
+      </w:r>
+      <w:r>
+        <w:t xml:space="preserve"> </w:t>
+      </w:r>
+      <w:r>
+        <w:rPr>
+          <w:i/>
+          <w:iCs/>
+        </w:rPr>
         <w:t xml:space="preserve">may- maybe you can, uh, talk a bit about ho- how you’re thinking about this, right? With maybe people growing up in a, in a world of AI versus people having more, uh, uh, uh, a more advanced skill sets. How, how does that compare f- from your perspective?</w:t>
       </w:r>
     </w:p>
@@ -2301,12 +2845,20 @@
         <w:pStyle w:val="BlockText"/>
       </w:pPr>
       <w:r>
-        <w:t xml:space="preserve">[Me]</w:t>
-      </w:r>
-      <w:r>
-        <w:t xml:space="preserve"> </w:t>
-      </w:r>
-      <w:r>
+        <w:rPr>
+          <w:i/>
+          <w:iCs/>
+        </w:rPr>
+        <w:t xml:space="preserve">[Me]</w:t>
+      </w:r>
+      <w:r>
+        <w:t xml:space="preserve"> </w:t>
+      </w:r>
+      <w:r>
+        <w:rPr>
+          <w:i/>
+          <w:iCs/>
+        </w:rPr>
         <w:t xml:space="preserve">Yeah, that’s really something to think about.</w:t>
       </w:r>
     </w:p>
@@ -2329,12 +2881,20 @@
         <w:pStyle w:val="BlockText"/>
       </w:pPr>
       <w:r>
-        <w:t xml:space="preserve">[Me]</w:t>
-      </w:r>
-      <w:r>
-        <w:t xml:space="preserve"> </w:t>
-      </w:r>
-      <w:r>
+        <w:rPr>
+          <w:i/>
+          <w:iCs/>
+        </w:rPr>
+        <w:t xml:space="preserve">[Me]</w:t>
+      </w:r>
+      <w:r>
+        <w:t xml:space="preserve"> </w:t>
+      </w:r>
+      <w:r>
+        <w:rPr>
+          <w:i/>
+          <w:iCs/>
+        </w:rPr>
         <w:t xml:space="preserve">Okay. I can’t talk… Like, I’m, I’m doing research, so I, I, I would love… I have so many threads. I, I would just love to talk with you about for an hour.</w:t>
       </w:r>
     </w:p>
@@ -2357,12 +2917,20 @@
         <w:pStyle w:val="BlockText"/>
       </w:pPr>
       <w:r>
-        <w:t xml:space="preserve">[Me]</w:t>
-      </w:r>
-      <w:r>
-        <w:t xml:space="preserve"> </w:t>
-      </w:r>
-      <w:r>
+        <w:rPr>
+          <w:i/>
+          <w:iCs/>
+        </w:rPr>
+        <w:t xml:space="preserve">[Me]</w:t>
+      </w:r>
+      <w:r>
+        <w:t xml:space="preserve"> </w:t>
+      </w:r>
+      <w:r>
+        <w:rPr>
+          <w:i/>
+          <w:iCs/>
+        </w:rPr>
         <w:t xml:space="preserve">Uh, but I have to continue. Um, so let’s dive into, uh, enabling factors that you see within the company. So what are really things like tailwinds that you see that accelerates the adoption process or the process to value within companies when it comes to applying agentic AI? Again, specifically within marketing.</w:t>
       </w:r>
     </w:p>
@@ -2385,12 +2953,20 @@
         <w:pStyle w:val="BlockText"/>
       </w:pPr>
       <w:r>
-        <w:t xml:space="preserve">[Me]</w:t>
-      </w:r>
-      <w:r>
-        <w:t xml:space="preserve"> </w:t>
-      </w:r>
-      <w:r>
+        <w:rPr>
+          <w:i/>
+          <w:iCs/>
+        </w:rPr>
+        <w:t xml:space="preserve">[Me]</w:t>
+      </w:r>
+      <w:r>
+        <w:t xml:space="preserve"> </w:t>
+      </w:r>
+      <w:r>
+        <w:rPr>
+          <w:i/>
+          <w:iCs/>
+        </w:rPr>
         <w:t xml:space="preserve">Um, so an example that I’ve seen is, um, [lip smack] ha- having data infrastructure ready or having very supportive leadership. Uh-</w:t>
       </w:r>
     </w:p>
@@ -2413,12 +2989,20 @@
         <w:pStyle w:val="BlockText"/>
       </w:pPr>
       <w:r>
-        <w:t xml:space="preserve">[Me]</w:t>
-      </w:r>
-      <w:r>
-        <w:t xml:space="preserve"> </w:t>
-      </w:r>
-      <w:r>
+        <w:rPr>
+          <w:i/>
+          <w:iCs/>
+        </w:rPr>
+        <w:t xml:space="preserve">[Me]</w:t>
+      </w:r>
+      <w:r>
+        <w:t xml:space="preserve"> </w:t>
+      </w:r>
+      <w:r>
+        <w:rPr>
+          <w:i/>
+          <w:iCs/>
+        </w:rPr>
         <w:t xml:space="preserve">One, one was even ve- a very specific one. They, uh, this company that I talked to, they gave tokens away for free within their organization because they really wanted to push adoption and had a strategy where they would prize tokens at some point for, uh, teams, only when adoption grew to a certain extent.</w:t>
       </w:r>
     </w:p>
@@ -2507,12 +3091,20 @@
         <w:pStyle w:val="BlockText"/>
       </w:pPr>
       <w:r>
-        <w:t xml:space="preserve">[Me]</w:t>
-      </w:r>
-      <w:r>
-        <w:t xml:space="preserve"> </w:t>
-      </w:r>
-      <w:r>
+        <w:rPr>
+          <w:i/>
+          <w:iCs/>
+        </w:rPr>
+        <w:t xml:space="preserve">[Me]</w:t>
+      </w:r>
+      <w:r>
+        <w:t xml:space="preserve"> </w:t>
+      </w:r>
+      <w:r>
+        <w:rPr>
+          <w:i/>
+          <w:iCs/>
+        </w:rPr>
         <w:t xml:space="preserve">Hmm.</w:t>
       </w:r>
     </w:p>
@@ -2561,12 +3153,20 @@
         <w:pStyle w:val="BlockText"/>
       </w:pPr>
       <w:r>
-        <w:t xml:space="preserve">[Me]</w:t>
-      </w:r>
-      <w:r>
-        <w:t xml:space="preserve"> </w:t>
-      </w:r>
-      <w:r>
+        <w:rPr>
+          <w:i/>
+          <w:iCs/>
+        </w:rPr>
+        <w:t xml:space="preserve">[Me]</w:t>
+      </w:r>
+      <w:r>
+        <w:t xml:space="preserve"> </w:t>
+      </w:r>
+      <w:r>
+        <w:rPr>
+          <w:i/>
+          <w:iCs/>
+        </w:rPr>
         <w:t xml:space="preserve">So that’s the culture of innovation specifically, or do you have other cultural elements that you think are really key here?</w:t>
       </w:r>
     </w:p>
@@ -2637,12 +3237,20 @@
         <w:pStyle w:val="BlockText"/>
       </w:pPr>
       <w:r>
-        <w:t xml:space="preserve">[Me]</w:t>
-      </w:r>
-      <w:r>
-        <w:t xml:space="preserve"> </w:t>
-      </w:r>
-      <w:r>
+        <w:rPr>
+          <w:i/>
+          <w:iCs/>
+        </w:rPr>
+        <w:t xml:space="preserve">[Me]</w:t>
+      </w:r>
+      <w:r>
+        <w:t xml:space="preserve"> </w:t>
+      </w:r>
+      <w:r>
+        <w:rPr>
+          <w:i/>
+          <w:iCs/>
+        </w:rPr>
         <w:t xml:space="preserve">Yeah. And just, just to, to ensure that I don’t implicitly, uh, uh, assume some things, so you say better is higher speed, experimental over planning, and, uh, high-impact use cases?</w:t>
       </w:r>
     </w:p>
@@ -2665,12 +3273,20 @@
         <w:pStyle w:val="BlockText"/>
       </w:pPr>
       <w:r>
-        <w:t xml:space="preserve">[Me]</w:t>
-      </w:r>
-      <w:r>
-        <w:t xml:space="preserve"> </w:t>
-      </w:r>
-      <w:r>
+        <w:rPr>
+          <w:i/>
+          <w:iCs/>
+        </w:rPr>
+        <w:t xml:space="preserve">[Me]</w:t>
+      </w:r>
+      <w:r>
+        <w:t xml:space="preserve"> </w:t>
+      </w:r>
+      <w:r>
+        <w:rPr>
+          <w:i/>
+          <w:iCs/>
+        </w:rPr>
         <w:t xml:space="preserve">Yeah. So turning it around, looking at the obstacles, what are the things that you see as the main obstacles when it comes to driving value with AG– agentic AI?</w:t>
       </w:r>
     </w:p>
@@ -2775,12 +3391,20 @@
         <w:pStyle w:val="BlockText"/>
       </w:pPr>
       <w:r>
-        <w:t xml:space="preserve">[Me]</w:t>
-      </w:r>
-      <w:r>
-        <w:t xml:space="preserve"> </w:t>
-      </w:r>
-      <w:r>
+        <w:rPr>
+          <w:i/>
+          <w:iCs/>
+        </w:rPr>
+        <w:t xml:space="preserve">[Me]</w:t>
+      </w:r>
+      <w:r>
+        <w:t xml:space="preserve"> </w:t>
+      </w:r>
+      <w:r>
+        <w:rPr>
+          <w:i/>
+          <w:iCs/>
+        </w:rPr>
         <w:t xml:space="preserve">[chuckles]</w:t>
       </w:r>
     </w:p>
@@ -2905,12 +3529,20 @@
         <w:pStyle w:val="BlockText"/>
       </w:pPr>
       <w:r>
-        <w:t xml:space="preserve">[Me]</w:t>
-      </w:r>
-      <w:r>
-        <w:t xml:space="preserve"> </w:t>
-      </w:r>
-      <w:r>
+        <w:rPr>
+          <w:i/>
+          <w:iCs/>
+        </w:rPr>
+        <w:t xml:space="preserve">[Me]</w:t>
+      </w:r>
+      <w:r>
+        <w:t xml:space="preserve"> </w:t>
+      </w:r>
+      <w:r>
+        <w:rPr>
+          <w:i/>
+          <w:iCs/>
+        </w:rPr>
         <w:t xml:space="preserve">So maybe, maybe going back to the… You– I think you call it dissonance between people who are using AI a lot and those who don’t. Maybe-</w:t>
       </w:r>
     </w:p>
@@ -2933,12 +3565,20 @@
         <w:pStyle w:val="BlockText"/>
       </w:pPr>
       <w:r>
-        <w:t xml:space="preserve">[Me]</w:t>
-      </w:r>
-      <w:r>
-        <w:t xml:space="preserve"> </w:t>
-      </w:r>
-      <w:r>
+        <w:rPr>
+          <w:i/>
+          <w:iCs/>
+        </w:rPr>
+        <w:t xml:space="preserve">[Me]</w:t>
+      </w:r>
+      <w:r>
+        <w:t xml:space="preserve"> </w:t>
+      </w:r>
+      <w:r>
+        <w:rPr>
+          <w:i/>
+          <w:iCs/>
+        </w:rPr>
         <w:t xml:space="preserve">… just to don’t leave anything in specific, why, why is it an obstacle? What are the drawbacks from having that?</w:t>
       </w:r>
     </w:p>
@@ -3021,12 +3661,20 @@
         <w:pStyle w:val="BlockText"/>
       </w:pPr>
       <w:r>
-        <w:t xml:space="preserve">[Me]</w:t>
-      </w:r>
-      <w:r>
-        <w:t xml:space="preserve"> </w:t>
-      </w:r>
-      <w:r>
+        <w:rPr>
+          <w:i/>
+          <w:iCs/>
+        </w:rPr>
+        <w:t xml:space="preserve">[Me]</w:t>
+      </w:r>
+      <w:r>
+        <w:t xml:space="preserve"> </w:t>
+      </w:r>
+      <w:r>
+        <w:rPr>
+          <w:i/>
+          <w:iCs/>
+        </w:rPr>
         <w:t xml:space="preserve">Cool. Hey, and we’re out of time. I have some time to, to spend. Uh, I don’t know [company]. Um, I think given the fact that, [microphone rustling] that this is research, and I’m also listening a bit, uh, it might be good to [company] that part up. But, um-</w:t>
       </w:r>
     </w:p>
@@ -3049,12 +3697,20 @@
         <w:pStyle w:val="BlockText"/>
       </w:pPr>
       <w:r>
-        <w:t xml:space="preserve">[Me]</w:t>
-      </w:r>
-      <w:r>
-        <w:t xml:space="preserve"> </w:t>
-      </w:r>
-      <w:r>
+        <w:rPr>
+          <w:i/>
+          <w:iCs/>
+        </w:rPr>
+        <w:t xml:space="preserve">[Me]</w:t>
+      </w:r>
+      <w:r>
+        <w:t xml:space="preserve"> </w:t>
+      </w:r>
+      <w:r>
+        <w:rPr>
+          <w:i/>
+          <w:iCs/>
+        </w:rPr>
         <w:t xml:space="preserve">It– I think it was an amazing conversation, and I had a lot of fun, good, relev- relevant insights. Also, right, uh, a bit of a different perspective from the people I had previously, which is good for my type of research. Um-</w:t>
       </w:r>
     </w:p>
@@ -3077,12 +3733,20 @@
         <w:pStyle w:val="BlockText"/>
       </w:pPr>
       <w:r>
-        <w:t xml:space="preserve">[Me]</w:t>
-      </w:r>
-      <w:r>
-        <w:t xml:space="preserve"> </w:t>
-      </w:r>
-      <w:r>
+        <w:rPr>
+          <w:i/>
+          <w:iCs/>
+        </w:rPr>
+        <w:t xml:space="preserve">[Me]</w:t>
+      </w:r>
+      <w:r>
+        <w:t xml:space="preserve"> </w:t>
+      </w:r>
+      <w:r>
+        <w:rPr>
+          <w:i/>
+          <w:iCs/>
+        </w:rPr>
         <w:t xml:space="preserve">So may- maybe it’s just good to [company] that up. Uh, I’m happy with your results, uh, and I don’t know if, if we talk afterwards, if Dutch is better for you or English. I’m doing every… all the research in English, because I’m also interviewing a pe- a lot of people from outside of the Netherlands. So that’s great-</w:t>
       </w:r>
     </w:p>
@@ -3105,12 +3769,20 @@
         <w:pStyle w:val="BlockText"/>
       </w:pPr>
       <w:r>
-        <w:t xml:space="preserve">[Me]</w:t>
-      </w:r>
-      <w:r>
-        <w:t xml:space="preserve"> </w:t>
-      </w:r>
-      <w:r>
+        <w:rPr>
+          <w:i/>
+          <w:iCs/>
+        </w:rPr>
+        <w:t xml:space="preserve">[Me]</w:t>
+      </w:r>
+      <w:r>
+        <w:t xml:space="preserve"> </w:t>
+      </w:r>
+      <w:r>
+        <w:rPr>
+          <w:i/>
+          <w:iCs/>
+        </w:rPr>
         <w:t xml:space="preserve">… that you took the time to speak English to me. [chuckles] Um, but are there any other things that you, that you want to discuss or know from me? Because I’m also in, in the field of AI and doing a lot of consulting, uh, doing research now on AI. Um-</w:t>
       </w:r>
     </w:p>
@@ -3133,12 +3805,20 @@
         <w:pStyle w:val="BlockText"/>
       </w:pPr>
       <w:r>
-        <w:t xml:space="preserve">[Me]</w:t>
-      </w:r>
-      <w:r>
-        <w:t xml:space="preserve"> </w:t>
-      </w:r>
-      <w:r>
+        <w:rPr>
+          <w:i/>
+          <w:iCs/>
+        </w:rPr>
+        <w:t xml:space="preserve">[Me]</w:t>
+      </w:r>
+      <w:r>
+        <w:t xml:space="preserve"> </w:t>
+      </w:r>
+      <w:r>
+        <w:rPr>
+          <w:i/>
+          <w:iCs/>
+        </w:rPr>
         <w:t xml:space="preserve">So-</w:t>
       </w:r>
     </w:p>
@@ -3161,12 +3841,20 @@
         <w:pStyle w:val="BlockText"/>
       </w:pPr>
       <w:r>
-        <w:t xml:space="preserve">[Me]</w:t>
-      </w:r>
-      <w:r>
-        <w:t xml:space="preserve"> </w:t>
-      </w:r>
-      <w:r>
+        <w:rPr>
+          <w:i/>
+          <w:iCs/>
+        </w:rPr>
+        <w:t xml:space="preserve">[Me]</w:t>
+      </w:r>
+      <w:r>
+        <w:t xml:space="preserve"> </w:t>
+      </w:r>
+      <w:r>
+        <w:rPr>
+          <w:i/>
+          <w:iCs/>
+        </w:rPr>
         <w:t xml:space="preserve">Thank you</w:t>
       </w:r>
     </w:p>
@@ -3189,12 +3877,20 @@
         <w:pStyle w:val="BlockText"/>
       </w:pPr>
       <w:r>
-        <w:t xml:space="preserve">[Me]</w:t>
-      </w:r>
-      <w:r>
-        <w:t xml:space="preserve"> </w:t>
-      </w:r>
-      <w:r>
+        <w:rPr>
+          <w:i/>
+          <w:iCs/>
+        </w:rPr>
+        <w:t xml:space="preserve">[Me]</w:t>
+      </w:r>
+      <w:r>
+        <w:t xml:space="preserve"> </w:t>
+      </w:r>
+      <w:r>
+        <w:rPr>
+          <w:i/>
+          <w:iCs/>
+        </w:rPr>
         <w:t xml:space="preserve">For sure</w:t>
       </w:r>
     </w:p>
@@ -3217,12 +3913,20 @@
         <w:pStyle w:val="BlockText"/>
       </w:pPr>
       <w:r>
-        <w:t xml:space="preserve">[Me]</w:t>
-      </w:r>
-      <w:r>
-        <w:t xml:space="preserve"> </w:t>
-      </w:r>
-      <w:r>
+        <w:rPr>
+          <w:i/>
+          <w:iCs/>
+        </w:rPr>
+        <w:t xml:space="preserve">[Me]</w:t>
+      </w:r>
+      <w:r>
+        <w:t xml:space="preserve"> </w:t>
+      </w:r>
+      <w:r>
+        <w:rPr>
+          <w:i/>
+          <w:iCs/>
+        </w:rPr>
         <w:t xml:space="preserve">I will do. [chuckles]… Yeah, that’s always fun. Yeah, and like, for me, this, this is lovely, right?</w:t>
       </w:r>
     </w:p>
@@ -3231,12 +3935,20 @@
         <w:pStyle w:val="BlockText"/>
       </w:pPr>
       <w:r>
-        <w:t xml:space="preserve">[Me]</w:t>
-      </w:r>
-      <w:r>
-        <w:t xml:space="preserve"> </w:t>
-      </w:r>
-      <w:r>
+        <w:rPr>
+          <w:i/>
+          <w:iCs/>
+        </w:rPr>
+        <w:t xml:space="preserve">[Me]</w:t>
+      </w:r>
+      <w:r>
+        <w:t xml:space="preserve"> </w:t>
+      </w:r>
+      <w:r>
+        <w:rPr>
+          <w:i/>
+          <w:iCs/>
+        </w:rPr>
         <w:t xml:space="preserve">I, I recall being like a, a young kid, and a friend of mine, his dad did some programming, so we did GameMaker and Visual Basic back when I was, like, seven years old. Um-</w:t>
       </w:r>
     </w:p>
@@ -3259,12 +3971,20 @@
         <w:pStyle w:val="BlockText"/>
       </w:pPr>
       <w:r>
-        <w:t xml:space="preserve">[Me]</w:t>
-      </w:r>
-      <w:r>
-        <w:t xml:space="preserve"> </w:t>
-      </w:r>
-      <w:r>
+        <w:rPr>
+          <w:i/>
+          <w:iCs/>
+        </w:rPr>
+        <w:t xml:space="preserve">[Me]</w:t>
+      </w:r>
+      <w:r>
+        <w:t xml:space="preserve"> </w:t>
+      </w:r>
+      <w:r>
+        <w:rPr>
+          <w:i/>
+          <w:iCs/>
+        </w:rPr>
         <w:t xml:space="preserve">Yeah, yeah. That was, that was my first introduction, so it was, like, fun, and collaborative, and, uh, gaming-oriented.</w:t>
       </w:r>
     </w:p>
@@ -3287,12 +4007,20 @@
         <w:pStyle w:val="BlockText"/>
       </w:pPr>
       <w:r>
-        <w:t xml:space="preserve">[Me]</w:t>
-      </w:r>
-      <w:r>
-        <w:t xml:space="preserve"> </w:t>
-      </w:r>
-      <w:r>
+        <w:rPr>
+          <w:i/>
+          <w:iCs/>
+        </w:rPr>
+        <w:t xml:space="preserve">[Me]</w:t>
+      </w:r>
+      <w:r>
+        <w:t xml:space="preserve"> </w:t>
+      </w:r>
+      <w:r>
+        <w:rPr>
+          <w:i/>
+          <w:iCs/>
+        </w:rPr>
         <w:t xml:space="preserve">And it was</w:t>
       </w:r>
     </w:p>
@@ -3301,12 +4029,20 @@
         <w:pStyle w:val="BlockText"/>
       </w:pPr>
       <w:r>
-        <w:t xml:space="preserve">[Me]</w:t>
-      </w:r>
-      <w:r>
-        <w:t xml:space="preserve"> </w:t>
-      </w:r>
-      <w:r>
+        <w:rPr>
+          <w:i/>
+          <w:iCs/>
+        </w:rPr>
+        <w:t xml:space="preserve">[Me]</w:t>
+      </w:r>
+      <w:r>
+        <w:t xml:space="preserve"> </w:t>
+      </w:r>
+      <w:r>
+        <w:rPr>
+          <w:i/>
+          <w:iCs/>
+        </w:rPr>
         <w:t xml:space="preserve">really by accident that I went into software, and then really by accident that I did an AI course, and I found out how to make a checkers computer and how to make a spellchecker. And that, that was, like, eye-opening for me. And then, uh, that was, that was back in twenty four- thirteen, so</w:t>
       </w:r>
     </w:p>
@@ -3315,12 +4051,20 @@
         <w:pStyle w:val="BlockText"/>
       </w:pPr>
       <w:r>
-        <w:t xml:space="preserve">[Me]</w:t>
-      </w:r>
-      <w:r>
-        <w:t xml:space="preserve"> </w:t>
-      </w:r>
-      <w:r>
+        <w:rPr>
+          <w:i/>
+          <w:iCs/>
+        </w:rPr>
+        <w:t xml:space="preserve">[Me]</w:t>
+      </w:r>
+      <w:r>
+        <w:t xml:space="preserve"> </w:t>
+      </w:r>
+      <w:r>
+        <w:rPr>
+          <w:i/>
+          <w:iCs/>
+        </w:rPr>
         <w:t xml:space="preserve">w- way back when deep learning was really starting to become a thing. Um, and now I’ve been in AI. I did my data science master’s, and I’m doing an MBA now.</w:t>
       </w:r>
     </w:p>
@@ -3343,12 +4087,20 @@
         <w:pStyle w:val="BlockText"/>
       </w:pPr>
       <w:r>
-        <w:t xml:space="preserve">[Me]</w:t>
-      </w:r>
-      <w:r>
-        <w:t xml:space="preserve"> </w:t>
-      </w:r>
-      <w:r>
+        <w:rPr>
+          <w:i/>
+          <w:iCs/>
+        </w:rPr>
+        <w:t xml:space="preserve">[Me]</w:t>
+      </w:r>
+      <w:r>
+        <w:t xml:space="preserve"> </w:t>
+      </w:r>
+      <w:r>
+        <w:rPr>
+          <w:i/>
+          <w:iCs/>
+        </w:rPr>
         <w:t xml:space="preserve">And we’re really in this amazing moment where for the first time, I can talk to people about my job.</w:t>
       </w:r>
     </w:p>
@@ -3371,12 +4123,20 @@
         <w:pStyle w:val="BlockText"/>
       </w:pPr>
       <w:r>
-        <w:t xml:space="preserve">[Me]</w:t>
-      </w:r>
-      <w:r>
-        <w:t xml:space="preserve"> </w:t>
-      </w:r>
-      <w:r>
+        <w:rPr>
+          <w:i/>
+          <w:iCs/>
+        </w:rPr>
+        <w:t xml:space="preserve">[Me]</w:t>
+      </w:r>
+      <w:r>
+        <w:t xml:space="preserve"> </w:t>
+      </w:r>
+      <w:r>
+        <w:rPr>
+          <w:i/>
+          <w:iCs/>
+        </w:rPr>
         <w:t xml:space="preserve">Not just the marketing part, but also the AI part. [chuckles]</w:t>
       </w:r>
     </w:p>
@@ -3399,12 +4159,20 @@
         <w:pStyle w:val="BlockText"/>
       </w:pPr>
       <w:r>
-        <w:t xml:space="preserve">[Me]</w:t>
-      </w:r>
-      <w:r>
-        <w:t xml:space="preserve"> </w:t>
-      </w:r>
-      <w:r>
+        <w:rPr>
+          <w:i/>
+          <w:iCs/>
+        </w:rPr>
+        <w:t xml:space="preserve">[Me]</w:t>
+      </w:r>
+      <w:r>
+        <w:t xml:space="preserve"> </w:t>
+      </w:r>
+      <w:r>
+        <w:rPr>
+          <w:i/>
+          <w:iCs/>
+        </w:rPr>
         <w:t xml:space="preserve">And people have some understanding of what I mean, which is exceptionally great. Um, and the world is changing around us. I think you, you highlighted that a lot, but yeah, that’s-</w:t>
       </w:r>
     </w:p>
@@ -3427,12 +4195,20 @@
         <w:pStyle w:val="BlockText"/>
       </w:pPr>
       <w:r>
-        <w:t xml:space="preserve">[Me]</w:t>
-      </w:r>
-      <w:r>
-        <w:t xml:space="preserve"> </w:t>
-      </w:r>
-      <w:r>
+        <w:rPr>
+          <w:i/>
+          <w:iCs/>
+        </w:rPr>
+        <w:t xml:space="preserve">[Me]</w:t>
+      </w:r>
+      <w:r>
+        <w:t xml:space="preserve"> </w:t>
+      </w:r>
+      <w:r>
+        <w:rPr>
+          <w:i/>
+          <w:iCs/>
+        </w:rPr>
         <w:t xml:space="preserve">It’s just an, an amazing time to be alive and just to talk about, about their experience with things that are super technical but also very accessible is-</w:t>
       </w:r>
     </w:p>
@@ -3455,12 +4231,20 @@
         <w:pStyle w:val="BlockText"/>
       </w:pPr>
       <w:r>
-        <w:t xml:space="preserve">[Me]</w:t>
-      </w:r>
-      <w:r>
-        <w:t xml:space="preserve"> </w:t>
-      </w:r>
-      <w:r>
+        <w:rPr>
+          <w:i/>
+          <w:iCs/>
+        </w:rPr>
+        <w:t xml:space="preserve">[Me]</w:t>
+      </w:r>
+      <w:r>
+        <w:t xml:space="preserve"> </w:t>
+      </w:r>
+      <w:r>
+        <w:rPr>
+          <w:i/>
+          <w:iCs/>
+        </w:rPr>
         <w:t xml:space="preserve">… amazing. Yeah.</w:t>
       </w:r>
     </w:p>
@@ -3509,12 +4293,20 @@
         <w:pStyle w:val="BlockText"/>
       </w:pPr>
       <w:r>
-        <w:t xml:space="preserve">[Me]</w:t>
-      </w:r>
-      <w:r>
-        <w:t xml:space="preserve"> </w:t>
-      </w:r>
-      <w:r>
+        <w:rPr>
+          <w:i/>
+          <w:iCs/>
+        </w:rPr>
+        <w:t xml:space="preserve">[Me]</w:t>
+      </w:r>
+      <w:r>
+        <w:t xml:space="preserve"> </w:t>
+      </w:r>
+      <w:r>
+        <w:rPr>
+          <w:i/>
+          <w:iCs/>
+        </w:rPr>
         <w:t xml:space="preserve">So-</w:t>
       </w:r>
     </w:p>
@@ -3577,12 +4369,20 @@
         <w:pStyle w:val="BlockText"/>
       </w:pPr>
       <w:r>
-        <w:t xml:space="preserve">[Me]</w:t>
-      </w:r>
-      <w:r>
-        <w:t xml:space="preserve"> </w:t>
-      </w:r>
-      <w:r>
+        <w:rPr>
+          <w:i/>
+          <w:iCs/>
+        </w:rPr>
+        <w:t xml:space="preserve">[Me]</w:t>
+      </w:r>
+      <w:r>
+        <w:t xml:space="preserve"> </w:t>
+      </w:r>
+      <w:r>
+        <w:rPr>
+          <w:i/>
+          <w:iCs/>
+        </w:rPr>
         <w:t xml:space="preserve">I think it’s… And this is the challenge of a lifetime, right? Um-</w:t>
       </w:r>
     </w:p>
@@ -3605,12 +4405,20 @@
         <w:pStyle w:val="BlockText"/>
       </w:pPr>
       <w:r>
-        <w:t xml:space="preserve">[Me]</w:t>
-      </w:r>
-      <w:r>
-        <w:t xml:space="preserve"> </w:t>
-      </w:r>
-      <w:r>
+        <w:rPr>
+          <w:i/>
+          <w:iCs/>
+        </w:rPr>
+        <w:t xml:space="preserve">[Me]</w:t>
+      </w:r>
+      <w:r>
+        <w:t xml:space="preserve"> </w:t>
+      </w:r>
+      <w:r>
+        <w:rPr>
+          <w:i/>
+          <w:iCs/>
+        </w:rPr>
         <w:t xml:space="preserve">Having</w:t>
       </w:r>
     </w:p>
@@ -3619,12 +4427,20 @@
         <w:pStyle w:val="BlockText"/>
       </w:pPr>
       <w:r>
-        <w:t xml:space="preserve">[Me]</w:t>
-      </w:r>
-      <w:r>
-        <w:t xml:space="preserve"> </w:t>
-      </w:r>
-      <w:r>
+        <w:rPr>
+          <w:i/>
+          <w:iCs/>
+        </w:rPr>
+        <w:t xml:space="preserve">[Me]</w:t>
+      </w:r>
+      <w:r>
+        <w:t xml:space="preserve"> </w:t>
+      </w:r>
+      <w:r>
+        <w:rPr>
+          <w:i/>
+          <w:iCs/>
+        </w:rPr>
         <w:t xml:space="preserve">such a large chunk of our, uh, economy, um, being allocated to essentially being addictive to people. Uh-</w:t>
       </w:r>
     </w:p>
@@ -3647,12 +4463,20 @@
         <w:pStyle w:val="BlockText"/>
       </w:pPr>
       <w:r>
-        <w:t xml:space="preserve">[Me]</w:t>
-      </w:r>
-      <w:r>
-        <w:t xml:space="preserve"> </w:t>
-      </w:r>
-      <w:r>
+        <w:rPr>
+          <w:i/>
+          <w:iCs/>
+        </w:rPr>
+        <w:t xml:space="preserve">[Me]</w:t>
+      </w:r>
+      <w:r>
+        <w:t xml:space="preserve"> </w:t>
+      </w:r>
+      <w:r>
+        <w:rPr>
+          <w:i/>
+          <w:iCs/>
+        </w:rPr>
         <w:t xml:space="preserve">… it is horrible, but I think, like, the, the fun thing for me is– the horrible thing for me is I, I did a lot of machine learning. I came to marketing, and you see that indeed, like, machine learning in marketing was a lot</w:t>
       </w:r>
     </w:p>
@@ -3661,12 +4485,20 @@
         <w:pStyle w:val="BlockText"/>
       </w:pPr>
       <w:r>
-        <w:t xml:space="preserve">[Me]</w:t>
-      </w:r>
-      <w:r>
-        <w:t xml:space="preserve"> </w:t>
-      </w:r>
-      <w:r>
+        <w:rPr>
+          <w:i/>
+          <w:iCs/>
+        </w:rPr>
+        <w:t xml:space="preserve">[Me]</w:t>
+      </w:r>
+      <w:r>
+        <w:t xml:space="preserve"> </w:t>
+      </w:r>
+      <w:r>
+        <w:rPr>
+          <w:i/>
+          <w:iCs/>
+        </w:rPr>
         <w:t xml:space="preserve">used to draw more attention. And, um, yeah, m- mainly that. It’s not even about conversion o- often, it’s more even about driving attention, and then people expected conversions will follow.</w:t>
       </w:r>
     </w:p>
@@ -3689,12 +4521,20 @@
         <w:pStyle w:val="BlockText"/>
       </w:pPr>
       <w:r>
-        <w:t xml:space="preserve">[Me]</w:t>
-      </w:r>
-      <w:r>
-        <w:t xml:space="preserve"> </w:t>
-      </w:r>
-      <w:r>
+        <w:rPr>
+          <w:i/>
+          <w:iCs/>
+        </w:rPr>
+        <w:t xml:space="preserve">[Me]</w:t>
+      </w:r>
+      <w:r>
+        <w:t xml:space="preserve"> </w:t>
+      </w:r>
+      <w:r>
+        <w:rPr>
+          <w:i/>
+          <w:iCs/>
+        </w:rPr>
         <w:t xml:space="preserve">And often it does, obviously.</w:t>
       </w:r>
     </w:p>
@@ -3717,12 +4557,20 @@
         <w:pStyle w:val="BlockText"/>
       </w:pPr>
       <w:r>
-        <w:t xml:space="preserve">[Me]</w:t>
-      </w:r>
-      <w:r>
-        <w:t xml:space="preserve"> </w:t>
-      </w:r>
-      <w:r>
+        <w:rPr>
+          <w:i/>
+          <w:iCs/>
+        </w:rPr>
+        <w:t xml:space="preserve">[Me]</w:t>
+      </w:r>
+      <w:r>
+        <w:t xml:space="preserve"> </w:t>
+      </w:r>
+      <w:r>
+        <w:rPr>
+          <w:i/>
+          <w:iCs/>
+        </w:rPr>
         <w:t xml:space="preserve">Um, I think the great thing about agentic AI specifically is, yes, it might do some- something more to drive conversion, but I think much more of the application</w:t>
       </w:r>
     </w:p>
@@ -3731,12 +4579,20 @@
         <w:pStyle w:val="BlockText"/>
       </w:pPr>
       <w:r>
-        <w:t xml:space="preserve">[Me]</w:t>
-      </w:r>
-      <w:r>
-        <w:t xml:space="preserve"> </w:t>
-      </w:r>
-      <w:r>
+        <w:rPr>
+          <w:i/>
+          <w:iCs/>
+        </w:rPr>
+        <w:t xml:space="preserve">[Me]</w:t>
+      </w:r>
+      <w:r>
+        <w:t xml:space="preserve"> </w:t>
+      </w:r>
+      <w:r>
+        <w:rPr>
+          <w:i/>
+          <w:iCs/>
+        </w:rPr>
         <w:t xml:space="preserve">is about… Um, we talked about creating efficiency, about creating quality, and there’s so much to do there. And if we can create, uh, a world</w:t>
       </w:r>
     </w:p>
@@ -3745,12 +4601,20 @@
         <w:pStyle w:val="BlockText"/>
       </w:pPr>
       <w:r>
-        <w:t xml:space="preserve">[Me]</w:t>
-      </w:r>
-      <w:r>
-        <w:t xml:space="preserve"> </w:t>
-      </w:r>
-      <w:r>
+        <w:rPr>
+          <w:i/>
+          <w:iCs/>
+        </w:rPr>
+        <w:t xml:space="preserve">[Me]</w:t>
+      </w:r>
+      <w:r>
+        <w:t xml:space="preserve"> </w:t>
+      </w:r>
+      <w:r>
+        <w:rPr>
+          <w:i/>
+          <w:iCs/>
+        </w:rPr>
         <w:t xml:space="preserve">of</w:t>
       </w:r>
     </w:p>
@@ -3759,12 +4623,20 @@
         <w:pStyle w:val="BlockText"/>
       </w:pPr>
       <w:r>
-        <w:t xml:space="preserve">[Me]</w:t>
-      </w:r>
-      <w:r>
-        <w:t xml:space="preserve"> </w:t>
-      </w:r>
-      <w:r>
+        <w:rPr>
+          <w:i/>
+          <w:iCs/>
+        </w:rPr>
+        <w:t xml:space="preserve">[Me]</w:t>
+      </w:r>
+      <w:r>
+        <w:t xml:space="preserve"> </w:t>
+      </w:r>
+      <w:r>
+        <w:rPr>
+          <w:i/>
+          <w:iCs/>
+        </w:rPr>
         <w:t xml:space="preserve">where we just have more than enough, right? Um, I’m, I’m, I’m, I’m failing to get to the words. Um, but if there’s a, a world where we don’t have to think about resources anymore, and we can-</w:t>
       </w:r>
     </w:p>
@@ -3787,12 +4659,20 @@
         <w:pStyle w:val="BlockText"/>
       </w:pPr>
       <w:r>
-        <w:t xml:space="preserve">[Me]</w:t>
-      </w:r>
-      <w:r>
-        <w:t xml:space="preserve"> </w:t>
-      </w:r>
-      <w:r>
+        <w:rPr>
+          <w:i/>
+          <w:iCs/>
+        </w:rPr>
+        <w:t xml:space="preserve">[Me]</w:t>
+      </w:r>
+      <w:r>
+        <w:t xml:space="preserve"> </w:t>
+      </w:r>
+      <w:r>
+        <w:rPr>
+          <w:i/>
+          <w:iCs/>
+        </w:rPr>
         <w:t xml:space="preserve">… think about what is next, right? I would love that.</w:t>
       </w:r>
     </w:p>
@@ -3815,12 +4695,20 @@
         <w:pStyle w:val="BlockText"/>
       </w:pPr>
       <w:r>
-        <w:t xml:space="preserve">[Me]</w:t>
-      </w:r>
-      <w:r>
-        <w:t xml:space="preserve"> </w:t>
-      </w:r>
-      <w:r>
+        <w:rPr>
+          <w:i/>
+          <w:iCs/>
+        </w:rPr>
+        <w:t xml:space="preserve">[Me]</w:t>
+      </w:r>
+      <w:r>
+        <w:t xml:space="preserve"> </w:t>
+      </w:r>
+      <w:r>
+        <w:rPr>
+          <w:i/>
+          <w:iCs/>
+        </w:rPr>
         <w:t xml:space="preserve">And I think machine learning</w:t>
       </w:r>
     </w:p>
@@ -3829,12 +4717,20 @@
         <w:pStyle w:val="BlockText"/>
       </w:pPr>
       <w:r>
-        <w:t xml:space="preserve">[Me]</w:t>
-      </w:r>
-      <w:r>
-        <w:t xml:space="preserve"> </w:t>
-      </w:r>
-      <w:r>
+        <w:rPr>
+          <w:i/>
+          <w:iCs/>
+        </w:rPr>
+        <w:t xml:space="preserve">[Me]</w:t>
+      </w:r>
+      <w:r>
+        <w:t xml:space="preserve"> </w:t>
+      </w:r>
+      <w:r>
+        <w:rPr>
+          <w:i/>
+          <w:iCs/>
+        </w:rPr>
         <w:t xml:space="preserve">is not something that will get, ever get us there. I think AI could be something like that for us.</w:t>
       </w:r>
     </w:p>
@@ -3857,12 +4753,20 @@
         <w:pStyle w:val="BlockText"/>
       </w:pPr>
       <w:r>
-        <w:t xml:space="preserve">[Me]</w:t>
-      </w:r>
-      <w:r>
-        <w:t xml:space="preserve"> </w:t>
-      </w:r>
-      <w:r>
+        <w:rPr>
+          <w:i/>
+          <w:iCs/>
+        </w:rPr>
+        <w:t xml:space="preserve">[Me]</w:t>
+      </w:r>
+      <w:r>
+        <w:t xml:space="preserve"> </w:t>
+      </w:r>
+      <w:r>
+        <w:rPr>
+          <w:i/>
+          <w:iCs/>
+        </w:rPr>
         <w:t xml:space="preserve">Because when you think about it from first principles, we went from humans with tools to humans, uh, [phone vibrates] with, with power, right? Electricity-</w:t>
       </w:r>
     </w:p>
@@ -3885,12 +4789,20 @@
         <w:pStyle w:val="BlockText"/>
       </w:pPr>
       <w:r>
-        <w:t xml:space="preserve">[Me]</w:t>
-      </w:r>
-      <w:r>
-        <w:t xml:space="preserve"> </w:t>
-      </w:r>
-      <w:r>
+        <w:rPr>
+          <w:i/>
+          <w:iCs/>
+        </w:rPr>
+        <w:t xml:space="preserve">[Me]</w:t>
+      </w:r>
+      <w:r>
+        <w:t xml:space="preserve"> </w:t>
+      </w:r>
+      <w:r>
+        <w:rPr>
+          <w:i/>
+          <w:iCs/>
+        </w:rPr>
         <w:t xml:space="preserve">… stuff like that, to humans with automation, with the advent of the computer, to humans with all of that and intelligence. And I fail to see what is, like, fundamentally different from having intelligence than having somebody do the work, except for, like, a value system and stuff like that, which we can build into an extent. And I hope that I find the world going there at some point and not just, uh, value accruing to the owners and not the workers. Like, uh, I, I see, like, the nightmare of Karl Marx [chuckles] in where the world could be proving. [chuckles]</w:t>
       </w:r>
     </w:p>
@@ -3913,12 +4825,20 @@
         <w:pStyle w:val="BlockText"/>
       </w:pPr>
       <w:r>
-        <w:t xml:space="preserve">[Me]</w:t>
-      </w:r>
-      <w:r>
-        <w:t xml:space="preserve"> </w:t>
-      </w:r>
-      <w:r>
+        <w:rPr>
+          <w:i/>
+          <w:iCs/>
+        </w:rPr>
+        <w:t xml:space="preserve">[Me]</w:t>
+      </w:r>
+      <w:r>
+        <w:t xml:space="preserve"> </w:t>
+      </w:r>
+      <w:r>
+        <w:rPr>
+          <w:i/>
+          <w:iCs/>
+        </w:rPr>
         <w:t xml:space="preserve">We’ll see. Yeah.</w:t>
       </w:r>
     </w:p>
@@ -3953,12 +4873,20 @@
         <w:pStyle w:val="BlockText"/>
       </w:pPr>
       <w:r>
-        <w:t xml:space="preserve">[Me]</w:t>
-      </w:r>
-      <w:r>
-        <w:t xml:space="preserve"> </w:t>
-      </w:r>
-      <w:r>
+        <w:rPr>
+          <w:i/>
+          <w:iCs/>
+        </w:rPr>
+        <w:t xml:space="preserve">[Me]</w:t>
+      </w:r>
+      <w:r>
+        <w:t xml:space="preserve"> </w:t>
+      </w:r>
+      <w:r>
+        <w:rPr>
+          <w:i/>
+          <w:iCs/>
+        </w:rPr>
         <w:t xml:space="preserve">Yeah, and I think, like, you and Andrea both, uh, Desiré introduced me to you both, and I think you are also</w:t>
       </w:r>
     </w:p>
@@ -3967,12 +4895,20 @@
         <w:pStyle w:val="BlockText"/>
       </w:pPr>
       <w:r>
-        <w:t xml:space="preserve">[Me]</w:t>
-      </w:r>
-      <w:r>
-        <w:t xml:space="preserve"> </w:t>
-      </w:r>
-      <w:r>
+        <w:rPr>
+          <w:i/>
+          <w:iCs/>
+        </w:rPr>
+        <w:t xml:space="preserve">[Me]</w:t>
+      </w:r>
+      <w:r>
+        <w:t xml:space="preserve"> </w:t>
+      </w:r>
+      <w:r>
+        <w:rPr>
+          <w:i/>
+          <w:iCs/>
+        </w:rPr>
         <w:t xml:space="preserve">spending a lot of time outside of work, right, looking for places to do good. I, I also asked Desiré that. Like, I was thinking about that before my MBA, like, what, what I’m going to– what am I going to do with my life, right? I have, uh, a lot of family members who spend a lot of their time or even their whole career in charity, and I’m just here-</w:t>
       </w:r>
     </w:p>
@@ -3995,12 +4931,20 @@
         <w:pStyle w:val="BlockText"/>
       </w:pPr>
       <w:r>
-        <w:t xml:space="preserve">[Me]</w:t>
-      </w:r>
-      <w:r>
-        <w:t xml:space="preserve"> </w:t>
-      </w:r>
-      <w:r>
+        <w:rPr>
+          <w:i/>
+          <w:iCs/>
+        </w:rPr>
+        <w:t xml:space="preserve">[Me]</w:t>
+      </w:r>
+      <w:r>
+        <w:t xml:space="preserve"> </w:t>
+      </w:r>
+      <w:r>
+        <w:rPr>
+          <w:i/>
+          <w:iCs/>
+        </w:rPr>
         <w:t xml:space="preserve">… doing marketing and making fun jobs for people, and it’s- that’s all good and great, but it’s not-</w:t>
       </w:r>
     </w:p>
@@ -4023,12 +4967,20 @@
         <w:pStyle w:val="BlockText"/>
       </w:pPr>
       <w:r>
-        <w:t xml:space="preserve">[Me]</w:t>
-      </w:r>
-      <w:r>
-        <w:t xml:space="preserve"> </w:t>
-      </w:r>
-      <w:r>
+        <w:rPr>
+          <w:i/>
+          <w:iCs/>
+        </w:rPr>
+        <w:t xml:space="preserve">[Me]</w:t>
+      </w:r>
+      <w:r>
+        <w:t xml:space="preserve"> </w:t>
+      </w:r>
+      <w:r>
+        <w:rPr>
+          <w:i/>
+          <w:iCs/>
+        </w:rPr>
         <w:t xml:space="preserve">… as cool as co- contributing. And for me, like, the MBA was a way to extend myself without choosing a direction yet.</w:t>
       </w:r>
     </w:p>
@@ -4051,12 +5003,20 @@
         <w:pStyle w:val="BlockText"/>
       </w:pPr>
       <w:r>
-        <w:t xml:space="preserve">[Me]</w:t>
-      </w:r>
-      <w:r>
-        <w:t xml:space="preserve"> </w:t>
-      </w:r>
-      <w:r>
+        <w:rPr>
+          <w:i/>
+          <w:iCs/>
+        </w:rPr>
+        <w:t xml:space="preserve">[Me]</w:t>
+      </w:r>
+      <w:r>
+        <w:t xml:space="preserve"> </w:t>
+      </w:r>
+      <w:r>
+        <w:rPr>
+          <w:i/>
+          <w:iCs/>
+        </w:rPr>
         <w:t xml:space="preserve">Um, and I’ll, I’ll see afterwards if I just continue this path and, uh, do something on the side, or if I want to pivot a little bit and focus more on doing good, or I think that is really, um, an important challenge, especially in this lifetime or in, in this, uh, era where, as the Pope said.</w:t>
       </w:r>
     </w:p>
@@ -4079,12 +5039,20 @@
         <w:pStyle w:val="BlockText"/>
       </w:pPr>
       <w:r>
-        <w:t xml:space="preserve">[Me]</w:t>
-      </w:r>
-      <w:r>
-        <w:t xml:space="preserve"> </w:t>
-      </w:r>
-      <w:r>
+        <w:rPr>
+          <w:i/>
+          <w:iCs/>
+        </w:rPr>
+        <w:t xml:space="preserve">[Me]</w:t>
+      </w:r>
+      <w:r>
+        <w:t xml:space="preserve"> </w:t>
+      </w:r>
+      <w:r>
+        <w:rPr>
+          <w:i/>
+          <w:iCs/>
+        </w:rPr>
         <w:t xml:space="preserve">For sure.</w:t>
       </w:r>
     </w:p>
@@ -4107,12 +5075,20 @@
         <w:pStyle w:val="BlockText"/>
       </w:pPr>
       <w:r>
-        <w:t xml:space="preserve">[Me]</w:t>
-      </w:r>
-      <w:r>
-        <w:t xml:space="preserve"> </w:t>
-      </w:r>
-      <w:r>
+        <w:rPr>
+          <w:i/>
+          <w:iCs/>
+        </w:rPr>
+        <w:t xml:space="preserve">[Me]</w:t>
+      </w:r>
+      <w:r>
+        <w:t xml:space="preserve"> </w:t>
+      </w:r>
+      <w:r>
+        <w:rPr>
+          <w:i/>
+          <w:iCs/>
+        </w:rPr>
         <w:t xml:space="preserve">Oh, I would love that</w:t>
       </w:r>
     </w:p>
@@ -4135,12 +5111,20 @@
         <w:pStyle w:val="BlockText"/>
       </w:pPr>
       <w:r>
-        <w:t xml:space="preserve">[Me]</w:t>
-      </w:r>
-      <w:r>
-        <w:t xml:space="preserve"> </w:t>
-      </w:r>
-      <w:r>
+        <w:rPr>
+          <w:i/>
+          <w:iCs/>
+        </w:rPr>
+        <w:t xml:space="preserve">[Me]</w:t>
+      </w:r>
+      <w:r>
+        <w:t xml:space="preserve"> </w:t>
+      </w:r>
+      <w:r>
+        <w:rPr>
+          <w:i/>
+          <w:iCs/>
+        </w:rPr>
         <w:t xml:space="preserve">I, I’m still l- looking for more. Yeah, yeah, yeah. And, um, so for me, there’s two lists. If you have, uh, people who do… Like, things for my thesis is marketing managers, uh, people who lead in AI initiatives within marketing teams, and those who consult with the marketing managers about their AI initiatives. And I think you were on the, on the fringe, essentially, of, of the last one, and I, I still have a lot of valuable insights, so that, that is good. Um-</w:t>
       </w:r>
     </w:p>
@@ -4163,24 +5147,48 @@
         <w:pStyle w:val="BlockText"/>
       </w:pPr>
       <w:r>
-        <w:t xml:space="preserve">[Me]</w:t>
-      </w:r>
-      <w:r>
-        <w:t xml:space="preserve"> </w:t>
-      </w:r>
-      <w:r>
+        <w:rPr>
+          <w:i/>
+          <w:iCs/>
+        </w:rPr>
+        <w:t xml:space="preserve">[Me]</w:t>
+      </w:r>
+      <w:r>
+        <w:t xml:space="preserve"> </w:t>
+      </w:r>
+      <w:r>
+        <w:rPr>
+          <w:i/>
+          <w:iCs/>
+        </w:rPr>
         <w:t xml:space="preserve">But there’s also the different, the other list. If you have people where you say, like:</w:t>
       </w:r>
       <w:r>
-        <w:t xml:space="preserve"> </w:t>
-      </w:r>
-      <w:r>
+        <w:rPr>
+          <w:i/>
+          <w:iCs/>
+        </w:rPr>
+        <w:t xml:space="preserve"> </w:t>
+      </w:r>
+      <w:r>
+        <w:rPr>
+          <w:i/>
+          <w:iCs/>
+        </w:rPr>
         <w:t xml:space="preserve">“Hey, talk to them because they are doing amazing things with AI, and it’s just good to get to know them because of doing good or whatever,”</w:t>
       </w:r>
       <w:r>
-        <w:t xml:space="preserve"> </w:t>
-      </w:r>
-      <w:r>
+        <w:rPr>
+          <w:i/>
+          <w:iCs/>
+        </w:rPr>
+        <w:t xml:space="preserve"> </w:t>
+      </w:r>
+      <w:r>
+        <w:rPr>
+          <w:i/>
+          <w:iCs/>
+        </w:rPr>
         <w:t xml:space="preserve">also very interested-</w:t>
       </w:r>
     </w:p>
@@ -4203,12 +5211,20 @@
         <w:pStyle w:val="BlockText"/>
       </w:pPr>
       <w:r>
-        <w:t xml:space="preserve">[Me]</w:t>
-      </w:r>
-      <w:r>
-        <w:t xml:space="preserve"> </w:t>
-      </w:r>
-      <w:r>
+        <w:rPr>
+          <w:i/>
+          <w:iCs/>
+        </w:rPr>
+        <w:t xml:space="preserve">[Me]</w:t>
+      </w:r>
+      <w:r>
+        <w:t xml:space="preserve"> </w:t>
+      </w:r>
+      <w:r>
+        <w:rPr>
+          <w:i/>
+          <w:iCs/>
+        </w:rPr>
         <w:t xml:space="preserve">… in that, and then I’m going to follow up with two, three, because that is, that is when, when I have the time to think about life again, [chuckles] right? Now it’s just putting my head in the ground-</w:t>
       </w:r>
     </w:p>
@@ -4231,12 +5247,20 @@
         <w:pStyle w:val="BlockText"/>
       </w:pPr>
       <w:r>
-        <w:t xml:space="preserve">[Me]</w:t>
-      </w:r>
-      <w:r>
-        <w:t xml:space="preserve"> </w:t>
-      </w:r>
-      <w:r>
+        <w:rPr>
+          <w:i/>
+          <w:iCs/>
+        </w:rPr>
+        <w:t xml:space="preserve">[Me]</w:t>
+      </w:r>
+      <w:r>
+        <w:t xml:space="preserve"> </w:t>
+      </w:r>
+      <w:r>
+        <w:rPr>
+          <w:i/>
+          <w:iCs/>
+        </w:rPr>
         <w:t xml:space="preserve">… and going for the thesis. [chuckles]</w:t>
       </w:r>
     </w:p>
@@ -4259,12 +5283,20 @@
         <w:pStyle w:val="BlockText"/>
       </w:pPr>
       <w:r>
-        <w:t xml:space="preserve">[Me]</w:t>
-      </w:r>
-      <w:r>
-        <w:t xml:space="preserve"> </w:t>
-      </w:r>
-      <w:r>
+        <w:rPr>
+          <w:i/>
+          <w:iCs/>
+        </w:rPr>
+        <w:t xml:space="preserve">[Me]</w:t>
+      </w:r>
+      <w:r>
+        <w:t xml:space="preserve"> </w:t>
+      </w:r>
+      <w:r>
+        <w:rPr>
+          <w:i/>
+          <w:iCs/>
+        </w:rPr>
         <w:t xml:space="preserve">Amazing. Yeah.</w:t>
       </w:r>
     </w:p>
@@ -4287,12 +5319,20 @@
         <w:pStyle w:val="BlockText"/>
       </w:pPr>
       <w:r>
-        <w:t xml:space="preserve">[Me]</w:t>
-      </w:r>
-      <w:r>
-        <w:t xml:space="preserve"> </w:t>
-      </w:r>
-      <w:r>
+        <w:rPr>
+          <w:i/>
+          <w:iCs/>
+        </w:rPr>
+        <w:t xml:space="preserve">[Me]</w:t>
+      </w:r>
+      <w:r>
+        <w:t xml:space="preserve"> </w:t>
+      </w:r>
+      <w:r>
+        <w:rPr>
+          <w:i/>
+          <w:iCs/>
+        </w:rPr>
         <w:t xml:space="preserve">Thank you. You too.</w:t>
       </w:r>
     </w:p>
@@ -4315,12 +5355,20 @@
         <w:pStyle w:val="BlockText"/>
       </w:pPr>
       <w:r>
-        <w:t xml:space="preserve">[Me]</w:t>
-      </w:r>
-      <w:r>
-        <w:t xml:space="preserve"> </w:t>
-      </w:r>
-      <w:r>
+        <w:rPr>
+          <w:i/>
+          <w:iCs/>
+        </w:rPr>
+        <w:t xml:space="preserve">[Me]</w:t>
+      </w:r>
+      <w:r>
+        <w:t xml:space="preserve"> </w:t>
+      </w:r>
+      <w:r>
+        <w:rPr>
+          <w:i/>
+          <w:iCs/>
+        </w:rPr>
         <w:t xml:space="preserve">It was great talking to you. See you, man.</w:t>
       </w:r>
     </w:p>
@@ -4343,12 +5391,20 @@
         <w:pStyle w:val="BlockText"/>
       </w:pPr>
       <w:r>
-        <w:t xml:space="preserve">[Me]</w:t>
-      </w:r>
-      <w:r>
-        <w:t xml:space="preserve"> </w:t>
-      </w:r>
-      <w:r>
+        <w:rPr>
+          <w:i/>
+          <w:iCs/>
+        </w:rPr>
+        <w:t xml:space="preserve">[Me]</w:t>
+      </w:r>
+      <w:r>
+        <w:t xml:space="preserve"> </w:t>
+      </w:r>
+      <w:r>
+        <w:rPr>
+          <w:i/>
+          <w:iCs/>
+        </w:rPr>
         <w:t xml:space="preserve">Have a good evening.</w:t>
       </w:r>
     </w:p>
@@ -4371,12 +5427,20 @@
         <w:pStyle w:val="BlockText"/>
       </w:pPr>
       <w:r>
-        <w:t xml:space="preserve">[Me]</w:t>
-      </w:r>
-      <w:r>
-        <w:t xml:space="preserve"> </w:t>
-      </w:r>
-      <w:r>
+        <w:rPr>
+          <w:i/>
+          <w:iCs/>
+        </w:rPr>
+        <w:t xml:space="preserve">[Me]</w:t>
+      </w:r>
+      <w:r>
+        <w:t xml:space="preserve"> </w:t>
+      </w:r>
+      <w:r>
+        <w:rPr>
+          <w:i/>
+          <w:iCs/>
+        </w:rPr>
         <w:t xml:space="preserve">Bye-bye.</w:t>
       </w:r>
     </w:p>
@@ -4399,12 +5463,20 @@
         <w:pStyle w:val="BlockText"/>
       </w:pPr>
       <w:r>
-        <w:t xml:space="preserve">[Me]</w:t>
-      </w:r>
-      <w:r>
-        <w:t xml:space="preserve"> </w:t>
-      </w:r>
-      <w:r>
+        <w:rPr>
+          <w:i/>
+          <w:iCs/>
+        </w:rPr>
+        <w:t xml:space="preserve">[Me]</w:t>
+      </w:r>
+      <w:r>
+        <w:t xml:space="preserve"> </w:t>
+      </w:r>
+      <w:r>
+        <w:rPr>
+          <w:i/>
+          <w:iCs/>
+        </w:rPr>
         <w:t xml:space="preserve">Ciao.</w:t>
       </w:r>
     </w:p>
